--- a/docs/23_체험학습_계획_결과보고서.docx
+++ b/docs/23_체험학습_계획_결과보고서.docx
@@ -11,7 +11,7 @@
         <w:rPr>
           <w:b w:val="0"/>
         </w:rPr>
-        <w:t>(교회명) 교회학교 외부 체험학습 계획 및 결과 보고서</w:t>
+        <w:t>________년 (교회명) 교회학교 체험학습 계획서</w:t>
       </w:r>
     </w:p>
     <w:p>
@@ -22,18 +22,7 @@
         <w:rPr>
           <w:b w:val="0"/>
         </w:rPr>
-        <w:t>[계획] 교회학교 외부 체험학습 계획서</w:t>
-      </w:r>
-    </w:p>
-    <w:p>
-      <w:pPr>
-        <w:pStyle w:val="Heading3"/>
-      </w:pPr>
-      <w:r>
-        <w:rPr>
-          <w:b w:val="0"/>
-        </w:rPr>
-        <w:t>1. 개요</w:t>
+        <w:t>개요</w:t>
       </w:r>
     </w:p>
     <w:p>
@@ -42,15 +31,9 @@
       </w:pPr>
       <w:r>
         <w:rPr>
-          <w:b/>
-        </w:rPr>
-        <w:t>행사명:</w:t>
-      </w:r>
-      <w:r>
-        <w:rPr>
           <w:b w:val="0"/>
         </w:rPr>
-        <w:t xml:space="preserve"> ________________________________________</w:t>
+        <w:t>주제 : ________</w:t>
       </w:r>
     </w:p>
     <w:p>
@@ -59,15 +42,9 @@
       </w:pPr>
       <w:r>
         <w:rPr>
-          <w:b/>
-        </w:rPr>
-        <w:t>일시:</w:t>
-      </w:r>
-      <w:r>
-        <w:rPr>
           <w:b w:val="0"/>
         </w:rPr>
-        <w:t xml:space="preserve"> 20____년 ____월 ____일(요일) ____시 ____분 ~ ____시 ____분</w:t>
+        <w:t>주제 말씀 : ________</w:t>
       </w:r>
     </w:p>
     <w:p>
@@ -76,15 +53,9 @@
       </w:pPr>
       <w:r>
         <w:rPr>
-          <w:b/>
-        </w:rPr>
-        <w:t>장소:</w:t>
-      </w:r>
-      <w:r>
-        <w:rPr>
           <w:b w:val="0"/>
         </w:rPr>
-        <w:t xml:space="preserve"> ________________ (주소: ________________________________)</w:t>
+        <w:t>목적 : 하나님의 창조세계를 살펴보고, 함께하는 활동을 통해 배려와 협력을 배운다.</w:t>
       </w:r>
     </w:p>
     <w:p>
@@ -93,26 +64,9 @@
       </w:pPr>
       <w:r>
         <w:rPr>
-          <w:b/>
-        </w:rPr>
-        <w:t>대상:</w:t>
-      </w:r>
-      <w:r>
-        <w:rPr>
           <w:b w:val="0"/>
         </w:rPr>
-        <w:t xml:space="preserve"> (교회명) 교회학교 학생 및 교사, 자원봉사자</w:t>
-      </w:r>
-    </w:p>
-    <w:p>
-      <w:pPr>
-        <w:pStyle w:val="Heading3"/>
-      </w:pPr>
-      <w:r>
-        <w:rPr>
-          <w:b w:val="0"/>
-        </w:rPr>
-        <w:t>2. 목적 및 성경 본문</w:t>
+        <w:t>장소 : ________</w:t>
       </w:r>
     </w:p>
     <w:p>
@@ -121,15 +75,9 @@
       </w:pPr>
       <w:r>
         <w:rPr>
-          <w:b/>
-        </w:rPr>
-        <w:t>목적:</w:t>
-      </w:r>
-      <w:r>
-        <w:rPr>
           <w:b w:val="0"/>
         </w:rPr>
-        <w:t xml:space="preserve"> ________________________________________________________________</w:t>
+        <w:t>일시 : ________년 ________월 ________일 ________시 ~ ________시</w:t>
       </w:r>
     </w:p>
     <w:p>
@@ -138,26 +86,1518 @@
       </w:pPr>
       <w:r>
         <w:rPr>
-          <w:b/>
-        </w:rPr>
-        <w:t>주제 성구:</w:t>
-      </w:r>
-      <w:r>
-        <w:rPr>
           <w:b w:val="0"/>
         </w:rPr>
-        <w:t xml:space="preserve"> (확인 필요) ________________ (예: 시편 19:1, 창세기 1:1 등)</w:t>
+        <w:t>담당 : ________</w:t>
       </w:r>
     </w:p>
     <w:p>
       <w:pPr>
-        <w:pStyle w:val="Heading3"/>
+        <w:pStyle w:val="ListBullet"/>
       </w:pPr>
       <w:r>
         <w:rPr>
           <w:b w:val="0"/>
         </w:rPr>
-        <w:t>3. 세부 일정</w:t>
+        <w:t>대상 : (예상 인원 ________명: 학생 ________, 교사 ________)</w:t>
+      </w:r>
+    </w:p>
+    <w:p>
+      <w:pPr>
+        <w:pStyle w:val="Heading2"/>
+      </w:pPr>
+      <w:r>
+        <w:rPr>
+          <w:b w:val="0"/>
+        </w:rPr>
+        <w:t>준비물</w:t>
+      </w:r>
+    </w:p>
+    <w:tbl>
+      <w:tblPr>
+        <w:tblStyle w:val="TableGrid"/>
+        <w:tblW w:type="auto" w:w="0"/>
+        <w:tblLook w:firstColumn="1" w:firstRow="1" w:lastColumn="0" w:lastRow="0" w:noHBand="0" w:noVBand="1" w:val="04A0"/>
+      </w:tblPr>
+      <w:tblGrid>
+        <w:gridCol w:w="2880"/>
+        <w:gridCol w:w="2880"/>
+        <w:gridCol w:w="2880"/>
+      </w:tblGrid>
+      <w:tr>
+        <w:tc>
+          <w:tcPr>
+            <w:tcW w:type="dxa" w:w="2880"/>
+          </w:tcPr>
+          <w:p>
+            <w:r>
+              <w:rPr>
+                <w:b/>
+              </w:rPr>
+              <w:t>구분</w:t>
+            </w:r>
+          </w:p>
+        </w:tc>
+        <w:tc>
+          <w:tcPr>
+            <w:tcW w:type="dxa" w:w="2880"/>
+          </w:tcPr>
+          <w:p>
+            <w:r>
+              <w:rPr>
+                <w:b/>
+              </w:rPr>
+              <w:t>준비물</w:t>
+            </w:r>
+          </w:p>
+        </w:tc>
+        <w:tc>
+          <w:tcPr>
+            <w:tcW w:type="dxa" w:w="2880"/>
+          </w:tcPr>
+          <w:p>
+            <w:r>
+              <w:rPr>
+                <w:b/>
+              </w:rPr>
+              <w:t>비고</w:t>
+            </w:r>
+          </w:p>
+        </w:tc>
+      </w:tr>
+      <w:tr>
+        <w:tc>
+          <w:tcPr>
+            <w:tcW w:type="dxa" w:w="2880"/>
+          </w:tcPr>
+          <w:p>
+            <w:r>
+              <w:rPr>
+                <w:b w:val="0"/>
+              </w:rPr>
+              <w:t>학생</w:t>
+            </w:r>
+          </w:p>
+        </w:tc>
+        <w:tc>
+          <w:tcPr>
+            <w:tcW w:type="dxa" w:w="2880"/>
+          </w:tcPr>
+          <w:p>
+            <w:r>
+              <w:rPr>
+                <w:b w:val="0"/>
+              </w:rPr>
+              <w:t>물, 모자, 편한 신발, ________</w:t>
+            </w:r>
+          </w:p>
+        </w:tc>
+        <w:tc>
+          <w:tcPr>
+            <w:tcW w:type="dxa" w:w="2880"/>
+          </w:tcPr>
+          <w:p>
+            <w:r>
+              <w:rPr>
+                <w:b w:val="0"/>
+              </w:rPr>
+              <w:t>개인 소지품에 이름 표시</w:t>
+            </w:r>
+          </w:p>
+        </w:tc>
+      </w:tr>
+      <w:tr>
+        <w:tc>
+          <w:tcPr>
+            <w:tcW w:type="dxa" w:w="2880"/>
+          </w:tcPr>
+          <w:p>
+            <w:r>
+              <w:rPr>
+                <w:b w:val="0"/>
+              </w:rPr>
+              <w:t>공용</w:t>
+            </w:r>
+          </w:p>
+        </w:tc>
+        <w:tc>
+          <w:tcPr>
+            <w:tcW w:type="dxa" w:w="2880"/>
+          </w:tcPr>
+          <w:p>
+            <w:r>
+              <w:rPr>
+                <w:b w:val="0"/>
+              </w:rPr>
+              <w:t>구급함, 비상연락망, 참가자 명단</w:t>
+            </w:r>
+          </w:p>
+        </w:tc>
+        <w:tc>
+          <w:tcPr>
+            <w:tcW w:type="dxa" w:w="2880"/>
+          </w:tcPr>
+          <w:p>
+            <w:r>
+              <w:rPr>
+                <w:b w:val="0"/>
+              </w:rPr>
+              <w:t>인솔 교사 보관</w:t>
+            </w:r>
+          </w:p>
+        </w:tc>
+      </w:tr>
+      <w:tr>
+        <w:tc>
+          <w:tcPr>
+            <w:tcW w:type="dxa" w:w="2880"/>
+          </w:tcPr>
+          <w:p>
+            <w:r>
+              <w:rPr>
+                <w:b w:val="0"/>
+              </w:rPr>
+              <w:t>활동</w:t>
+            </w:r>
+          </w:p>
+        </w:tc>
+        <w:tc>
+          <w:tcPr>
+            <w:tcW w:type="dxa" w:w="2880"/>
+          </w:tcPr>
+          <w:p>
+            <w:r>
+              <w:rPr>
+                <w:b w:val="0"/>
+              </w:rPr>
+              <w:t>활동지, 필기도구, ________</w:t>
+            </w:r>
+          </w:p>
+        </w:tc>
+        <w:tc>
+          <w:tcPr>
+            <w:tcW w:type="dxa" w:w="2880"/>
+          </w:tcPr>
+          <w:p>
+            <w:r>
+              <w:rPr>
+                <w:b w:val="0"/>
+              </w:rPr>
+              <w:t>담당 : ________</w:t>
+            </w:r>
+          </w:p>
+        </w:tc>
+      </w:tr>
+      <w:tr>
+        <w:tc>
+          <w:tcPr>
+            <w:tcW w:type="dxa" w:w="2880"/>
+          </w:tcPr>
+          <w:p>
+            <w:r>
+              <w:rPr>
+                <w:b w:val="0"/>
+              </w:rPr>
+              <w:t>식사·간식</w:t>
+            </w:r>
+          </w:p>
+        </w:tc>
+        <w:tc>
+          <w:tcPr>
+            <w:tcW w:type="dxa" w:w="2880"/>
+          </w:tcPr>
+          <w:p>
+            <w:r>
+              <w:rPr>
+                <w:b w:val="0"/>
+              </w:rPr>
+              <w:t>________</w:t>
+            </w:r>
+          </w:p>
+        </w:tc>
+        <w:tc>
+          <w:tcPr>
+            <w:tcW w:type="dxa" w:w="2880"/>
+          </w:tcPr>
+          <w:p>
+            <w:r>
+              <w:rPr>
+                <w:b w:val="0"/>
+              </w:rPr>
+              <w:t>알레르기 사전 확인</w:t>
+            </w:r>
+          </w:p>
+        </w:tc>
+      </w:tr>
+    </w:tbl>
+    <w:p/>
+    <w:p>
+      <w:pPr>
+        <w:pStyle w:val="Heading2"/>
+      </w:pPr>
+      <w:r>
+        <w:rPr>
+          <w:b w:val="0"/>
+        </w:rPr>
+        <w:t>시간표</w:t>
+      </w:r>
+    </w:p>
+    <w:tbl>
+      <w:tblPr>
+        <w:tblStyle w:val="TableGrid"/>
+        <w:tblW w:type="auto" w:w="0"/>
+        <w:tblLook w:firstColumn="1" w:firstRow="1" w:lastColumn="0" w:lastRow="0" w:noHBand="0" w:noVBand="1" w:val="04A0"/>
+      </w:tblPr>
+      <w:tblGrid>
+        <w:gridCol w:w="2880"/>
+        <w:gridCol w:w="2880"/>
+        <w:gridCol w:w="2880"/>
+      </w:tblGrid>
+      <w:tr>
+        <w:tc>
+          <w:tcPr>
+            <w:tcW w:type="dxa" w:w="2880"/>
+          </w:tcPr>
+          <w:p>
+            <w:r>
+              <w:rPr>
+                <w:b/>
+              </w:rPr>
+              <w:t>시간</w:t>
+            </w:r>
+          </w:p>
+        </w:tc>
+        <w:tc>
+          <w:tcPr>
+            <w:tcW w:type="dxa" w:w="2880"/>
+          </w:tcPr>
+          <w:p>
+            <w:r>
+              <w:rPr>
+                <w:b/>
+              </w:rPr>
+              <w:t>당일 일정</w:t>
+            </w:r>
+          </w:p>
+        </w:tc>
+        <w:tc>
+          <w:tcPr>
+            <w:tcW w:type="dxa" w:w="2880"/>
+          </w:tcPr>
+          <w:p>
+            <w:r>
+              <w:rPr>
+                <w:b/>
+              </w:rPr>
+              <w:t>담당</w:t>
+            </w:r>
+          </w:p>
+        </w:tc>
+      </w:tr>
+      <w:tr>
+        <w:tc>
+          <w:tcPr>
+            <w:tcW w:type="dxa" w:w="2880"/>
+          </w:tcPr>
+          <w:p>
+            <w:r>
+              <w:rPr>
+                <w:b w:val="0"/>
+              </w:rPr>
+              <w:t>________</w:t>
+            </w:r>
+          </w:p>
+        </w:tc>
+        <w:tc>
+          <w:tcPr>
+            <w:tcW w:type="dxa" w:w="2880"/>
+          </w:tcPr>
+          <w:p>
+            <w:r>
+              <w:rPr>
+                <w:b w:val="0"/>
+              </w:rPr>
+              <w:t>교회 집합, 출석·건강 확인, 기도</w:t>
+            </w:r>
+          </w:p>
+        </w:tc>
+        <w:tc>
+          <w:tcPr>
+            <w:tcW w:type="dxa" w:w="2880"/>
+          </w:tcPr>
+          <w:p>
+            <w:r>
+              <w:rPr>
+                <w:b w:val="0"/>
+              </w:rPr>
+              <w:t>________</w:t>
+            </w:r>
+          </w:p>
+        </w:tc>
+      </w:tr>
+      <w:tr>
+        <w:tc>
+          <w:tcPr>
+            <w:tcW w:type="dxa" w:w="2880"/>
+          </w:tcPr>
+          <w:p>
+            <w:r>
+              <w:rPr>
+                <w:b w:val="0"/>
+              </w:rPr>
+              <w:t>________</w:t>
+            </w:r>
+          </w:p>
+        </w:tc>
+        <w:tc>
+          <w:tcPr>
+            <w:tcW w:type="dxa" w:w="2880"/>
+          </w:tcPr>
+          <w:p>
+            <w:r>
+              <w:rPr>
+                <w:b w:val="0"/>
+              </w:rPr>
+              <w:t>안전교육 및 출발</w:t>
+            </w:r>
+          </w:p>
+        </w:tc>
+        <w:tc>
+          <w:tcPr>
+            <w:tcW w:type="dxa" w:w="2880"/>
+          </w:tcPr>
+          <w:p>
+            <w:r>
+              <w:rPr>
+                <w:b w:val="0"/>
+              </w:rPr>
+              <w:t>________</w:t>
+            </w:r>
+          </w:p>
+        </w:tc>
+      </w:tr>
+      <w:tr>
+        <w:tc>
+          <w:tcPr>
+            <w:tcW w:type="dxa" w:w="2880"/>
+          </w:tcPr>
+          <w:p>
+            <w:r>
+              <w:rPr>
+                <w:b w:val="0"/>
+              </w:rPr>
+              <w:t>________</w:t>
+            </w:r>
+          </w:p>
+        </w:tc>
+        <w:tc>
+          <w:tcPr>
+            <w:tcW w:type="dxa" w:w="2880"/>
+          </w:tcPr>
+          <w:p>
+            <w:r>
+              <w:rPr>
+                <w:b w:val="0"/>
+              </w:rPr>
+              <w:t>현장 도착, 인원 확인, 관람·체험</w:t>
+            </w:r>
+          </w:p>
+        </w:tc>
+        <w:tc>
+          <w:tcPr>
+            <w:tcW w:type="dxa" w:w="2880"/>
+          </w:tcPr>
+          <w:p>
+            <w:r>
+              <w:rPr>
+                <w:b w:val="0"/>
+              </w:rPr>
+              <w:t>________</w:t>
+            </w:r>
+          </w:p>
+        </w:tc>
+      </w:tr>
+      <w:tr>
+        <w:tc>
+          <w:tcPr>
+            <w:tcW w:type="dxa" w:w="2880"/>
+          </w:tcPr>
+          <w:p>
+            <w:r>
+              <w:rPr>
+                <w:b w:val="0"/>
+              </w:rPr>
+              <w:t>________</w:t>
+            </w:r>
+          </w:p>
+        </w:tc>
+        <w:tc>
+          <w:tcPr>
+            <w:tcW w:type="dxa" w:w="2880"/>
+          </w:tcPr>
+          <w:p>
+            <w:r>
+              <w:rPr>
+                <w:b w:val="0"/>
+              </w:rPr>
+              <w:t>점심 식사 및 휴식</w:t>
+            </w:r>
+          </w:p>
+        </w:tc>
+        <w:tc>
+          <w:tcPr>
+            <w:tcW w:type="dxa" w:w="2880"/>
+          </w:tcPr>
+          <w:p>
+            <w:r>
+              <w:rPr>
+                <w:b w:val="0"/>
+              </w:rPr>
+              <w:t>________</w:t>
+            </w:r>
+          </w:p>
+        </w:tc>
+      </w:tr>
+      <w:tr>
+        <w:tc>
+          <w:tcPr>
+            <w:tcW w:type="dxa" w:w="2880"/>
+          </w:tcPr>
+          <w:p>
+            <w:r>
+              <w:rPr>
+                <w:b w:val="0"/>
+              </w:rPr>
+              <w:t>________</w:t>
+            </w:r>
+          </w:p>
+        </w:tc>
+        <w:tc>
+          <w:tcPr>
+            <w:tcW w:type="dxa" w:w="2880"/>
+          </w:tcPr>
+          <w:p>
+            <w:r>
+              <w:rPr>
+                <w:b w:val="0"/>
+              </w:rPr>
+              <w:t>특별활동, 정리 및 인원 확인</w:t>
+            </w:r>
+          </w:p>
+        </w:tc>
+        <w:tc>
+          <w:tcPr>
+            <w:tcW w:type="dxa" w:w="2880"/>
+          </w:tcPr>
+          <w:p>
+            <w:r>
+              <w:rPr>
+                <w:b w:val="0"/>
+              </w:rPr>
+              <w:t>________</w:t>
+            </w:r>
+          </w:p>
+        </w:tc>
+      </w:tr>
+      <w:tr>
+        <w:tc>
+          <w:tcPr>
+            <w:tcW w:type="dxa" w:w="2880"/>
+          </w:tcPr>
+          <w:p>
+            <w:r>
+              <w:rPr>
+                <w:b w:val="0"/>
+              </w:rPr>
+              <w:t>________</w:t>
+            </w:r>
+          </w:p>
+        </w:tc>
+        <w:tc>
+          <w:tcPr>
+            <w:tcW w:type="dxa" w:w="2880"/>
+          </w:tcPr>
+          <w:p>
+            <w:r>
+              <w:rPr>
+                <w:b w:val="0"/>
+              </w:rPr>
+              <w:t>교회 도착, 보호자 인계</w:t>
+            </w:r>
+          </w:p>
+        </w:tc>
+        <w:tc>
+          <w:tcPr>
+            <w:tcW w:type="dxa" w:w="2880"/>
+          </w:tcPr>
+          <w:p>
+            <w:r>
+              <w:rPr>
+                <w:b w:val="0"/>
+              </w:rPr>
+              <w:t>________</w:t>
+            </w:r>
+          </w:p>
+        </w:tc>
+      </w:tr>
+    </w:tbl>
+    <w:p/>
+    <w:p>
+      <w:pPr>
+        <w:pStyle w:val="Heading2"/>
+      </w:pPr>
+      <w:r>
+        <w:rPr>
+          <w:b w:val="0"/>
+        </w:rPr>
+        <w:t>특별활동</w:t>
+      </w:r>
+    </w:p>
+    <w:p>
+      <w:r>
+        <w:rPr>
+          <w:b w:val="0"/>
+        </w:rPr>
+        <w:t>1) 관찰하기 : 인상 깊은 것을 찾아 활동지에 기록한다.</w:t>
+      </w:r>
+    </w:p>
+    <w:p>
+      <w:r>
+        <w:rPr>
+          <w:b w:val="0"/>
+        </w:rPr>
+        <w:t>2) 함께하기 : 모둠별로 ________ 체험에 참여한다.</w:t>
+      </w:r>
+    </w:p>
+    <w:p>
+      <w:r>
+        <w:rPr>
+          <w:b w:val="0"/>
+        </w:rPr>
+        <w:t>3) 나누기 : 감사한 일과 배운 점을 한 가지씩 나눈다.</w:t>
+      </w:r>
+    </w:p>
+    <w:p>
+      <w:pPr>
+        <w:pStyle w:val="Heading2"/>
+      </w:pPr>
+      <w:r>
+        <w:rPr>
+          <w:b w:val="0"/>
+        </w:rPr>
+        <w:t>인솔·안전</w:t>
+      </w:r>
+    </w:p>
+    <w:tbl>
+      <w:tblPr>
+        <w:tblStyle w:val="TableGrid"/>
+        <w:tblW w:type="auto" w:w="0"/>
+        <w:tblLook w:firstColumn="1" w:firstRow="1" w:lastColumn="0" w:lastRow="0" w:noHBand="0" w:noVBand="1" w:val="04A0"/>
+      </w:tblPr>
+      <w:tblGrid>
+        <w:gridCol w:w="2880"/>
+        <w:gridCol w:w="2880"/>
+        <w:gridCol w:w="2880"/>
+      </w:tblGrid>
+      <w:tr>
+        <w:tc>
+          <w:tcPr>
+            <w:tcW w:type="dxa" w:w="2880"/>
+          </w:tcPr>
+          <w:p>
+            <w:r>
+              <w:rPr>
+                <w:b/>
+              </w:rPr>
+              <w:t>구분</w:t>
+            </w:r>
+          </w:p>
+        </w:tc>
+        <w:tc>
+          <w:tcPr>
+            <w:tcW w:type="dxa" w:w="2880"/>
+          </w:tcPr>
+          <w:p>
+            <w:r>
+              <w:rPr>
+                <w:b/>
+              </w:rPr>
+              <w:t>확인·실행 사항</w:t>
+            </w:r>
+          </w:p>
+        </w:tc>
+        <w:tc>
+          <w:tcPr>
+            <w:tcW w:type="dxa" w:w="2880"/>
+          </w:tcPr>
+          <w:p>
+            <w:r>
+              <w:rPr>
+                <w:b/>
+              </w:rPr>
+              <w:t>담당</w:t>
+            </w:r>
+          </w:p>
+        </w:tc>
+      </w:tr>
+      <w:tr>
+        <w:tc>
+          <w:tcPr>
+            <w:tcW w:type="dxa" w:w="2880"/>
+          </w:tcPr>
+          <w:p>
+            <w:r>
+              <w:rPr>
+                <w:b w:val="0"/>
+              </w:rPr>
+              <w:t>인솔 배정</w:t>
+            </w:r>
+          </w:p>
+        </w:tc>
+        <w:tc>
+          <w:tcPr>
+            <w:tcW w:type="dxa" w:w="2880"/>
+          </w:tcPr>
+          <w:p>
+            <w:r>
+              <w:rPr>
+                <w:b w:val="0"/>
+              </w:rPr>
+              <w:t>총괄 ________ / 모둠별 학생 ________명, 교사 ________명</w:t>
+            </w:r>
+          </w:p>
+        </w:tc>
+        <w:tc>
+          <w:tcPr>
+            <w:tcW w:type="dxa" w:w="2880"/>
+          </w:tcPr>
+          <w:p>
+            <w:r>
+              <w:rPr>
+                <w:b w:val="0"/>
+              </w:rPr>
+              <w:t>________</w:t>
+            </w:r>
+          </w:p>
+        </w:tc>
+      </w:tr>
+      <w:tr>
+        <w:tc>
+          <w:tcPr>
+            <w:tcW w:type="dxa" w:w="2880"/>
+          </w:tcPr>
+          <w:p>
+            <w:r>
+              <w:rPr>
+                <w:b w:val="0"/>
+              </w:rPr>
+              <w:t>이동</w:t>
+            </w:r>
+          </w:p>
+        </w:tc>
+        <w:tc>
+          <w:tcPr>
+            <w:tcW w:type="dxa" w:w="2880"/>
+          </w:tcPr>
+          <w:p>
+            <w:r>
+              <w:rPr>
+                <w:b w:val="0"/>
+              </w:rPr>
+              <w:t>교통편 ________ / 승하차 때마다 인원 확인, 안전띠 착용</w:t>
+            </w:r>
+          </w:p>
+        </w:tc>
+        <w:tc>
+          <w:tcPr>
+            <w:tcW w:type="dxa" w:w="2880"/>
+          </w:tcPr>
+          <w:p>
+            <w:r>
+              <w:rPr>
+                <w:b w:val="0"/>
+              </w:rPr>
+              <w:t>________</w:t>
+            </w:r>
+          </w:p>
+        </w:tc>
+      </w:tr>
+      <w:tr>
+        <w:tc>
+          <w:tcPr>
+            <w:tcW w:type="dxa" w:w="2880"/>
+          </w:tcPr>
+          <w:p>
+            <w:r>
+              <w:rPr>
+                <w:b w:val="0"/>
+              </w:rPr>
+              <w:t>사전 확인</w:t>
+            </w:r>
+          </w:p>
+        </w:tc>
+        <w:tc>
+          <w:tcPr>
+            <w:tcW w:type="dxa" w:w="2880"/>
+          </w:tcPr>
+          <w:p>
+            <w:r>
+              <w:rPr>
+                <w:b w:val="0"/>
+              </w:rPr>
+              <w:t>보호자 참가 동의, 비상연락처, 알레르기·복약 사항 확인</w:t>
+            </w:r>
+          </w:p>
+        </w:tc>
+        <w:tc>
+          <w:tcPr>
+            <w:tcW w:type="dxa" w:w="2880"/>
+          </w:tcPr>
+          <w:p>
+            <w:r>
+              <w:rPr>
+                <w:b w:val="0"/>
+              </w:rPr>
+              <w:t>________</w:t>
+            </w:r>
+          </w:p>
+        </w:tc>
+      </w:tr>
+      <w:tr>
+        <w:tc>
+          <w:tcPr>
+            <w:tcW w:type="dxa" w:w="2880"/>
+          </w:tcPr>
+          <w:p>
+            <w:r>
+              <w:rPr>
+                <w:b w:val="0"/>
+              </w:rPr>
+              <w:t>현장 활동</w:t>
+            </w:r>
+          </w:p>
+        </w:tc>
+        <w:tc>
+          <w:tcPr>
+            <w:tcW w:type="dxa" w:w="2880"/>
+          </w:tcPr>
+          <w:p>
+            <w:r>
+              <w:rPr>
+                <w:b w:val="0"/>
+              </w:rPr>
+              <w:t>활동 범위·집합 장소 안내, 단독 이동 금지, 화장실 동행</w:t>
+            </w:r>
+          </w:p>
+        </w:tc>
+        <w:tc>
+          <w:tcPr>
+            <w:tcW w:type="dxa" w:w="2880"/>
+          </w:tcPr>
+          <w:p>
+            <w:r>
+              <w:rPr>
+                <w:b w:val="0"/>
+              </w:rPr>
+              <w:t>________</w:t>
+            </w:r>
+          </w:p>
+        </w:tc>
+      </w:tr>
+      <w:tr>
+        <w:tc>
+          <w:tcPr>
+            <w:tcW w:type="dxa" w:w="2880"/>
+          </w:tcPr>
+          <w:p>
+            <w:r>
+              <w:rPr>
+                <w:b w:val="0"/>
+              </w:rPr>
+              <w:t>응급 대응</w:t>
+            </w:r>
+          </w:p>
+        </w:tc>
+        <w:tc>
+          <w:tcPr>
+            <w:tcW w:type="dxa" w:w="2880"/>
+          </w:tcPr>
+          <w:p>
+            <w:r>
+              <w:rPr>
+                <w:b w:val="0"/>
+              </w:rPr>
+              <w:t>구급함 위치 ________ / 인근 의료기관 ________ / 응급 시 119 신고 후 보호자·교회에 연락</w:t>
+            </w:r>
+          </w:p>
+        </w:tc>
+        <w:tc>
+          <w:tcPr>
+            <w:tcW w:type="dxa" w:w="2880"/>
+          </w:tcPr>
+          <w:p>
+            <w:r>
+              <w:rPr>
+                <w:b w:val="0"/>
+              </w:rPr>
+              <w:t>________</w:t>
+            </w:r>
+          </w:p>
+        </w:tc>
+      </w:tr>
+      <w:tr>
+        <w:tc>
+          <w:tcPr>
+            <w:tcW w:type="dxa" w:w="2880"/>
+          </w:tcPr>
+          <w:p>
+            <w:r>
+              <w:rPr>
+                <w:b w:val="0"/>
+              </w:rPr>
+              <w:t>일정 변경</w:t>
+            </w:r>
+          </w:p>
+        </w:tc>
+        <w:tc>
+          <w:tcPr>
+            <w:tcW w:type="dxa" w:w="2880"/>
+          </w:tcPr>
+          <w:p>
+            <w:r>
+              <w:rPr>
+                <w:b w:val="0"/>
+              </w:rPr>
+              <w:t>우천·폭염 시 대체 장소 ________ / 변경 안내 시각 ________</w:t>
+            </w:r>
+          </w:p>
+        </w:tc>
+        <w:tc>
+          <w:tcPr>
+            <w:tcW w:type="dxa" w:w="2880"/>
+          </w:tcPr>
+          <w:p>
+            <w:r>
+              <w:rPr>
+                <w:b w:val="0"/>
+              </w:rPr>
+              <w:t>________</w:t>
+            </w:r>
+          </w:p>
+        </w:tc>
+      </w:tr>
+      <w:tr>
+        <w:tc>
+          <w:tcPr>
+            <w:tcW w:type="dxa" w:w="2880"/>
+          </w:tcPr>
+          <w:p>
+            <w:r>
+              <w:rPr>
+                <w:b w:val="0"/>
+              </w:rPr>
+              <w:t>귀가</w:t>
+            </w:r>
+          </w:p>
+        </w:tc>
+        <w:tc>
+          <w:tcPr>
+            <w:tcW w:type="dxa" w:w="2880"/>
+          </w:tcPr>
+          <w:p>
+            <w:r>
+              <w:rPr>
+                <w:b w:val="0"/>
+              </w:rPr>
+              <w:t>보호자 또는 사전 지정 인계자 확인 후 귀가</w:t>
+            </w:r>
+          </w:p>
+        </w:tc>
+        <w:tc>
+          <w:tcPr>
+            <w:tcW w:type="dxa" w:w="2880"/>
+          </w:tcPr>
+          <w:p>
+            <w:r>
+              <w:rPr>
+                <w:b w:val="0"/>
+              </w:rPr>
+              <w:t>________</w:t>
+            </w:r>
+          </w:p>
+        </w:tc>
+      </w:tr>
+    </w:tbl>
+    <w:p/>
+    <w:p>
+      <w:pPr>
+        <w:pStyle w:val="Heading2"/>
+      </w:pPr>
+      <w:r>
+        <w:rPr>
+          <w:b w:val="0"/>
+        </w:rPr>
+        <w:t>예산표</w:t>
+      </w:r>
+    </w:p>
+    <w:p>
+      <w:r>
+        <w:rPr>
+          <w:b w:val="0"/>
+        </w:rPr>
+        <w:t>단위: 원</w:t>
+      </w:r>
+    </w:p>
+    <w:tbl>
+      <w:tblPr>
+        <w:tblStyle w:val="TableGrid"/>
+        <w:tblW w:type="auto" w:w="0"/>
+        <w:tblLook w:firstColumn="1" w:firstRow="1" w:lastColumn="0" w:lastRow="0" w:noHBand="0" w:noVBand="1" w:val="04A0"/>
+      </w:tblPr>
+      <w:tblGrid>
+        <w:gridCol w:w="1728"/>
+        <w:gridCol w:w="1728"/>
+        <w:gridCol w:w="1728"/>
+        <w:gridCol w:w="1728"/>
+        <w:gridCol w:w="1728"/>
+      </w:tblGrid>
+      <w:tr>
+        <w:tc>
+          <w:tcPr>
+            <w:tcW w:type="dxa" w:w="1728"/>
+          </w:tcPr>
+          <w:p>
+            <w:r>
+              <w:rPr>
+                <w:b/>
+              </w:rPr>
+              <w:t>항목</w:t>
+            </w:r>
+          </w:p>
+        </w:tc>
+        <w:tc>
+          <w:tcPr>
+            <w:tcW w:type="dxa" w:w="1728"/>
+          </w:tcPr>
+          <w:p>
+            <w:r>
+              <w:rPr>
+                <w:b/>
+              </w:rPr>
+              <w:t>단가</w:t>
+            </w:r>
+          </w:p>
+        </w:tc>
+        <w:tc>
+          <w:tcPr>
+            <w:tcW w:type="dxa" w:w="1728"/>
+          </w:tcPr>
+          <w:p>
+            <w:r>
+              <w:rPr>
+                <w:b/>
+              </w:rPr>
+              <w:t>수량</w:t>
+            </w:r>
+          </w:p>
+        </w:tc>
+        <w:tc>
+          <w:tcPr>
+            <w:tcW w:type="dxa" w:w="1728"/>
+          </w:tcPr>
+          <w:p>
+            <w:r>
+              <w:rPr>
+                <w:b/>
+              </w:rPr>
+              <w:t>금액</w:t>
+            </w:r>
+          </w:p>
+        </w:tc>
+        <w:tc>
+          <w:tcPr>
+            <w:tcW w:type="dxa" w:w="1728"/>
+          </w:tcPr>
+          <w:p>
+            <w:r>
+              <w:rPr>
+                <w:b/>
+              </w:rPr>
+              <w:t>비고</w:t>
+            </w:r>
+          </w:p>
+        </w:tc>
+      </w:tr>
+      <w:tr>
+        <w:tc>
+          <w:tcPr>
+            <w:tcW w:type="dxa" w:w="1728"/>
+          </w:tcPr>
+          <w:p>
+            <w:r>
+              <w:rPr>
+                <w:b w:val="0"/>
+              </w:rPr>
+              <w:t>교통비</w:t>
+            </w:r>
+          </w:p>
+        </w:tc>
+        <w:tc>
+          <w:tcPr>
+            <w:tcW w:type="dxa" w:w="1728"/>
+          </w:tcPr>
+          <w:p>
+            <w:r>
+              <w:rPr>
+                <w:b w:val="0"/>
+              </w:rPr>
+              <w:t>________</w:t>
+            </w:r>
+          </w:p>
+        </w:tc>
+        <w:tc>
+          <w:tcPr>
+            <w:tcW w:type="dxa" w:w="1728"/>
+          </w:tcPr>
+          <w:p>
+            <w:r>
+              <w:rPr>
+                <w:b w:val="0"/>
+              </w:rPr>
+              <w:t>________</w:t>
+            </w:r>
+          </w:p>
+        </w:tc>
+        <w:tc>
+          <w:tcPr>
+            <w:tcW w:type="dxa" w:w="1728"/>
+          </w:tcPr>
+          <w:p>
+            <w:r>
+              <w:rPr>
+                <w:b w:val="0"/>
+              </w:rPr>
+              <w:t>________</w:t>
+            </w:r>
+          </w:p>
+        </w:tc>
+        <w:tc>
+          <w:tcPr>
+            <w:tcW w:type="dxa" w:w="1728"/>
+          </w:tcPr>
+          <w:p>
+            <w:r>
+              <w:rPr>
+                <w:b w:val="0"/>
+              </w:rPr>
+              <w:t>________</w:t>
+            </w:r>
+          </w:p>
+        </w:tc>
+      </w:tr>
+      <w:tr>
+        <w:tc>
+          <w:tcPr>
+            <w:tcW w:type="dxa" w:w="1728"/>
+          </w:tcPr>
+          <w:p>
+            <w:r>
+              <w:rPr>
+                <w:b w:val="0"/>
+              </w:rPr>
+              <w:t>입장·체험비</w:t>
+            </w:r>
+          </w:p>
+        </w:tc>
+        <w:tc>
+          <w:tcPr>
+            <w:tcW w:type="dxa" w:w="1728"/>
+          </w:tcPr>
+          <w:p>
+            <w:r>
+              <w:rPr>
+                <w:b w:val="0"/>
+              </w:rPr>
+              <w:t>________</w:t>
+            </w:r>
+          </w:p>
+        </w:tc>
+        <w:tc>
+          <w:tcPr>
+            <w:tcW w:type="dxa" w:w="1728"/>
+          </w:tcPr>
+          <w:p>
+            <w:r>
+              <w:rPr>
+                <w:b w:val="0"/>
+              </w:rPr>
+              <w:t>________</w:t>
+            </w:r>
+          </w:p>
+        </w:tc>
+        <w:tc>
+          <w:tcPr>
+            <w:tcW w:type="dxa" w:w="1728"/>
+          </w:tcPr>
+          <w:p>
+            <w:r>
+              <w:rPr>
+                <w:b w:val="0"/>
+              </w:rPr>
+              <w:t>________</w:t>
+            </w:r>
+          </w:p>
+        </w:tc>
+        <w:tc>
+          <w:tcPr>
+            <w:tcW w:type="dxa" w:w="1728"/>
+          </w:tcPr>
+          <w:p>
+            <w:r>
+              <w:rPr>
+                <w:b w:val="0"/>
+              </w:rPr>
+              <w:t>할인·무료 대상 확인</w:t>
+            </w:r>
+          </w:p>
+        </w:tc>
+      </w:tr>
+      <w:tr>
+        <w:tc>
+          <w:tcPr>
+            <w:tcW w:type="dxa" w:w="1728"/>
+          </w:tcPr>
+          <w:p>
+            <w:r>
+              <w:rPr>
+                <w:b w:val="0"/>
+              </w:rPr>
+              <w:t>식비</w:t>
+            </w:r>
+          </w:p>
+        </w:tc>
+        <w:tc>
+          <w:tcPr>
+            <w:tcW w:type="dxa" w:w="1728"/>
+          </w:tcPr>
+          <w:p>
+            <w:r>
+              <w:rPr>
+                <w:b w:val="0"/>
+              </w:rPr>
+              <w:t>________</w:t>
+            </w:r>
+          </w:p>
+        </w:tc>
+        <w:tc>
+          <w:tcPr>
+            <w:tcW w:type="dxa" w:w="1728"/>
+          </w:tcPr>
+          <w:p>
+            <w:r>
+              <w:rPr>
+                <w:b w:val="0"/>
+              </w:rPr>
+              <w:t>________</w:t>
+            </w:r>
+          </w:p>
+        </w:tc>
+        <w:tc>
+          <w:tcPr>
+            <w:tcW w:type="dxa" w:w="1728"/>
+          </w:tcPr>
+          <w:p>
+            <w:r>
+              <w:rPr>
+                <w:b w:val="0"/>
+              </w:rPr>
+              <w:t>________</w:t>
+            </w:r>
+          </w:p>
+        </w:tc>
+        <w:tc>
+          <w:tcPr>
+            <w:tcW w:type="dxa" w:w="1728"/>
+          </w:tcPr>
+          <w:p>
+            <w:r>
+              <w:rPr>
+                <w:b w:val="0"/>
+              </w:rPr>
+              <w:t>________</w:t>
+            </w:r>
+          </w:p>
+        </w:tc>
+      </w:tr>
+      <w:tr>
+        <w:tc>
+          <w:tcPr>
+            <w:tcW w:type="dxa" w:w="1728"/>
+          </w:tcPr>
+          <w:p>
+            <w:r>
+              <w:rPr>
+                <w:b w:val="0"/>
+              </w:rPr>
+              <w:t>간식·물</w:t>
+            </w:r>
+          </w:p>
+        </w:tc>
+        <w:tc>
+          <w:tcPr>
+            <w:tcW w:type="dxa" w:w="1728"/>
+          </w:tcPr>
+          <w:p>
+            <w:r>
+              <w:rPr>
+                <w:b w:val="0"/>
+              </w:rPr>
+              <w:t>________</w:t>
+            </w:r>
+          </w:p>
+        </w:tc>
+        <w:tc>
+          <w:tcPr>
+            <w:tcW w:type="dxa" w:w="1728"/>
+          </w:tcPr>
+          <w:p>
+            <w:r>
+              <w:rPr>
+                <w:b w:val="0"/>
+              </w:rPr>
+              <w:t>________</w:t>
+            </w:r>
+          </w:p>
+        </w:tc>
+        <w:tc>
+          <w:tcPr>
+            <w:tcW w:type="dxa" w:w="1728"/>
+          </w:tcPr>
+          <w:p>
+            <w:r>
+              <w:rPr>
+                <w:b w:val="0"/>
+              </w:rPr>
+              <w:t>________</w:t>
+            </w:r>
+          </w:p>
+        </w:tc>
+        <w:tc>
+          <w:tcPr>
+            <w:tcW w:type="dxa" w:w="1728"/>
+          </w:tcPr>
+          <w:p>
+            <w:r>
+              <w:rPr>
+                <w:b w:val="0"/>
+              </w:rPr>
+              <w:t>________</w:t>
+            </w:r>
+          </w:p>
+        </w:tc>
+      </w:tr>
+      <w:tr>
+        <w:tc>
+          <w:tcPr>
+            <w:tcW w:type="dxa" w:w="1728"/>
+          </w:tcPr>
+          <w:p>
+            <w:r>
+              <w:rPr>
+                <w:b w:val="0"/>
+              </w:rPr>
+              <w:t>활동·안전용품</w:t>
+            </w:r>
+          </w:p>
+        </w:tc>
+        <w:tc>
+          <w:tcPr>
+            <w:tcW w:type="dxa" w:w="1728"/>
+          </w:tcPr>
+          <w:p>
+            <w:r>
+              <w:rPr>
+                <w:b w:val="0"/>
+              </w:rPr>
+              <w:t>________</w:t>
+            </w:r>
+          </w:p>
+        </w:tc>
+        <w:tc>
+          <w:tcPr>
+            <w:tcW w:type="dxa" w:w="1728"/>
+          </w:tcPr>
+          <w:p>
+            <w:r>
+              <w:rPr>
+                <w:b w:val="0"/>
+              </w:rPr>
+              <w:t>________</w:t>
+            </w:r>
+          </w:p>
+        </w:tc>
+        <w:tc>
+          <w:tcPr>
+            <w:tcW w:type="dxa" w:w="1728"/>
+          </w:tcPr>
+          <w:p>
+            <w:r>
+              <w:rPr>
+                <w:b w:val="0"/>
+              </w:rPr>
+              <w:t>________</w:t>
+            </w:r>
+          </w:p>
+        </w:tc>
+        <w:tc>
+          <w:tcPr>
+            <w:tcW w:type="dxa" w:w="1728"/>
+          </w:tcPr>
+          <w:p>
+            <w:r>
+              <w:rPr>
+                <w:b w:val="0"/>
+              </w:rPr>
+              <w:t>________</w:t>
+            </w:r>
+          </w:p>
+        </w:tc>
+      </w:tr>
+      <w:tr>
+        <w:tc>
+          <w:tcPr>
+            <w:tcW w:type="dxa" w:w="1728"/>
+          </w:tcPr>
+          <w:p>
+            <w:r>
+              <w:rPr>
+                <w:b w:val="0"/>
+              </w:rPr>
+              <w:t>예비비</w:t>
+            </w:r>
+          </w:p>
+        </w:tc>
+        <w:tc>
+          <w:tcPr>
+            <w:tcW w:type="dxa" w:w="1728"/>
+          </w:tcPr>
+          <w:p>
+            <w:r>
+              <w:rPr>
+                <w:b w:val="0"/>
+              </w:rPr>
+              <w:t>________</w:t>
+            </w:r>
+          </w:p>
+        </w:tc>
+        <w:tc>
+          <w:tcPr>
+            <w:tcW w:type="dxa" w:w="1728"/>
+          </w:tcPr>
+          <w:p>
+            <w:r>
+              <w:rPr>
+                <w:b w:val="0"/>
+              </w:rPr>
+              <w:t>________</w:t>
+            </w:r>
+          </w:p>
+        </w:tc>
+        <w:tc>
+          <w:tcPr>
+            <w:tcW w:type="dxa" w:w="1728"/>
+          </w:tcPr>
+          <w:p>
+            <w:r>
+              <w:rPr>
+                <w:b w:val="0"/>
+              </w:rPr>
+              <w:t>________</w:t>
+            </w:r>
+          </w:p>
+        </w:tc>
+        <w:tc>
+          <w:tcPr>
+            <w:tcW w:type="dxa" w:w="1728"/>
+          </w:tcPr>
+          <w:p>
+            <w:r>
+              <w:rPr>
+                <w:b w:val="0"/>
+              </w:rPr>
+              <w:t>________</w:t>
+            </w:r>
+          </w:p>
+        </w:tc>
+      </w:tr>
+      <w:tr>
+        <w:tc>
+          <w:tcPr>
+            <w:tcW w:type="dxa" w:w="1728"/>
+          </w:tcPr>
+          <w:p>
+            <w:r>
+              <w:rPr>
+                <w:b/>
+              </w:rPr>
+              <w:t>합계</w:t>
+            </w:r>
+          </w:p>
+        </w:tc>
+        <w:tc>
+          <w:tcPr>
+            <w:tcW w:type="dxa" w:w="1728"/>
+          </w:tcPr>
+          <w:p/>
+        </w:tc>
+        <w:tc>
+          <w:tcPr>
+            <w:tcW w:type="dxa" w:w="1728"/>
+          </w:tcPr>
+          <w:p/>
+        </w:tc>
+        <w:tc>
+          <w:tcPr>
+            <w:tcW w:type="dxa" w:w="1728"/>
+          </w:tcPr>
+          <w:p>
+            <w:r>
+              <w:rPr>
+                <w:b/>
+              </w:rPr>
+              <w:t>________</w:t>
+            </w:r>
+          </w:p>
+        </w:tc>
+        <w:tc>
+          <w:tcPr>
+            <w:tcW w:type="dxa" w:w="1728"/>
+          </w:tcPr>
+          <w:p/>
+        </w:tc>
+      </w:tr>
+    </w:tbl>
+    <w:p/>
+    <w:p>
+      <w:pPr>
+        <w:pStyle w:val="ListBullet"/>
+      </w:pPr>
+      <w:r>
+        <w:rPr>
+          <w:b w:val="0"/>
+        </w:rPr>
+        <w:t>재원 : 교회 지원 ________원 / 참가비 ________원 / 기타 ________원</w:t>
+      </w:r>
+    </w:p>
+    <w:p>
+      <w:pPr>
+        <w:pStyle w:val="Heading2"/>
+      </w:pPr>
+      <w:r>
+        <w:rPr>
+          <w:b w:val="0"/>
+        </w:rPr>
+        <w:t>구입 목록</w:t>
       </w:r>
     </w:p>
     <w:tbl>
@@ -182,7 +1622,7 @@
               <w:rPr>
                 <w:b/>
               </w:rPr>
-              <w:t>시간</w:t>
+              <w:t>품목</w:t>
             </w:r>
           </w:p>
         </w:tc>
@@ -195,7 +1635,7 @@
               <w:rPr>
                 <w:b/>
               </w:rPr>
-              <w:t>활동 내용</w:t>
+              <w:t>수량</w:t>
             </w:r>
           </w:p>
         </w:tc>
@@ -208,7 +1648,7 @@
               <w:rPr>
                 <w:b/>
               </w:rPr>
-              <w:t>장소</w:t>
+              <w:t>구입처</w:t>
             </w:r>
           </w:p>
         </w:tc>
@@ -221,7 +1661,7 @@
               <w:rPr>
                 <w:b/>
               </w:rPr>
-              <w:t>비고</w:t>
+              <w:t>담당</w:t>
             </w:r>
           </w:p>
         </w:tc>
@@ -236,7 +1676,7 @@
               <w:rPr>
                 <w:b w:val="0"/>
               </w:rPr>
-              <w:t>____:____</w:t>
+              <w:t>________</w:t>
             </w:r>
           </w:p>
         </w:tc>
@@ -249,7 +1689,7 @@
               <w:rPr>
                 <w:b w:val="0"/>
               </w:rPr>
-              <w:t>교회 집결 및 기도</w:t>
+              <w:t>________</w:t>
             </w:r>
           </w:p>
         </w:tc>
@@ -262,7 +1702,7 @@
               <w:rPr>
                 <w:b w:val="0"/>
               </w:rPr>
-              <w:t>(교회명)</w:t>
+              <w:t>________</w:t>
             </w:r>
           </w:p>
         </w:tc>
@@ -270,7 +1710,14 @@
           <w:tcPr>
             <w:tcW w:type="dxa" w:w="2160"/>
           </w:tcPr>
-          <w:p/>
+          <w:p>
+            <w:r>
+              <w:rPr>
+                <w:b w:val="0"/>
+              </w:rPr>
+              <w:t>________</w:t>
+            </w:r>
+          </w:p>
         </w:tc>
       </w:tr>
       <w:tr>
@@ -283,7 +1730,7 @@
               <w:rPr>
                 <w:b w:val="0"/>
               </w:rPr>
-              <w:t>____:____</w:t>
+              <w:t>________</w:t>
             </w:r>
           </w:p>
         </w:tc>
@@ -296,7 +1743,7 @@
               <w:rPr>
                 <w:b w:val="0"/>
               </w:rPr>
-              <w:t>목적지 이동</w:t>
+              <w:t>________</w:t>
             </w:r>
           </w:p>
         </w:tc>
@@ -309,7 +1756,7 @@
               <w:rPr>
                 <w:b w:val="0"/>
               </w:rPr>
-              <w:t>(이동수단: ________)</w:t>
+              <w:t>________</w:t>
             </w:r>
           </w:p>
         </w:tc>
@@ -317,7 +1764,14 @@
           <w:tcPr>
             <w:tcW w:type="dxa" w:w="2160"/>
           </w:tcPr>
-          <w:p/>
+          <w:p>
+            <w:r>
+              <w:rPr>
+                <w:b w:val="0"/>
+              </w:rPr>
+              <w:t>________</w:t>
+            </w:r>
+          </w:p>
         </w:tc>
       </w:tr>
       <w:tr>
@@ -330,7 +1784,7 @@
               <w:rPr>
                 <w:b w:val="0"/>
               </w:rPr>
-              <w:t>____:____</w:t>
+              <w:t>________</w:t>
             </w:r>
           </w:p>
         </w:tc>
@@ -343,7 +1797,7 @@
               <w:rPr>
                 <w:b w:val="0"/>
               </w:rPr>
-              <w:t>오전 활동 및 체험</w:t>
+              <w:t>________</w:t>
             </w:r>
           </w:p>
         </w:tc>
@@ -356,7 +1810,7 @@
               <w:rPr>
                 <w:b w:val="0"/>
               </w:rPr>
-              <w:t>________________</w:t>
+              <w:t>________</w:t>
             </w:r>
           </w:p>
         </w:tc>
@@ -364,7 +1818,463 @@
           <w:tcPr>
             <w:tcW w:type="dxa" w:w="2160"/>
           </w:tcPr>
-          <w:p/>
+          <w:p>
+            <w:r>
+              <w:rPr>
+                <w:b w:val="0"/>
+              </w:rPr>
+              <w:t>________</w:t>
+            </w:r>
+          </w:p>
+        </w:tc>
+      </w:tr>
+    </w:tbl>
+    <w:p/>
+    <w:p>
+      <w:pPr>
+        <w:pStyle w:val="Heading1"/>
+        <w:jc w:val="center"/>
+      </w:pPr>
+      <w:r>
+        <w:rPr>
+          <w:b w:val="0"/>
+        </w:rPr>
+        <w:t>________년 (교회명) 교회학교 체험학습 결과 보고서</w:t>
+      </w:r>
+    </w:p>
+    <w:p>
+      <w:pPr>
+        <w:pStyle w:val="Heading2"/>
+      </w:pPr>
+      <w:r>
+        <w:rPr>
+          <w:b w:val="0"/>
+        </w:rPr>
+        <w:t>개요</w:t>
+      </w:r>
+    </w:p>
+    <w:p>
+      <w:pPr>
+        <w:pStyle w:val="ListBullet"/>
+      </w:pPr>
+      <w:r>
+        <w:rPr>
+          <w:b w:val="0"/>
+        </w:rPr>
+        <w:t>주제 : ________</w:t>
+      </w:r>
+    </w:p>
+    <w:p>
+      <w:pPr>
+        <w:pStyle w:val="ListBullet"/>
+      </w:pPr>
+      <w:r>
+        <w:rPr>
+          <w:b w:val="0"/>
+        </w:rPr>
+        <w:t>주제 말씀 : ________</w:t>
+      </w:r>
+    </w:p>
+    <w:p>
+      <w:pPr>
+        <w:pStyle w:val="ListBullet"/>
+      </w:pPr>
+      <w:r>
+        <w:rPr>
+          <w:b w:val="0"/>
+        </w:rPr>
+        <w:t>목적 : ________</w:t>
+      </w:r>
+    </w:p>
+    <w:p>
+      <w:pPr>
+        <w:pStyle w:val="ListBullet"/>
+      </w:pPr>
+      <w:r>
+        <w:rPr>
+          <w:b w:val="0"/>
+        </w:rPr>
+        <w:t>장소 : ________</w:t>
+      </w:r>
+    </w:p>
+    <w:p>
+      <w:pPr>
+        <w:pStyle w:val="ListBullet"/>
+      </w:pPr>
+      <w:r>
+        <w:rPr>
+          <w:b w:val="0"/>
+        </w:rPr>
+        <w:t>일시 : ________년 ________월 ________일 ________시 ~ ________시</w:t>
+      </w:r>
+    </w:p>
+    <w:p>
+      <w:pPr>
+        <w:pStyle w:val="ListBullet"/>
+      </w:pPr>
+      <w:r>
+        <w:rPr>
+          <w:b w:val="0"/>
+        </w:rPr>
+        <w:t>담당 : ________</w:t>
+      </w:r>
+    </w:p>
+    <w:p>
+      <w:pPr>
+        <w:pStyle w:val="ListBullet"/>
+      </w:pPr>
+      <w:r>
+        <w:rPr>
+          <w:b w:val="0"/>
+        </w:rPr>
+        <w:t>대상 : (실제 참가 ________명: 학생 ________, 교사 ________)</w:t>
+      </w:r>
+    </w:p>
+    <w:p>
+      <w:pPr>
+        <w:pStyle w:val="Heading2"/>
+      </w:pPr>
+      <w:r>
+        <w:rPr>
+          <w:b w:val="0"/>
+        </w:rPr>
+        <w:t>진행 내용</w:t>
+      </w:r>
+    </w:p>
+    <w:tbl>
+      <w:tblPr>
+        <w:tblStyle w:val="TableGrid"/>
+        <w:tblW w:type="auto" w:w="0"/>
+        <w:tblLook w:firstColumn="1" w:firstRow="1" w:lastColumn="0" w:lastRow="0" w:noHBand="0" w:noVBand="1" w:val="04A0"/>
+      </w:tblPr>
+      <w:tblGrid>
+        <w:gridCol w:w="2880"/>
+        <w:gridCol w:w="2880"/>
+        <w:gridCol w:w="2880"/>
+      </w:tblGrid>
+      <w:tr>
+        <w:tc>
+          <w:tcPr>
+            <w:tcW w:type="dxa" w:w="2880"/>
+          </w:tcPr>
+          <w:p>
+            <w:r>
+              <w:rPr>
+                <w:b/>
+              </w:rPr>
+              <w:t>시간</w:t>
+            </w:r>
+          </w:p>
+        </w:tc>
+        <w:tc>
+          <w:tcPr>
+            <w:tcW w:type="dxa" w:w="2880"/>
+          </w:tcPr>
+          <w:p>
+            <w:r>
+              <w:rPr>
+                <w:b/>
+              </w:rPr>
+              <w:t>내용</w:t>
+            </w:r>
+          </w:p>
+        </w:tc>
+        <w:tc>
+          <w:tcPr>
+            <w:tcW w:type="dxa" w:w="2880"/>
+          </w:tcPr>
+          <w:p>
+            <w:r>
+              <w:rPr>
+                <w:b/>
+              </w:rPr>
+              <w:t>담당</w:t>
+            </w:r>
+          </w:p>
+        </w:tc>
+      </w:tr>
+      <w:tr>
+        <w:tc>
+          <w:tcPr>
+            <w:tcW w:type="dxa" w:w="2880"/>
+          </w:tcPr>
+          <w:p>
+            <w:r>
+              <w:rPr>
+                <w:b w:val="0"/>
+              </w:rPr>
+              <w:t>________</w:t>
+            </w:r>
+          </w:p>
+        </w:tc>
+        <w:tc>
+          <w:tcPr>
+            <w:tcW w:type="dxa" w:w="2880"/>
+          </w:tcPr>
+          <w:p>
+            <w:r>
+              <w:rPr>
+                <w:b w:val="0"/>
+              </w:rPr>
+              <w:t>집합, 출석 확인, 안전교육</w:t>
+            </w:r>
+          </w:p>
+        </w:tc>
+        <w:tc>
+          <w:tcPr>
+            <w:tcW w:type="dxa" w:w="2880"/>
+          </w:tcPr>
+          <w:p>
+            <w:r>
+              <w:rPr>
+                <w:b w:val="0"/>
+              </w:rPr>
+              <w:t>________</w:t>
+            </w:r>
+          </w:p>
+        </w:tc>
+      </w:tr>
+      <w:tr>
+        <w:tc>
+          <w:tcPr>
+            <w:tcW w:type="dxa" w:w="2880"/>
+          </w:tcPr>
+          <w:p>
+            <w:r>
+              <w:rPr>
+                <w:b w:val="0"/>
+              </w:rPr>
+              <w:t>________</w:t>
+            </w:r>
+          </w:p>
+        </w:tc>
+        <w:tc>
+          <w:tcPr>
+            <w:tcW w:type="dxa" w:w="2880"/>
+          </w:tcPr>
+          <w:p>
+            <w:r>
+              <w:rPr>
+                <w:b w:val="0"/>
+              </w:rPr>
+              <w:t>이동 및 현장 도착</w:t>
+            </w:r>
+          </w:p>
+        </w:tc>
+        <w:tc>
+          <w:tcPr>
+            <w:tcW w:type="dxa" w:w="2880"/>
+          </w:tcPr>
+          <w:p>
+            <w:r>
+              <w:rPr>
+                <w:b w:val="0"/>
+              </w:rPr>
+              <w:t>________</w:t>
+            </w:r>
+          </w:p>
+        </w:tc>
+      </w:tr>
+      <w:tr>
+        <w:tc>
+          <w:tcPr>
+            <w:tcW w:type="dxa" w:w="2880"/>
+          </w:tcPr>
+          <w:p>
+            <w:r>
+              <w:rPr>
+                <w:b w:val="0"/>
+              </w:rPr>
+              <w:t>________</w:t>
+            </w:r>
+          </w:p>
+        </w:tc>
+        <w:tc>
+          <w:tcPr>
+            <w:tcW w:type="dxa" w:w="2880"/>
+          </w:tcPr>
+          <w:p>
+            <w:r>
+              <w:rPr>
+                <w:b w:val="0"/>
+              </w:rPr>
+              <w:t>관람·체험 : ________</w:t>
+            </w:r>
+          </w:p>
+        </w:tc>
+        <w:tc>
+          <w:tcPr>
+            <w:tcW w:type="dxa" w:w="2880"/>
+          </w:tcPr>
+          <w:p>
+            <w:r>
+              <w:rPr>
+                <w:b w:val="0"/>
+              </w:rPr>
+              <w:t>________</w:t>
+            </w:r>
+          </w:p>
+        </w:tc>
+      </w:tr>
+      <w:tr>
+        <w:tc>
+          <w:tcPr>
+            <w:tcW w:type="dxa" w:w="2880"/>
+          </w:tcPr>
+          <w:p>
+            <w:r>
+              <w:rPr>
+                <w:b w:val="0"/>
+              </w:rPr>
+              <w:t>________</w:t>
+            </w:r>
+          </w:p>
+        </w:tc>
+        <w:tc>
+          <w:tcPr>
+            <w:tcW w:type="dxa" w:w="2880"/>
+          </w:tcPr>
+          <w:p>
+            <w:r>
+              <w:rPr>
+                <w:b w:val="0"/>
+              </w:rPr>
+              <w:t>식사 및 모둠 활동 : ________</w:t>
+            </w:r>
+          </w:p>
+        </w:tc>
+        <w:tc>
+          <w:tcPr>
+            <w:tcW w:type="dxa" w:w="2880"/>
+          </w:tcPr>
+          <w:p>
+            <w:r>
+              <w:rPr>
+                <w:b w:val="0"/>
+              </w:rPr>
+              <w:t>________</w:t>
+            </w:r>
+          </w:p>
+        </w:tc>
+      </w:tr>
+      <w:tr>
+        <w:tc>
+          <w:tcPr>
+            <w:tcW w:type="dxa" w:w="2880"/>
+          </w:tcPr>
+          <w:p>
+            <w:r>
+              <w:rPr>
+                <w:b w:val="0"/>
+              </w:rPr>
+              <w:t>________</w:t>
+            </w:r>
+          </w:p>
+        </w:tc>
+        <w:tc>
+          <w:tcPr>
+            <w:tcW w:type="dxa" w:w="2880"/>
+          </w:tcPr>
+          <w:p>
+            <w:r>
+              <w:rPr>
+                <w:b w:val="0"/>
+              </w:rPr>
+              <w:t>나눔, 귀가 및 보호자 인계</w:t>
+            </w:r>
+          </w:p>
+        </w:tc>
+        <w:tc>
+          <w:tcPr>
+            <w:tcW w:type="dxa" w:w="2880"/>
+          </w:tcPr>
+          <w:p>
+            <w:r>
+              <w:rPr>
+                <w:b w:val="0"/>
+              </w:rPr>
+              <w:t>________</w:t>
+            </w:r>
+          </w:p>
+        </w:tc>
+      </w:tr>
+    </w:tbl>
+    <w:p/>
+    <w:p>
+      <w:pPr>
+        <w:pStyle w:val="Heading2"/>
+      </w:pPr>
+      <w:r>
+        <w:rPr>
+          <w:b w:val="0"/>
+        </w:rPr>
+        <w:t>참석 인원</w:t>
+      </w:r>
+    </w:p>
+    <w:tbl>
+      <w:tblPr>
+        <w:tblStyle w:val="TableGrid"/>
+        <w:tblW w:type="auto" w:w="0"/>
+        <w:tblLook w:firstColumn="1" w:firstRow="1" w:lastColumn="0" w:lastRow="0" w:noHBand="0" w:noVBand="1" w:val="04A0"/>
+      </w:tblPr>
+      <w:tblGrid>
+        <w:gridCol w:w="2160"/>
+        <w:gridCol w:w="2160"/>
+        <w:gridCol w:w="2160"/>
+        <w:gridCol w:w="2160"/>
+      </w:tblGrid>
+      <w:tr>
+        <w:tc>
+          <w:tcPr>
+            <w:tcW w:type="dxa" w:w="2160"/>
+          </w:tcPr>
+          <w:p>
+            <w:r>
+              <w:rPr>
+                <w:b/>
+              </w:rPr>
+              <w:t>구분</w:t>
+            </w:r>
+          </w:p>
+        </w:tc>
+        <w:tc>
+          <w:tcPr>
+            <w:tcW w:type="dxa" w:w="2160"/>
+          </w:tcPr>
+          <w:p>
+            <w:r>
+              <w:rPr>
+                <w:b/>
+              </w:rPr>
+              <w:t>신청 인원</w:t>
+            </w:r>
+          </w:p>
+        </w:tc>
+        <w:tc>
+          <w:tcPr>
+            <w:tcW w:type="dxa" w:w="2160"/>
+          </w:tcPr>
+          <w:p>
+            <w:r>
+              <w:rPr>
+                <w:b/>
+              </w:rPr>
+              <w:t>실제 참가</w:t>
+            </w:r>
+          </w:p>
+        </w:tc>
+        <w:tc>
+          <w:tcPr>
+            <w:tcW w:type="dxa" w:w="2160"/>
+          </w:tcPr>
+          <w:p>
+            <w:r>
+              <w:rPr>
+                <w:b/>
+              </w:rPr>
+              <w:t>불참</w:t>
+            </w:r>
+          </w:p>
         </w:tc>
       </w:tr>
       <w:tr>
@@ -377,7 +2287,7 @@
               <w:rPr>
                 <w:b w:val="0"/>
               </w:rPr>
-              <w:t>____:____</w:t>
+              <w:t>학생</w:t>
             </w:r>
           </w:p>
         </w:tc>
@@ -390,7 +2300,7 @@
               <w:rPr>
                 <w:b w:val="0"/>
               </w:rPr>
-              <w:t>점심 식사 및 휴식</w:t>
+              <w:t>________</w:t>
             </w:r>
           </w:p>
         </w:tc>
@@ -403,7 +2313,7 @@
               <w:rPr>
                 <w:b w:val="0"/>
               </w:rPr>
-              <w:t>________________</w:t>
+              <w:t>________</w:t>
             </w:r>
           </w:p>
         </w:tc>
@@ -411,7 +2321,14 @@
           <w:tcPr>
             <w:tcW w:type="dxa" w:w="2160"/>
           </w:tcPr>
-          <w:p/>
+          <w:p>
+            <w:r>
+              <w:rPr>
+                <w:b w:val="0"/>
+              </w:rPr>
+              <w:t>________</w:t>
+            </w:r>
+          </w:p>
         </w:tc>
       </w:tr>
       <w:tr>
@@ -424,7 +2341,7 @@
               <w:rPr>
                 <w:b w:val="0"/>
               </w:rPr>
-              <w:t>____:____</w:t>
+              <w:t>교사</w:t>
             </w:r>
           </w:p>
         </w:tc>
@@ -437,7 +2354,7 @@
               <w:rPr>
                 <w:b w:val="0"/>
               </w:rPr>
-              <w:t>오후 활동 및 체험</w:t>
+              <w:t>________</w:t>
             </w:r>
           </w:p>
         </w:tc>
@@ -450,28 +2367,7 @@
               <w:rPr>
                 <w:b w:val="0"/>
               </w:rPr>
-              <w:t>________________</w:t>
-            </w:r>
-          </w:p>
-        </w:tc>
-        <w:tc>
-          <w:tcPr>
-            <w:tcW w:type="dxa" w:w="2160"/>
-          </w:tcPr>
-          <w:p/>
-        </w:tc>
-      </w:tr>
-      <w:tr>
-        <w:tc>
-          <w:tcPr>
-            <w:tcW w:type="dxa" w:w="2160"/>
-          </w:tcPr>
-          <w:p>
-            <w:r>
-              <w:rPr>
-                <w:b w:val="0"/>
-              </w:rPr>
-              <w:t>____:____</w:t>
+              <w:t>________</w:t>
             </w:r>
           </w:p>
         </w:tc>
@@ -484,7 +2380,22 @@
               <w:rPr>
                 <w:b w:val="0"/>
               </w:rPr>
-              <w:t>정리 및 복귀 기도</w:t>
+              <w:t>________</w:t>
+            </w:r>
+          </w:p>
+        </w:tc>
+      </w:tr>
+      <w:tr>
+        <w:tc>
+          <w:tcPr>
+            <w:tcW w:type="dxa" w:w="2160"/>
+          </w:tcPr>
+          <w:p>
+            <w:r>
+              <w:rPr>
+                <w:b/>
+              </w:rPr>
+              <w:t>합계</w:t>
             </w:r>
           </w:p>
         </w:tc>
@@ -495,30 +2406,9 @@
           <w:p>
             <w:r>
               <w:rPr>
-                <w:b w:val="0"/>
+                <w:b/>
               </w:rPr>
-              <w:t>________________</w:t>
-            </w:r>
-          </w:p>
-        </w:tc>
-        <w:tc>
-          <w:tcPr>
-            <w:tcW w:type="dxa" w:w="2160"/>
-          </w:tcPr>
-          <w:p/>
-        </w:tc>
-      </w:tr>
-      <w:tr>
-        <w:tc>
-          <w:tcPr>
-            <w:tcW w:type="dxa" w:w="2160"/>
-          </w:tcPr>
-          <w:p>
-            <w:r>
-              <w:rPr>
-                <w:b w:val="0"/>
-              </w:rPr>
-              <w:t>____:____</w:t>
+              <w:t>________</w:t>
             </w:r>
           </w:p>
         </w:tc>
@@ -529,9 +2419,9 @@
           <w:p>
             <w:r>
               <w:rPr>
-                <w:b w:val="0"/>
+                <w:b/>
               </w:rPr>
-              <w:t>교회 도착 및 귀가</w:t>
+              <w:t>________</w:t>
             </w:r>
           </w:p>
         </w:tc>
@@ -542,30 +2432,24 @@
           <w:p>
             <w:r>
               <w:rPr>
-                <w:b w:val="0"/>
+                <w:b/>
               </w:rPr>
-              <w:t>(교회명)</w:t>
+              <w:t>________</w:t>
             </w:r>
           </w:p>
-        </w:tc>
-        <w:tc>
-          <w:tcPr>
-            <w:tcW w:type="dxa" w:w="2160"/>
-          </w:tcPr>
-          <w:p/>
         </w:tc>
       </w:tr>
     </w:tbl>
     <w:p/>
     <w:p>
       <w:pPr>
-        <w:pStyle w:val="Heading3"/>
+        <w:pStyle w:val="ListBullet"/>
       </w:pPr>
       <w:r>
         <w:rPr>
           <w:b w:val="0"/>
         </w:rPr>
-        <w:t>4. 인솔 및 비상연락망</w:t>
+        <w:t>불참·중도 귀가 등 특이사항 : ________</w:t>
       </w:r>
     </w:p>
     <w:p>
@@ -574,76 +2458,28 @@
       </w:pPr>
       <w:r>
         <w:rPr>
-          <w:b/>
-        </w:rPr>
-        <w:t>총괄 책임자:</w:t>
-      </w:r>
-      <w:r>
-        <w:rPr>
           <w:b w:val="0"/>
         </w:rPr>
-        <w:t xml:space="preserve"> (직분) ________ (연락처: ________________)</w:t>
+        <w:t>안전사고·응급조치 및 보호자 연락 사항 : ________</w:t>
       </w:r>
     </w:p>
     <w:p>
       <w:pPr>
-        <w:pStyle w:val="ListBullet"/>
-      </w:pPr>
-      <w:r>
-        <w:rPr>
-          <w:b/>
-        </w:rPr>
-        <w:t>인솔 교사:</w:t>
-      </w:r>
-    </w:p>
-    <w:p>
-      <w:pPr>
-        <w:pStyle w:val="ListNumber"/>
+        <w:pStyle w:val="Heading2"/>
       </w:pPr>
       <w:r>
         <w:rPr>
           <w:b w:val="0"/>
         </w:rPr>
-        <w:t>(직분) ________ (연락처: ________________)</w:t>
+        <w:t>결산</w:t>
       </w:r>
     </w:p>
     <w:p>
-      <w:pPr>
-        <w:pStyle w:val="ListNumber"/>
-      </w:pPr>
       <w:r>
         <w:rPr>
           <w:b w:val="0"/>
         </w:rPr>
-        <w:t>(직분) ________ (연락처: ________________)</w:t>
-      </w:r>
-    </w:p>
-    <w:p>
-      <w:pPr>
-        <w:pStyle w:val="ListBullet"/>
-      </w:pPr>
-      <w:r>
-        <w:rPr>
-          <w:b/>
-        </w:rPr>
-        <w:t>비상시 인근 병원:</w:t>
-      </w:r>
-      <w:r>
-        <w:rPr>
-          <w:b w:val="0"/>
-        </w:rPr>
-        <w:t xml:space="preserve"> ________________ (연락처: ________________)</w:t>
-      </w:r>
-    </w:p>
-    <w:p>
-      <w:pPr>
-        <w:pStyle w:val="Heading3"/>
-      </w:pPr>
-      <w:r>
-        <w:rPr>
-          <w:b w:val="0"/>
-        </w:rPr>
-        <w:t>5. 예산 편성(안)</w:t>
+        <w:t>단위: 원 / 차이 = 예산 − 실제 지출</w:t>
       </w:r>
     </w:p>
     <w:tbl>
@@ -681,7 +2517,7 @@
               <w:rPr>
                 <w:b/>
               </w:rPr>
-              <w:t>산출 근거</w:t>
+              <w:t>예산</w:t>
             </w:r>
           </w:p>
         </w:tc>
@@ -694,7 +2530,7 @@
               <w:rPr>
                 <w:b/>
               </w:rPr>
-              <w:t>금액</w:t>
+              <w:t>실제</w:t>
             </w:r>
           </w:p>
         </w:tc>
@@ -707,7 +2543,7 @@
               <w:rPr>
                 <w:b/>
               </w:rPr>
-              <w:t>비고</w:t>
+              <w:t>차이</w:t>
             </w:r>
           </w:p>
         </w:tc>
@@ -735,7 +2571,7 @@
               <w:rPr>
                 <w:b w:val="0"/>
               </w:rPr>
-              <w:t>________원 × ____대(또는 인원)</w:t>
+              <w:t>________</w:t>
             </w:r>
           </w:p>
         </w:tc>
@@ -748,7 +2584,7 @@
               <w:rPr>
                 <w:b w:val="0"/>
               </w:rPr>
-              <w:t>________________원</w:t>
+              <w:t>________</w:t>
             </w:r>
           </w:p>
         </w:tc>
@@ -756,7 +2592,14 @@
           <w:tcPr>
             <w:tcW w:type="dxa" w:w="2160"/>
           </w:tcPr>
-          <w:p/>
+          <w:p>
+            <w:r>
+              <w:rPr>
+                <w:b w:val="0"/>
+              </w:rPr>
+              <w:t>________</w:t>
+            </w:r>
+          </w:p>
         </w:tc>
       </w:tr>
       <w:tr>
@@ -769,7 +2612,7 @@
               <w:rPr>
                 <w:b w:val="0"/>
               </w:rPr>
-              <w:t>입장료</w:t>
+              <w:t>입장·체험비</w:t>
             </w:r>
           </w:p>
         </w:tc>
@@ -782,7 +2625,7 @@
               <w:rPr>
                 <w:b w:val="0"/>
               </w:rPr>
-              <w:t>________원 × ____명</w:t>
+              <w:t>________</w:t>
             </w:r>
           </w:p>
         </w:tc>
@@ -795,7 +2638,7 @@
               <w:rPr>
                 <w:b w:val="0"/>
               </w:rPr>
-              <w:t>________________원</w:t>
+              <w:t>________</w:t>
             </w:r>
           </w:p>
         </w:tc>
@@ -803,7 +2646,14 @@
           <w:tcPr>
             <w:tcW w:type="dxa" w:w="2160"/>
           </w:tcPr>
-          <w:p/>
+          <w:p>
+            <w:r>
+              <w:rPr>
+                <w:b w:val="0"/>
+              </w:rPr>
+              <w:t>________</w:t>
+            </w:r>
+          </w:p>
         </w:tc>
       </w:tr>
       <w:tr>
@@ -829,7 +2679,7 @@
               <w:rPr>
                 <w:b w:val="0"/>
               </w:rPr>
-              <w:t>________원 × ____명</w:t>
+              <w:t>________</w:t>
             </w:r>
           </w:p>
         </w:tc>
@@ -842,7 +2692,7 @@
               <w:rPr>
                 <w:b w:val="0"/>
               </w:rPr>
-              <w:t>________________원</w:t>
+              <w:t>________</w:t>
             </w:r>
           </w:p>
         </w:tc>
@@ -850,7 +2700,14 @@
           <w:tcPr>
             <w:tcW w:type="dxa" w:w="2160"/>
           </w:tcPr>
-          <w:p/>
+          <w:p>
+            <w:r>
+              <w:rPr>
+                <w:b w:val="0"/>
+              </w:rPr>
+              <w:t>________</w:t>
+            </w:r>
+          </w:p>
         </w:tc>
       </w:tr>
       <w:tr>
@@ -863,7 +2720,7 @@
               <w:rPr>
                 <w:b w:val="0"/>
               </w:rPr>
-              <w:t>간식비</w:t>
+              <w:t>간식·물</w:t>
             </w:r>
           </w:p>
         </w:tc>
@@ -876,7 +2733,7 @@
               <w:rPr>
                 <w:b w:val="0"/>
               </w:rPr>
-              <w:t>________원 × ____명</w:t>
+              <w:t>________</w:t>
             </w:r>
           </w:p>
         </w:tc>
@@ -889,7 +2746,7 @@
               <w:rPr>
                 <w:b w:val="0"/>
               </w:rPr>
-              <w:t>________________원</w:t>
+              <w:t>________</w:t>
             </w:r>
           </w:p>
         </w:tc>
@@ -897,7 +2754,14 @@
           <w:tcPr>
             <w:tcW w:type="dxa" w:w="2160"/>
           </w:tcPr>
-          <w:p/>
+          <w:p>
+            <w:r>
+              <w:rPr>
+                <w:b w:val="0"/>
+              </w:rPr>
+              <w:t>________</w:t>
+            </w:r>
+          </w:p>
         </w:tc>
       </w:tr>
       <w:tr>
@@ -910,15 +2774,9 @@
               <w:rPr>
                 <w:b w:val="0"/>
               </w:rPr>
-              <w:t>예비비</w:t>
+              <w:t>활동·안전용품</w:t>
             </w:r>
           </w:p>
-        </w:tc>
-        <w:tc>
-          <w:tcPr>
-            <w:tcW w:type="dxa" w:w="2160"/>
-          </w:tcPr>
-          <w:p/>
         </w:tc>
         <w:tc>
           <w:tcPr>
@@ -929,7 +2787,7 @@
               <w:rPr>
                 <w:b w:val="0"/>
               </w:rPr>
-              <w:t>________________원</w:t>
+              <w:t>________</w:t>
             </w:r>
           </w:p>
         </w:tc>
@@ -937,7 +2795,81 @@
           <w:tcPr>
             <w:tcW w:type="dxa" w:w="2160"/>
           </w:tcPr>
-          <w:p/>
+          <w:p>
+            <w:r>
+              <w:rPr>
+                <w:b w:val="0"/>
+              </w:rPr>
+              <w:t>________</w:t>
+            </w:r>
+          </w:p>
+        </w:tc>
+        <w:tc>
+          <w:tcPr>
+            <w:tcW w:type="dxa" w:w="2160"/>
+          </w:tcPr>
+          <w:p>
+            <w:r>
+              <w:rPr>
+                <w:b w:val="0"/>
+              </w:rPr>
+              <w:t>________</w:t>
+            </w:r>
+          </w:p>
+        </w:tc>
+      </w:tr>
+      <w:tr>
+        <w:tc>
+          <w:tcPr>
+            <w:tcW w:type="dxa" w:w="2160"/>
+          </w:tcPr>
+          <w:p>
+            <w:r>
+              <w:rPr>
+                <w:b w:val="0"/>
+              </w:rPr>
+              <w:t>예비비 사용분</w:t>
+            </w:r>
+          </w:p>
+        </w:tc>
+        <w:tc>
+          <w:tcPr>
+            <w:tcW w:type="dxa" w:w="2160"/>
+          </w:tcPr>
+          <w:p>
+            <w:r>
+              <w:rPr>
+                <w:b w:val="0"/>
+              </w:rPr>
+              <w:t>________</w:t>
+            </w:r>
+          </w:p>
+        </w:tc>
+        <w:tc>
+          <w:tcPr>
+            <w:tcW w:type="dxa" w:w="2160"/>
+          </w:tcPr>
+          <w:p>
+            <w:r>
+              <w:rPr>
+                <w:b w:val="0"/>
+              </w:rPr>
+              <w:t>________</w:t>
+            </w:r>
+          </w:p>
+        </w:tc>
+        <w:tc>
+          <w:tcPr>
+            <w:tcW w:type="dxa" w:w="2160"/>
+          </w:tcPr>
+          <w:p>
+            <w:r>
+              <w:rPr>
+                <w:b w:val="0"/>
+              </w:rPr>
+              <w:t>________</w:t>
+            </w:r>
+          </w:p>
         </w:tc>
       </w:tr>
       <w:tr>
@@ -958,7 +2890,14 @@
           <w:tcPr>
             <w:tcW w:type="dxa" w:w="2160"/>
           </w:tcPr>
-          <w:p/>
+          <w:p>
+            <w:r>
+              <w:rPr>
+                <w:b/>
+              </w:rPr>
+              <w:t>________</w:t>
+            </w:r>
+          </w:p>
         </w:tc>
         <w:tc>
           <w:tcPr>
@@ -969,7 +2908,7 @@
               <w:rPr>
                 <w:b/>
               </w:rPr>
-              <w:t>________________원</w:t>
+              <w:t>________</w:t>
             </w:r>
           </w:p>
         </w:tc>
@@ -977,20 +2916,27 @@
           <w:tcPr>
             <w:tcW w:type="dxa" w:w="2160"/>
           </w:tcPr>
-          <w:p/>
+          <w:p>
+            <w:r>
+              <w:rPr>
+                <w:b/>
+              </w:rPr>
+              <w:t>________</w:t>
+            </w:r>
+          </w:p>
         </w:tc>
       </w:tr>
     </w:tbl>
     <w:p/>
     <w:p>
       <w:pPr>
-        <w:pStyle w:val="Heading3"/>
+        <w:pStyle w:val="ListBullet"/>
       </w:pPr>
       <w:r>
         <w:rPr>
           <w:b w:val="0"/>
         </w:rPr>
-        <w:t>6. 안전 및 유의사항</w:t>
+        <w:t>총수입 : 교회 지원 ________원 + 참가비 ________원 + 기타 ________원 = ________원</w:t>
       </w:r>
     </w:p>
     <w:p>
@@ -999,15 +2945,9 @@
       </w:pPr>
       <w:r>
         <w:rPr>
-          <w:b/>
-        </w:rPr>
-        <w:t>사전 교육:</w:t>
-      </w:r>
-      <w:r>
-        <w:rPr>
           <w:b w:val="0"/>
         </w:rPr>
-        <w:t xml:space="preserve"> 출발 전 차량 안전 교육 및 체험 시설 이용 수칙 교육 실시.</w:t>
+        <w:t>잔액 : 총수입 ________원 − 실제 지출 ________원 = ________원</w:t>
       </w:r>
     </w:p>
     <w:p>
@@ -1016,15 +2956,9 @@
       </w:pPr>
       <w:r>
         <w:rPr>
-          <w:b/>
-        </w:rPr>
-        <w:t>보험 가입:</w:t>
-      </w:r>
-      <w:r>
-        <w:rPr>
           <w:b w:val="0"/>
         </w:rPr>
-        <w:t xml:space="preserve"> 여행자 보험 가입 여부 ( □ 가입 / □ 미가입 )</w:t>
+        <w:t>잔액 처리·초과 지출 충당 내역 : ________</w:t>
       </w:r>
     </w:p>
     <w:p>
@@ -1033,32 +2967,9 @@
       </w:pPr>
       <w:r>
         <w:rPr>
-          <w:b/>
-        </w:rPr>
-        <w:t>비상 상황:</w:t>
-      </w:r>
-      <w:r>
-        <w:rPr>
           <w:b w:val="0"/>
         </w:rPr>
-        <w:t xml:space="preserve"> 사고 발생 시 즉시 부모님 및 담당 교역자(또는 부장)에게 보고.</w:t>
-      </w:r>
-    </w:p>
-    <w:p>
-      <w:pPr>
-        <w:pStyle w:val="ListBullet"/>
-      </w:pPr>
-      <w:r>
-        <w:rPr>
-          <w:b/>
-        </w:rPr>
-        <w:t>준비물:</w:t>
-      </w:r>
-      <w:r>
-        <w:rPr>
-          <w:b w:val="0"/>
-        </w:rPr>
-        <w:t xml:space="preserve"> 개인 약품, 여벌 옷, (확인 필요) ________________.</w:t>
+        <w:t>영수증 : ________건 첨부 / 미첨부 사유 : ________</w:t>
       </w:r>
     </w:p>
     <w:p>
@@ -1069,63 +2980,142 @@
         <w:rPr>
           <w:b w:val="0"/>
         </w:rPr>
-        <w:t>[결과] 교회학교 외부 체험학습 결과 보고서</w:t>
+        <w:t>평가</w:t>
       </w:r>
     </w:p>
+    <w:tbl>
+      <w:tblPr>
+        <w:tblStyle w:val="TableGrid"/>
+        <w:tblW w:type="auto" w:w="0"/>
+        <w:tblLook w:firstColumn="1" w:firstRow="1" w:lastColumn="0" w:lastRow="0" w:noHBand="0" w:noVBand="1" w:val="04A0"/>
+      </w:tblPr>
+      <w:tblGrid>
+        <w:gridCol w:w="4320"/>
+        <w:gridCol w:w="4320"/>
+      </w:tblGrid>
+      <w:tr>
+        <w:tc>
+          <w:tcPr>
+            <w:tcW w:type="dxa" w:w="4320"/>
+          </w:tcPr>
+          <w:p>
+            <w:r>
+              <w:rPr>
+                <w:b/>
+              </w:rPr>
+              <w:t>구분</w:t>
+            </w:r>
+          </w:p>
+        </w:tc>
+        <w:tc>
+          <w:tcPr>
+            <w:tcW w:type="dxa" w:w="4320"/>
+          </w:tcPr>
+          <w:p>
+            <w:r>
+              <w:rPr>
+                <w:b/>
+              </w:rPr>
+              <w:t>내용</w:t>
+            </w:r>
+          </w:p>
+        </w:tc>
+      </w:tr>
+      <w:tr>
+        <w:tc>
+          <w:tcPr>
+            <w:tcW w:type="dxa" w:w="4320"/>
+          </w:tcPr>
+          <w:p>
+            <w:r>
+              <w:rPr>
+                <w:b w:val="0"/>
+              </w:rPr>
+              <w:t>잘된 점</w:t>
+            </w:r>
+          </w:p>
+        </w:tc>
+        <w:tc>
+          <w:tcPr>
+            <w:tcW w:type="dxa" w:w="4320"/>
+          </w:tcPr>
+          <w:p>
+            <w:r>
+              <w:rPr>
+                <w:b w:val="0"/>
+              </w:rPr>
+              <w:t>________</w:t>
+            </w:r>
+          </w:p>
+        </w:tc>
+      </w:tr>
+      <w:tr>
+        <w:tc>
+          <w:tcPr>
+            <w:tcW w:type="dxa" w:w="4320"/>
+          </w:tcPr>
+          <w:p>
+            <w:r>
+              <w:rPr>
+                <w:b w:val="0"/>
+              </w:rPr>
+              <w:t>아쉬운 점</w:t>
+            </w:r>
+          </w:p>
+        </w:tc>
+        <w:tc>
+          <w:tcPr>
+            <w:tcW w:type="dxa" w:w="4320"/>
+          </w:tcPr>
+          <w:p>
+            <w:r>
+              <w:rPr>
+                <w:b w:val="0"/>
+              </w:rPr>
+              <w:t>________</w:t>
+            </w:r>
+          </w:p>
+        </w:tc>
+      </w:tr>
+      <w:tr>
+        <w:tc>
+          <w:tcPr>
+            <w:tcW w:type="dxa" w:w="4320"/>
+          </w:tcPr>
+          <w:p>
+            <w:r>
+              <w:rPr>
+                <w:b w:val="0"/>
+              </w:rPr>
+              <w:t>다음에</w:t>
+            </w:r>
+          </w:p>
+        </w:tc>
+        <w:tc>
+          <w:tcPr>
+            <w:tcW w:type="dxa" w:w="4320"/>
+          </w:tcPr>
+          <w:p>
+            <w:r>
+              <w:rPr>
+                <w:b w:val="0"/>
+              </w:rPr>
+              <w:t>________</w:t>
+            </w:r>
+          </w:p>
+        </w:tc>
+      </w:tr>
+    </w:tbl>
+    <w:p/>
     <w:p>
       <w:pPr>
-        <w:pStyle w:val="Heading3"/>
+        <w:pStyle w:val="Heading2"/>
       </w:pPr>
       <w:r>
         <w:rPr>
           <w:b w:val="0"/>
         </w:rPr>
-        <w:t>7. 실시 현황</w:t>
-      </w:r>
-    </w:p>
-    <w:p>
-      <w:pPr>
-        <w:pStyle w:val="ListBullet"/>
-      </w:pPr>
-      <w:r>
-        <w:rPr>
-          <w:b/>
-        </w:rPr>
-        <w:t>실시 일시:</w:t>
-      </w:r>
-      <w:r>
-        <w:rPr>
-          <w:b w:val="0"/>
-        </w:rPr>
-        <w:t xml:space="preserve"> 20____년 ____월 ____일(요일)</w:t>
-      </w:r>
-    </w:p>
-    <w:p>
-      <w:pPr>
-        <w:pStyle w:val="ListBullet"/>
-      </w:pPr>
-      <w:r>
-        <w:rPr>
-          <w:b/>
-        </w:rPr>
-        <w:t>실시 장소:</w:t>
-      </w:r>
-      <w:r>
-        <w:rPr>
-          <w:b w:val="0"/>
-        </w:rPr>
-        <w:t xml:space="preserve"> ________________</w:t>
-      </w:r>
-    </w:p>
-    <w:p>
-      <w:pPr>
-        <w:pStyle w:val="Heading3"/>
-      </w:pPr>
-      <w:r>
-        <w:rPr>
-          <w:b w:val="0"/>
-        </w:rPr>
-        <w:t>8. 참가 인원 명단</w:t>
+        <w:t>첨부</w:t>
       </w:r>
     </w:p>
     <w:tbl>
@@ -1162,7 +3152,7 @@
               <w:rPr>
                 <w:b/>
               </w:rPr>
-              <w:t>명단 (성명)</w:t>
+              <w:t>첨부 칸</w:t>
             </w:r>
           </w:p>
         </w:tc>
@@ -1175,7 +3165,7 @@
               <w:rPr>
                 <w:b/>
               </w:rPr>
-              <w:t>인원수</w:t>
+              <w:t>설명</w:t>
             </w:r>
           </w:p>
         </w:tc>
@@ -1190,7 +3180,7 @@
               <w:rPr>
                 <w:b w:val="0"/>
               </w:rPr>
-              <w:t>학생</w:t>
+              <w:t>활동 사진 1</w:t>
             </w:r>
           </w:p>
         </w:tc>
@@ -1203,7 +3193,7 @@
               <w:rPr>
                 <w:b w:val="0"/>
               </w:rPr>
-              <w:t>________________________________________________</w:t>
+              <w:t>________</w:t>
             </w:r>
           </w:p>
         </w:tc>
@@ -1216,7 +3206,7 @@
               <w:rPr>
                 <w:b w:val="0"/>
               </w:rPr>
-              <w:t>____명</w:t>
+              <w:t>일시·활동 : ________</w:t>
             </w:r>
           </w:p>
         </w:tc>
@@ -1231,7 +3221,7 @@
               <w:rPr>
                 <w:b w:val="0"/>
               </w:rPr>
-              <w:t>교사</w:t>
+              <w:t>활동 사진 2</w:t>
             </w:r>
           </w:p>
         </w:tc>
@@ -1244,7 +3234,7 @@
               <w:rPr>
                 <w:b w:val="0"/>
               </w:rPr>
-              <w:t>________________________________________________</w:t>
+              <w:t>________</w:t>
             </w:r>
           </w:p>
         </w:tc>
@@ -1257,7 +3247,7 @@
               <w:rPr>
                 <w:b w:val="0"/>
               </w:rPr>
-              <w:t>____명</w:t>
+              <w:t>일시·활동 : ________</w:t>
             </w:r>
           </w:p>
         </w:tc>
@@ -1272,7 +3262,7 @@
               <w:rPr>
                 <w:b w:val="0"/>
               </w:rPr>
-              <w:t>기타</w:t>
+              <w:t>지출 증빙</w:t>
             </w:r>
           </w:p>
         </w:tc>
@@ -1285,7 +3275,7 @@
               <w:rPr>
                 <w:b w:val="0"/>
               </w:rPr>
-              <w:t>________________________________________________</w:t>
+              <w:t>________</w:t>
             </w:r>
           </w:p>
         </w:tc>
@@ -1298,404 +3288,9 @@
               <w:rPr>
                 <w:b w:val="0"/>
               </w:rPr>
-              <w:t>____명</w:t>
+              <w:t>영수증 등 ________건</w:t>
             </w:r>
           </w:p>
-        </w:tc>
-      </w:tr>
-      <w:tr>
-        <w:tc>
-          <w:tcPr>
-            <w:tcW w:type="dxa" w:w="2880"/>
-          </w:tcPr>
-          <w:p>
-            <w:r>
-              <w:rPr>
-                <w:b/>
-              </w:rPr>
-              <w:t>총계</w:t>
-            </w:r>
-          </w:p>
-        </w:tc>
-        <w:tc>
-          <w:tcPr>
-            <w:tcW w:type="dxa" w:w="2880"/>
-          </w:tcPr>
-          <w:p/>
-        </w:tc>
-        <w:tc>
-          <w:tcPr>
-            <w:tcW w:type="dxa" w:w="2880"/>
-          </w:tcPr>
-          <w:p>
-            <w:r>
-              <w:rPr>
-                <w:b/>
-              </w:rPr>
-              <w:t>____명</w:t>
-            </w:r>
-          </w:p>
-        </w:tc>
-      </w:tr>
-    </w:tbl>
-    <w:p/>
-    <w:p>
-      <w:pPr>
-        <w:pStyle w:val="Heading3"/>
-      </w:pPr>
-      <w:r>
-        <w:rPr>
-          <w:b w:val="0"/>
-        </w:rPr>
-        <w:t>9. 주요 활동 내용</w:t>
-      </w:r>
-    </w:p>
-    <w:p>
-      <w:pPr>
-        <w:pStyle w:val="ListBullet"/>
-      </w:pPr>
-      <w:r>
-        <w:rPr>
-          <w:b w:val="0"/>
-        </w:rPr>
-        <w:t>__________________________________________________________________________</w:t>
-      </w:r>
-    </w:p>
-    <w:p>
-      <w:pPr>
-        <w:pStyle w:val="ListBullet"/>
-      </w:pPr>
-      <w:r>
-        <w:rPr>
-          <w:b w:val="0"/>
-        </w:rPr>
-        <w:t>__________________________________________________________________________</w:t>
-      </w:r>
-    </w:p>
-    <w:p>
-      <w:pPr>
-        <w:pStyle w:val="Heading3"/>
-      </w:pPr>
-      <w:r>
-        <w:rPr>
-          <w:b w:val="0"/>
-        </w:rPr>
-        <w:t>10. 평가 및 개선 사항</w:t>
-      </w:r>
-    </w:p>
-    <w:p>
-      <w:pPr>
-        <w:pStyle w:val="ListBullet"/>
-      </w:pPr>
-      <w:r>
-        <w:rPr>
-          <w:b/>
-        </w:rPr>
-        <w:t>잘된 점:</w:t>
-      </w:r>
-    </w:p>
-    <w:p>
-      <w:pPr>
-        <w:pStyle w:val="ListBullet"/>
-      </w:pPr>
-      <w:r>
-        <w:rPr>
-          <w:b w:val="0"/>
-        </w:rPr>
-        <w:t>______________________________________________________________________</w:t>
-      </w:r>
-    </w:p>
-    <w:p>
-      <w:pPr>
-        <w:pStyle w:val="ListBullet"/>
-      </w:pPr>
-      <w:r>
-        <w:rPr>
-          <w:b w:val="0"/>
-        </w:rPr>
-        <w:t>______________________________________________________________________</w:t>
-      </w:r>
-    </w:p>
-    <w:p>
-      <w:pPr>
-        <w:pStyle w:val="ListBullet"/>
-      </w:pPr>
-      <w:r>
-        <w:rPr>
-          <w:b/>
-        </w:rPr>
-        <w:t>아쉬운 점 및 개선 사항:</w:t>
-      </w:r>
-    </w:p>
-    <w:p>
-      <w:pPr>
-        <w:pStyle w:val="ListBullet"/>
-      </w:pPr>
-      <w:r>
-        <w:rPr>
-          <w:b w:val="0"/>
-        </w:rPr>
-        <w:t>______________________________________________________________________</w:t>
-      </w:r>
-    </w:p>
-    <w:p>
-      <w:pPr>
-        <w:pStyle w:val="ListBullet"/>
-      </w:pPr>
-      <w:r>
-        <w:rPr>
-          <w:b w:val="0"/>
-        </w:rPr>
-        <w:t>______________________________________________________________________</w:t>
-      </w:r>
-    </w:p>
-    <w:p>
-      <w:pPr>
-        <w:pStyle w:val="Heading3"/>
-      </w:pPr>
-      <w:r>
-        <w:rPr>
-          <w:b w:val="0"/>
-        </w:rPr>
-        <w:t>11. 지출 정산표</w:t>
-      </w:r>
-    </w:p>
-    <w:tbl>
-      <w:tblPr>
-        <w:tblStyle w:val="TableGrid"/>
-        <w:tblW w:type="auto" w:w="0"/>
-        <w:tblLook w:firstColumn="1" w:firstRow="1" w:lastColumn="0" w:lastRow="0" w:noHBand="0" w:noVBand="1" w:val="04A0"/>
-      </w:tblPr>
-      <w:tblGrid>
-        <w:gridCol w:w="2160"/>
-        <w:gridCol w:w="2160"/>
-        <w:gridCol w:w="2160"/>
-        <w:gridCol w:w="2160"/>
-      </w:tblGrid>
-      <w:tr>
-        <w:tc>
-          <w:tcPr>
-            <w:tcW w:type="dxa" w:w="2160"/>
-          </w:tcPr>
-          <w:p>
-            <w:r>
-              <w:rPr>
-                <w:b/>
-              </w:rPr>
-              <w:t>항목</w:t>
-            </w:r>
-          </w:p>
-        </w:tc>
-        <w:tc>
-          <w:tcPr>
-            <w:tcW w:type="dxa" w:w="2160"/>
-          </w:tcPr>
-          <w:p>
-            <w:r>
-              <w:rPr>
-                <w:b/>
-              </w:rPr>
-              <w:t>지출 내용</w:t>
-            </w:r>
-          </w:p>
-        </w:tc>
-        <w:tc>
-          <w:tcPr>
-            <w:tcW w:type="dxa" w:w="2160"/>
-          </w:tcPr>
-          <w:p>
-            <w:r>
-              <w:rPr>
-                <w:b/>
-              </w:rPr>
-              <w:t>금액</w:t>
-            </w:r>
-          </w:p>
-        </w:tc>
-        <w:tc>
-          <w:tcPr>
-            <w:tcW w:type="dxa" w:w="2160"/>
-          </w:tcPr>
-          <w:p>
-            <w:r>
-              <w:rPr>
-                <w:b/>
-              </w:rPr>
-              <w:t>증빙 번호</w:t>
-            </w:r>
-          </w:p>
-        </w:tc>
-      </w:tr>
-      <w:tr>
-        <w:tc>
-          <w:tcPr>
-            <w:tcW w:type="dxa" w:w="2160"/>
-          </w:tcPr>
-          <w:p/>
-        </w:tc>
-        <w:tc>
-          <w:tcPr>
-            <w:tcW w:type="dxa" w:w="2160"/>
-          </w:tcPr>
-          <w:p/>
-        </w:tc>
-        <w:tc>
-          <w:tcPr>
-            <w:tcW w:type="dxa" w:w="2160"/>
-          </w:tcPr>
-          <w:p>
-            <w:r>
-              <w:rPr>
-                <w:b w:val="0"/>
-              </w:rPr>
-              <w:t>________________원</w:t>
-            </w:r>
-          </w:p>
-        </w:tc>
-        <w:tc>
-          <w:tcPr>
-            <w:tcW w:type="dxa" w:w="2160"/>
-          </w:tcPr>
-          <w:p/>
-        </w:tc>
-      </w:tr>
-      <w:tr>
-        <w:tc>
-          <w:tcPr>
-            <w:tcW w:type="dxa" w:w="2160"/>
-          </w:tcPr>
-          <w:p/>
-        </w:tc>
-        <w:tc>
-          <w:tcPr>
-            <w:tcW w:type="dxa" w:w="2160"/>
-          </w:tcPr>
-          <w:p/>
-        </w:tc>
-        <w:tc>
-          <w:tcPr>
-            <w:tcW w:type="dxa" w:w="2160"/>
-          </w:tcPr>
-          <w:p>
-            <w:r>
-              <w:rPr>
-                <w:b w:val="0"/>
-              </w:rPr>
-              <w:t>________________원</w:t>
-            </w:r>
-          </w:p>
-        </w:tc>
-        <w:tc>
-          <w:tcPr>
-            <w:tcW w:type="dxa" w:w="2160"/>
-          </w:tcPr>
-          <w:p/>
-        </w:tc>
-      </w:tr>
-      <w:tr>
-        <w:tc>
-          <w:tcPr>
-            <w:tcW w:type="dxa" w:w="2160"/>
-          </w:tcPr>
-          <w:p/>
-        </w:tc>
-        <w:tc>
-          <w:tcPr>
-            <w:tcW w:type="dxa" w:w="2160"/>
-          </w:tcPr>
-          <w:p/>
-        </w:tc>
-        <w:tc>
-          <w:tcPr>
-            <w:tcW w:type="dxa" w:w="2160"/>
-          </w:tcPr>
-          <w:p>
-            <w:r>
-              <w:rPr>
-                <w:b w:val="0"/>
-              </w:rPr>
-              <w:t>________________원</w:t>
-            </w:r>
-          </w:p>
-        </w:tc>
-        <w:tc>
-          <w:tcPr>
-            <w:tcW w:type="dxa" w:w="2160"/>
-          </w:tcPr>
-          <w:p/>
-        </w:tc>
-      </w:tr>
-      <w:tr>
-        <w:tc>
-          <w:tcPr>
-            <w:tcW w:type="dxa" w:w="2160"/>
-          </w:tcPr>
-          <w:p/>
-        </w:tc>
-        <w:tc>
-          <w:tcPr>
-            <w:tcW w:type="dxa" w:w="2160"/>
-          </w:tcPr>
-          <w:p/>
-        </w:tc>
-        <w:tc>
-          <w:tcPr>
-            <w:tcW w:type="dxa" w:w="2160"/>
-          </w:tcPr>
-          <w:p>
-            <w:r>
-              <w:rPr>
-                <w:b w:val="0"/>
-              </w:rPr>
-              <w:t>________________원</w:t>
-            </w:r>
-          </w:p>
-        </w:tc>
-        <w:tc>
-          <w:tcPr>
-            <w:tcW w:type="dxa" w:w="2160"/>
-          </w:tcPr>
-          <w:p/>
-        </w:tc>
-      </w:tr>
-      <w:tr>
-        <w:tc>
-          <w:tcPr>
-            <w:tcW w:type="dxa" w:w="2160"/>
-          </w:tcPr>
-          <w:p>
-            <w:r>
-              <w:rPr>
-                <w:b/>
-              </w:rPr>
-              <w:t>합계</w:t>
-            </w:r>
-          </w:p>
-        </w:tc>
-        <w:tc>
-          <w:tcPr>
-            <w:tcW w:type="dxa" w:w="2160"/>
-          </w:tcPr>
-          <w:p/>
-        </w:tc>
-        <w:tc>
-          <w:tcPr>
-            <w:tcW w:type="dxa" w:w="2160"/>
-          </w:tcPr>
-          <w:p>
-            <w:r>
-              <w:rPr>
-                <w:b/>
-              </w:rPr>
-              <w:t>________________원</w:t>
-            </w:r>
-          </w:p>
-        </w:tc>
-        <w:tc>
-          <w:tcPr>
-            <w:tcW w:type="dxa" w:w="2160"/>
-          </w:tcPr>
-          <w:p/>
         </w:tc>
       </w:tr>
     </w:tbl>
@@ -1706,194 +3301,9 @@
       </w:pPr>
       <w:r>
         <w:rPr>
-          <w:b/>
-        </w:rPr>
-        <w:t>잔액:</w:t>
-      </w:r>
-      <w:r>
-        <w:rPr>
           <w:b w:val="0"/>
         </w:rPr>
-        <w:t xml:space="preserve"> ________________원 (입금 예정일: ____월 ____일)</w:t>
-      </w:r>
-    </w:p>
-    <w:p>
-      <w:pPr>
-        <w:pStyle w:val="Heading3"/>
-      </w:pPr>
-      <w:r>
-        <w:rPr>
-          <w:b w:val="0"/>
-        </w:rPr>
-        <w:t>12. 활동 사진</w:t>
-      </w:r>
-    </w:p>
-    <w:tbl>
-      <w:tblPr>
-        <w:tblStyle w:val="TableGrid"/>
-        <w:tblW w:type="auto" w:w="0"/>
-        <w:tblLook w:firstColumn="1" w:firstRow="1" w:lastColumn="0" w:lastRow="0" w:noHBand="0" w:noVBand="1" w:val="04A0"/>
-      </w:tblPr>
-      <w:tblGrid>
-        <w:gridCol w:w="4320"/>
-        <w:gridCol w:w="4320"/>
-      </w:tblGrid>
-      <w:tr>
-        <w:tc>
-          <w:tcPr>
-            <w:tcW w:type="dxa" w:w="4320"/>
-          </w:tcPr>
-          <w:p>
-            <w:r>
-              <w:rPr>
-                <w:b/>
-              </w:rPr>
-              <w:t>사진 1</w:t>
-            </w:r>
-          </w:p>
-        </w:tc>
-        <w:tc>
-          <w:tcPr>
-            <w:tcW w:type="dxa" w:w="4320"/>
-          </w:tcPr>
-          <w:p>
-            <w:r>
-              <w:rPr>
-                <w:b/>
-              </w:rPr>
-              <w:t>사진 2</w:t>
-            </w:r>
-          </w:p>
-        </w:tc>
-      </w:tr>
-      <w:tr>
-        <w:tc>
-          <w:tcPr>
-            <w:tcW w:type="dxa" w:w="4320"/>
-          </w:tcPr>
-          <w:p>
-            <w:r>
-              <w:rPr>
-                <w:b w:val="0"/>
-              </w:rPr>
-              <w:t>(설명: ________________)</w:t>
-            </w:r>
-          </w:p>
-        </w:tc>
-        <w:tc>
-          <w:tcPr>
-            <w:tcW w:type="dxa" w:w="4320"/>
-          </w:tcPr>
-          <w:p>
-            <w:r>
-              <w:rPr>
-                <w:b w:val="0"/>
-              </w:rPr>
-              <w:t>(설명: ________________)</w:t>
-            </w:r>
-          </w:p>
-        </w:tc>
-      </w:tr>
-    </w:tbl>
-    <w:p/>
-    <w:tbl>
-      <w:tblPr>
-        <w:tblStyle w:val="TableGrid"/>
-        <w:tblW w:type="auto" w:w="0"/>
-        <w:tblLook w:firstColumn="1" w:firstRow="1" w:lastColumn="0" w:lastRow="0" w:noHBand="0" w:noVBand="1" w:val="04A0"/>
-      </w:tblPr>
-      <w:tblGrid>
-        <w:gridCol w:w="4320"/>
-        <w:gridCol w:w="4320"/>
-      </w:tblGrid>
-      <w:tr>
-        <w:tc>
-          <w:tcPr>
-            <w:tcW w:type="dxa" w:w="4320"/>
-          </w:tcPr>
-          <w:p>
-            <w:r>
-              <w:rPr>
-                <w:b/>
-              </w:rPr>
-              <w:t>사진 3</w:t>
-            </w:r>
-          </w:p>
-        </w:tc>
-        <w:tc>
-          <w:tcPr>
-            <w:tcW w:type="dxa" w:w="4320"/>
-          </w:tcPr>
-          <w:p>
-            <w:r>
-              <w:rPr>
-                <w:b/>
-              </w:rPr>
-              <w:t>사진 4</w:t>
-            </w:r>
-          </w:p>
-        </w:tc>
-      </w:tr>
-      <w:tr>
-        <w:tc>
-          <w:tcPr>
-            <w:tcW w:type="dxa" w:w="4320"/>
-          </w:tcPr>
-          <w:p>
-            <w:r>
-              <w:rPr>
-                <w:b w:val="0"/>
-              </w:rPr>
-              <w:t>(설명: ________________)</w:t>
-            </w:r>
-          </w:p>
-        </w:tc>
-        <w:tc>
-          <w:tcPr>
-            <w:tcW w:type="dxa" w:w="4320"/>
-          </w:tcPr>
-          <w:p>
-            <w:r>
-              <w:rPr>
-                <w:b w:val="0"/>
-              </w:rPr>
-              <w:t>(설명: ________________)</w:t>
-            </w:r>
-          </w:p>
-        </w:tc>
-      </w:tr>
-    </w:tbl>
-    <w:p/>
-    <w:p>
-      <w:r>
-        <w:rPr>
-          <w:b/>
-        </w:rPr>
-        <w:t>위와 같이 체험학습 결과를 보고합니다.</w:t>
-      </w:r>
-    </w:p>
-    <w:p>
-      <w:r>
-        <w:rPr>
-          <w:b w:val="0"/>
-        </w:rPr>
-        <w:t>20____년 ____월 ____일</w:t>
-      </w:r>
-    </w:p>
-    <w:p>
-      <w:r>
-        <w:rPr>
-          <w:b w:val="0"/>
-        </w:rPr>
-        <w:t>작성자: (직분) ________ (인)</w:t>
-      </w:r>
-    </w:p>
-    <w:p>
-      <w:r>
-        <w:rPr>
-          <w:b w:val="0"/>
-        </w:rPr>
-        <w:t>확인자: (직분) ________ (인)</w:t>
+        <w:t>사진 촬영·게시 동의 범위 확인 : ________</w:t>
       </w:r>
     </w:p>
     <w:sectPr>

--- a/docs/23_체험학습_계획_결과보고서.docx
+++ b/docs/23_체험학습_계획_결과보고서.docx
@@ -11,7 +11,264 @@
         <w:rPr>
           <w:b w:val="0"/>
         </w:rPr>
-        <w:t>________년 (교회명) 교회학교 체험학습 계획서</w:t>
+        <w:t>[연도] (교회명) (부서명) 교회학교 체험학습 계획서</w:t>
+      </w:r>
+    </w:p>
+    <w:tbl>
+      <w:tblPr>
+        <w:tblStyle w:val="TableGrid"/>
+        <w:tblW w:type="auto" w:w="0"/>
+        <w:tblLook w:firstColumn="1" w:firstRow="1" w:lastColumn="0" w:lastRow="0" w:noHBand="0" w:noVBand="1" w:val="04A0"/>
+      </w:tblPr>
+      <w:tblGrid>
+        <w:gridCol w:w="2160"/>
+        <w:gridCol w:w="2160"/>
+        <w:gridCol w:w="2160"/>
+        <w:gridCol w:w="2160"/>
+      </w:tblGrid>
+      <w:tr>
+        <w:tc>
+          <w:tcPr>
+            <w:tcW w:type="dxa" w:w="2160"/>
+          </w:tcPr>
+          <w:p>
+            <w:r>
+              <w:rPr>
+                <w:b/>
+              </w:rPr>
+              <w:t>작성일</w:t>
+            </w:r>
+          </w:p>
+        </w:tc>
+        <w:tc>
+          <w:tcPr>
+            <w:tcW w:type="dxa" w:w="2160"/>
+          </w:tcPr>
+          <w:p>
+            <w:r>
+              <w:rPr>
+                <w:b/>
+              </w:rPr>
+              <w:t>작성자</w:t>
+            </w:r>
+          </w:p>
+        </w:tc>
+        <w:tc>
+          <w:tcPr>
+            <w:tcW w:type="dxa" w:w="2160"/>
+          </w:tcPr>
+          <w:p>
+            <w:r>
+              <w:rPr>
+                <w:b/>
+              </w:rPr>
+              <w:t>부서</w:t>
+            </w:r>
+          </w:p>
+        </w:tc>
+        <w:tc>
+          <w:tcPr>
+            <w:tcW w:type="dxa" w:w="2160"/>
+          </w:tcPr>
+          <w:p>
+            <w:r>
+              <w:rPr>
+                <w:b/>
+              </w:rPr>
+              <w:t>문서 상태(초안/확정)</w:t>
+            </w:r>
+          </w:p>
+        </w:tc>
+      </w:tr>
+      <w:tr>
+        <w:tc>
+          <w:tcPr>
+            <w:tcW w:type="dxa" w:w="2160"/>
+          </w:tcPr>
+          <w:p>
+            <w:r>
+              <w:rPr>
+                <w:b w:val="0"/>
+              </w:rPr>
+              <w:t>________</w:t>
+            </w:r>
+          </w:p>
+        </w:tc>
+        <w:tc>
+          <w:tcPr>
+            <w:tcW w:type="dxa" w:w="2160"/>
+          </w:tcPr>
+          <w:p>
+            <w:r>
+              <w:rPr>
+                <w:b w:val="0"/>
+              </w:rPr>
+              <w:t>________</w:t>
+            </w:r>
+          </w:p>
+        </w:tc>
+        <w:tc>
+          <w:tcPr>
+            <w:tcW w:type="dxa" w:w="2160"/>
+          </w:tcPr>
+          <w:p>
+            <w:r>
+              <w:rPr>
+                <w:b w:val="0"/>
+              </w:rPr>
+              <w:t>(부서명)</w:t>
+            </w:r>
+          </w:p>
+        </w:tc>
+        <w:tc>
+          <w:tcPr>
+            <w:tcW w:type="dxa" w:w="2160"/>
+          </w:tcPr>
+          <w:p>
+            <w:r>
+              <w:rPr>
+                <w:b w:val="0"/>
+              </w:rPr>
+              <w:t>________</w:t>
+            </w:r>
+          </w:p>
+        </w:tc>
+      </w:tr>
+    </w:tbl>
+    <w:p/>
+    <w:tbl>
+      <w:tblPr>
+        <w:tblStyle w:val="TableGrid"/>
+        <w:tblW w:type="auto" w:w="0"/>
+        <w:tblLook w:firstColumn="1" w:firstRow="1" w:lastColumn="0" w:lastRow="0" w:noHBand="0" w:noVBand="1" w:val="04A0"/>
+      </w:tblPr>
+      <w:tblGrid>
+        <w:gridCol w:w="2880"/>
+        <w:gridCol w:w="2880"/>
+        <w:gridCol w:w="2880"/>
+      </w:tblGrid>
+      <w:tr>
+        <w:tc>
+          <w:tcPr>
+            <w:tcW w:type="dxa" w:w="2880"/>
+          </w:tcPr>
+          <w:p>
+            <w:r>
+              <w:rPr>
+                <w:b/>
+              </w:rPr>
+              <w:t>작성</w:t>
+            </w:r>
+          </w:p>
+        </w:tc>
+        <w:tc>
+          <w:tcPr>
+            <w:tcW w:type="dxa" w:w="2880"/>
+          </w:tcPr>
+          <w:p>
+            <w:r>
+              <w:rPr>
+                <w:b/>
+              </w:rPr>
+              <w:t>검토</w:t>
+            </w:r>
+          </w:p>
+        </w:tc>
+        <w:tc>
+          <w:tcPr>
+            <w:tcW w:type="dxa" w:w="2880"/>
+          </w:tcPr>
+          <w:p>
+            <w:r>
+              <w:rPr>
+                <w:b/>
+              </w:rPr>
+              <w:t>승인</w:t>
+            </w:r>
+          </w:p>
+        </w:tc>
+      </w:tr>
+      <w:tr>
+        <w:tc>
+          <w:tcPr>
+            <w:tcW w:type="dxa" w:w="2880"/>
+          </w:tcPr>
+          <w:p>
+            <w:r>
+              <w:rPr>
+                <w:b w:val="0"/>
+              </w:rPr>
+              <w:t>________</w:t>
+            </w:r>
+          </w:p>
+        </w:tc>
+        <w:tc>
+          <w:tcPr>
+            <w:tcW w:type="dxa" w:w="2880"/>
+          </w:tcPr>
+          <w:p>
+            <w:r>
+              <w:rPr>
+                <w:b w:val="0"/>
+              </w:rPr>
+              <w:t>________</w:t>
+            </w:r>
+          </w:p>
+        </w:tc>
+        <w:tc>
+          <w:tcPr>
+            <w:tcW w:type="dxa" w:w="2880"/>
+          </w:tcPr>
+          <w:p>
+            <w:r>
+              <w:rPr>
+                <w:b w:val="0"/>
+              </w:rPr>
+              <w:t>________</w:t>
+            </w:r>
+          </w:p>
+        </w:tc>
+      </w:tr>
+    </w:tbl>
+    <w:p/>
+    <w:p>
+      <w:r>
+        <w:rPr>
+          <w:b/>
+        </w:rPr>
+        <w:t>요약</w:t>
+      </w:r>
+    </w:p>
+    <w:p>
+      <w:r>
+        <w:rPr>
+          <w:b w:val="0"/>
+        </w:rPr>
+        <w:t>승인 요청 사항: 체험학습 실시, 인솔자 배치 및 소요 예산 집행 승인을 요청합니다.</w:t>
+      </w:r>
+    </w:p>
+    <w:p>
+      <w:r>
+        <w:rPr>
+          <w:b w:val="0"/>
+        </w:rPr>
+        <w:t>핵심 개요: ________에 ________에서 교회학교 학생 ________명을 대상으로 실시합니다.</w:t>
+      </w:r>
+    </w:p>
+    <w:p>
+      <w:r>
+        <w:rPr>
+          <w:b w:val="0"/>
+        </w:rPr>
+        <w:t>운영 원칙: 보호자 사전 동의, 인원 확인, 인솔자 동행 및 안전수칙 준수를 원칙으로 합니다.</w:t>
+      </w:r>
+    </w:p>
+    <w:p>
+      <w:r>
+        <w:rPr>
+          <w:b w:val="0"/>
+        </w:rPr>
+        <w:t>예산 총액: 금________원(금________) / 재원: ________</w:t>
       </w:r>
     </w:p>
     <w:p>
@@ -22,84 +279,23 @@
         <w:rPr>
           <w:b w:val="0"/>
         </w:rPr>
-        <w:t>개요</w:t>
+        <w:t>1. 추진 배경 및 필요성</w:t>
       </w:r>
     </w:p>
     <w:p>
-      <w:pPr>
-        <w:pStyle w:val="ListBullet"/>
-      </w:pPr>
       <w:r>
         <w:rPr>
           <w:b w:val="0"/>
         </w:rPr>
-        <w:t>주제 : ________</w:t>
+        <w:t>가. 교회 밖 체험활동을 통해 하나님의 창조세계와 이웃을 이해하고 공동체 생활을 경험할 기회가 필요합니다.</w:t>
       </w:r>
     </w:p>
     <w:p>
-      <w:pPr>
-        <w:pStyle w:val="ListBullet"/>
-      </w:pPr>
       <w:r>
         <w:rPr>
           <w:b w:val="0"/>
         </w:rPr>
-        <w:t>주제 말씀 : ________</w:t>
-      </w:r>
-    </w:p>
-    <w:p>
-      <w:pPr>
-        <w:pStyle w:val="ListBullet"/>
-      </w:pPr>
-      <w:r>
-        <w:rPr>
-          <w:b w:val="0"/>
-        </w:rPr>
-        <w:t>목적 : 하나님의 창조세계를 살펴보고, 함께하는 활동을 통해 배려와 협력을 배운다.</w:t>
-      </w:r>
-    </w:p>
-    <w:p>
-      <w:pPr>
-        <w:pStyle w:val="ListBullet"/>
-      </w:pPr>
-      <w:r>
-        <w:rPr>
-          <w:b w:val="0"/>
-        </w:rPr>
-        <w:t>장소 : ________</w:t>
-      </w:r>
-    </w:p>
-    <w:p>
-      <w:pPr>
-        <w:pStyle w:val="ListBullet"/>
-      </w:pPr>
-      <w:r>
-        <w:rPr>
-          <w:b w:val="0"/>
-        </w:rPr>
-        <w:t>일시 : ________년 ________월 ________일 ________시 ~ ________시</w:t>
-      </w:r>
-    </w:p>
-    <w:p>
-      <w:pPr>
-        <w:pStyle w:val="ListBullet"/>
-      </w:pPr>
-      <w:r>
-        <w:rPr>
-          <w:b w:val="0"/>
-        </w:rPr>
-        <w:t>담당 : ________</w:t>
-      </w:r>
-    </w:p>
-    <w:p>
-      <w:pPr>
-        <w:pStyle w:val="ListBullet"/>
-      </w:pPr>
-      <w:r>
-        <w:rPr>
-          <w:b w:val="0"/>
-        </w:rPr>
-        <w:t>대상 : (예상 인원 ________명: 학생 ________, 교사 ________)</w:t>
+        <w:t>나. 학생의 연령과 참여 여건을 고려하여 장소·이동·인솔·안전을 사전에 점검하고자 합니다.</w:t>
       </w:r>
     </w:p>
     <w:p>
@@ -110,7 +306,7 @@
         <w:rPr>
           <w:b w:val="0"/>
         </w:rPr>
-        <w:t>준비물</w:t>
+        <w:t>2. 목적 및 목표</w:t>
       </w:r>
     </w:p>
     <w:tbl>
@@ -147,7 +343,7 @@
               <w:rPr>
                 <w:b/>
               </w:rPr>
-              <w:t>준비물</w:t>
+              <w:t>내용</w:t>
             </w:r>
           </w:p>
         </w:tc>
@@ -160,7 +356,7 @@
               <w:rPr>
                 <w:b/>
               </w:rPr>
-              <w:t>비고</w:t>
+              <w:t>확인 방법</w:t>
             </w:r>
           </w:p>
         </w:tc>
@@ -175,7 +371,7 @@
               <w:rPr>
                 <w:b w:val="0"/>
               </w:rPr>
-              <w:t>학생</w:t>
+              <w:t>신앙적 목적</w:t>
             </w:r>
           </w:p>
         </w:tc>
@@ -188,7 +384,7 @@
               <w:rPr>
                 <w:b w:val="0"/>
               </w:rPr>
-              <w:t>물, 모자, 편한 신발, ________</w:t>
+              <w:t>하나님이 주신 세계를 소중히 여기고 서로 배려하는 태도 함양</w:t>
             </w:r>
           </w:p>
         </w:tc>
@@ -201,7 +397,7 @@
               <w:rPr>
                 <w:b w:val="0"/>
               </w:rPr>
-              <w:t>개인 소지품에 이름 표시</w:t>
+              <w:t>활동 소감 및 인솔자 관찰</w:t>
             </w:r>
           </w:p>
         </w:tc>
@@ -216,7 +412,7 @@
               <w:rPr>
                 <w:b w:val="0"/>
               </w:rPr>
-              <w:t>공용</w:t>
+              <w:t>확인 가능한 목표</w:t>
             </w:r>
           </w:p>
         </w:tc>
@@ -229,7 +425,7 @@
               <w:rPr>
                 <w:b w:val="0"/>
               </w:rPr>
-              <w:t>구급함, 비상연락망, 참가자 명단</w:t>
+              <w:t>학생 ________명 참여, 예정 활동 ________개 실시</w:t>
             </w:r>
           </w:p>
         </w:tc>
@@ -242,7 +438,7 @@
               <w:rPr>
                 <w:b w:val="0"/>
               </w:rPr>
-              <w:t>인솔 교사 보관</w:t>
+              <w:t>출석부 및 활동 기록</w:t>
             </w:r>
           </w:p>
         </w:tc>
@@ -257,7 +453,7 @@
               <w:rPr>
                 <w:b w:val="0"/>
               </w:rPr>
-              <w:t>활동</w:t>
+              <w:t>확인 가능한 목표</w:t>
             </w:r>
           </w:p>
         </w:tc>
@@ -270,7 +466,7 @@
               <w:rPr>
                 <w:b w:val="0"/>
               </w:rPr>
-              <w:t>활동지, 필기도구, ________</w:t>
+              <w:t>출발·이동·귀가 시 인원 확인 실시율 100%</w:t>
             </w:r>
           </w:p>
         </w:tc>
@@ -283,7 +479,7 @@
               <w:rPr>
                 <w:b w:val="0"/>
               </w:rPr>
-              <w:t>담당 : ________</w:t>
+              <w:t>인원 확인표</w:t>
             </w:r>
           </w:p>
         </w:tc>
@@ -298,7 +494,7 @@
               <w:rPr>
                 <w:b w:val="0"/>
               </w:rPr>
-              <w:t>식사·간식</w:t>
+              <w:t>확인 가능한 목표</w:t>
             </w:r>
           </w:p>
         </w:tc>
@@ -311,7 +507,7 @@
               <w:rPr>
                 <w:b w:val="0"/>
               </w:rPr>
-              <w:t>________</w:t>
+              <w:t>보호자 동의 확인 및 귀가 인계 확인 완료</w:t>
             </w:r>
           </w:p>
         </w:tc>
@@ -324,7 +520,7 @@
               <w:rPr>
                 <w:b w:val="0"/>
               </w:rPr>
-              <w:t>알레르기 사전 확인</w:t>
+              <w:t>별도 신청서 및 귀가 확인표</w:t>
             </w:r>
           </w:p>
         </w:tc>
@@ -339,7 +535,2462 @@
         <w:rPr>
           <w:b w:val="0"/>
         </w:rPr>
-        <w:t>시간표</w:t>
+        <w:t>3. 행사 개요</w:t>
+      </w:r>
+    </w:p>
+    <w:tbl>
+      <w:tblPr>
+        <w:tblStyle w:val="TableGrid"/>
+        <w:tblW w:type="auto" w:w="0"/>
+        <w:tblLook w:firstColumn="1" w:firstRow="1" w:lastColumn="0" w:lastRow="0" w:noHBand="0" w:noVBand="1" w:val="04A0"/>
+      </w:tblPr>
+      <w:tblGrid>
+        <w:gridCol w:w="4320"/>
+        <w:gridCol w:w="4320"/>
+      </w:tblGrid>
+      <w:tr>
+        <w:tc>
+          <w:tcPr>
+            <w:tcW w:type="dxa" w:w="4320"/>
+          </w:tcPr>
+          <w:p>
+            <w:r>
+              <w:rPr>
+                <w:b/>
+              </w:rPr>
+              <w:t>항목</w:t>
+            </w:r>
+          </w:p>
+        </w:tc>
+        <w:tc>
+          <w:tcPr>
+            <w:tcW w:type="dxa" w:w="4320"/>
+          </w:tcPr>
+          <w:p>
+            <w:r>
+              <w:rPr>
+                <w:b/>
+              </w:rPr>
+              <w:t>내용</w:t>
+            </w:r>
+          </w:p>
+        </w:tc>
+      </w:tr>
+      <w:tr>
+        <w:tc>
+          <w:tcPr>
+            <w:tcW w:type="dxa" w:w="4320"/>
+          </w:tcPr>
+          <w:p>
+            <w:r>
+              <w:rPr>
+                <w:b w:val="0"/>
+              </w:rPr>
+              <w:t>행사명</w:t>
+            </w:r>
+          </w:p>
+        </w:tc>
+        <w:tc>
+          <w:tcPr>
+            <w:tcW w:type="dxa" w:w="4320"/>
+          </w:tcPr>
+          <w:p>
+            <w:r>
+              <w:rPr>
+                <w:b w:val="0"/>
+              </w:rPr>
+              <w:t>교회학교 체험학습</w:t>
+            </w:r>
+          </w:p>
+        </w:tc>
+      </w:tr>
+      <w:tr>
+        <w:tc>
+          <w:tcPr>
+            <w:tcW w:type="dxa" w:w="4320"/>
+          </w:tcPr>
+          <w:p>
+            <w:r>
+              <w:rPr>
+                <w:b w:val="0"/>
+              </w:rPr>
+              <w:t>주제</w:t>
+            </w:r>
+          </w:p>
+        </w:tc>
+        <w:tc>
+          <w:tcPr>
+            <w:tcW w:type="dxa" w:w="4320"/>
+          </w:tcPr>
+          <w:p>
+            <w:r>
+              <w:rPr>
+                <w:b w:val="0"/>
+              </w:rPr>
+              <w:t>________</w:t>
+            </w:r>
+          </w:p>
+        </w:tc>
+      </w:tr>
+      <w:tr>
+        <w:tc>
+          <w:tcPr>
+            <w:tcW w:type="dxa" w:w="4320"/>
+          </w:tcPr>
+          <w:p>
+            <w:r>
+              <w:rPr>
+                <w:b w:val="0"/>
+              </w:rPr>
+              <w:t>주제 말씀</w:t>
+            </w:r>
+          </w:p>
+        </w:tc>
+        <w:tc>
+          <w:tcPr>
+            <w:tcW w:type="dxa" w:w="4320"/>
+          </w:tcPr>
+          <w:p>
+            <w:r>
+              <w:rPr>
+                <w:b w:val="0"/>
+              </w:rPr>
+              <w:t>________</w:t>
+            </w:r>
+          </w:p>
+        </w:tc>
+      </w:tr>
+      <w:tr>
+        <w:tc>
+          <w:tcPr>
+            <w:tcW w:type="dxa" w:w="4320"/>
+          </w:tcPr>
+          <w:p>
+            <w:r>
+              <w:rPr>
+                <w:b w:val="0"/>
+              </w:rPr>
+              <w:t>일시</w:t>
+            </w:r>
+          </w:p>
+        </w:tc>
+        <w:tc>
+          <w:tcPr>
+            <w:tcW w:type="dxa" w:w="4320"/>
+          </w:tcPr>
+          <w:p>
+            <w:r>
+              <w:rPr>
+                <w:b w:val="0"/>
+              </w:rPr>
+              <w:t>________ / ________~________</w:t>
+            </w:r>
+          </w:p>
+        </w:tc>
+      </w:tr>
+      <w:tr>
+        <w:tc>
+          <w:tcPr>
+            <w:tcW w:type="dxa" w:w="4320"/>
+          </w:tcPr>
+          <w:p>
+            <w:r>
+              <w:rPr>
+                <w:b w:val="0"/>
+              </w:rPr>
+              <w:t>장소</w:t>
+            </w:r>
+          </w:p>
+        </w:tc>
+        <w:tc>
+          <w:tcPr>
+            <w:tcW w:type="dxa" w:w="4320"/>
+          </w:tcPr>
+          <w:p>
+            <w:r>
+              <w:rPr>
+                <w:b w:val="0"/>
+              </w:rPr>
+              <w:t>________</w:t>
+            </w:r>
+          </w:p>
+        </w:tc>
+      </w:tr>
+      <w:tr>
+        <w:tc>
+          <w:tcPr>
+            <w:tcW w:type="dxa" w:w="4320"/>
+          </w:tcPr>
+          <w:p>
+            <w:r>
+              <w:rPr>
+                <w:b w:val="0"/>
+              </w:rPr>
+              <w:t>대상</w:t>
+            </w:r>
+          </w:p>
+        </w:tc>
+        <w:tc>
+          <w:tcPr>
+            <w:tcW w:type="dxa" w:w="4320"/>
+          </w:tcPr>
+          <w:p>
+            <w:r>
+              <w:rPr>
+                <w:b w:val="0"/>
+              </w:rPr>
+              <w:t>(부서명) 학생</w:t>
+            </w:r>
+          </w:p>
+        </w:tc>
+      </w:tr>
+      <w:tr>
+        <w:tc>
+          <w:tcPr>
+            <w:tcW w:type="dxa" w:w="4320"/>
+          </w:tcPr>
+          <w:p>
+            <w:r>
+              <w:rPr>
+                <w:b w:val="0"/>
+              </w:rPr>
+              <w:t>예정 인원</w:t>
+            </w:r>
+          </w:p>
+        </w:tc>
+        <w:tc>
+          <w:tcPr>
+            <w:tcW w:type="dxa" w:w="4320"/>
+          </w:tcPr>
+          <w:p>
+            <w:r>
+              <w:rPr>
+                <w:b w:val="0"/>
+              </w:rPr>
+              <w:t>학생 ________명, 인솔자 ________명, 합계 ________명</w:t>
+            </w:r>
+          </w:p>
+        </w:tc>
+      </w:tr>
+      <w:tr>
+        <w:tc>
+          <w:tcPr>
+            <w:tcW w:type="dxa" w:w="4320"/>
+          </w:tcPr>
+          <w:p>
+            <w:r>
+              <w:rPr>
+                <w:b w:val="0"/>
+              </w:rPr>
+              <w:t>주관</w:t>
+            </w:r>
+          </w:p>
+        </w:tc>
+        <w:tc>
+          <w:tcPr>
+            <w:tcW w:type="dxa" w:w="4320"/>
+          </w:tcPr>
+          <w:p>
+            <w:r>
+              <w:rPr>
+                <w:b w:val="0"/>
+              </w:rPr>
+              <w:t>(교회명) (부서명)</w:t>
+            </w:r>
+          </w:p>
+        </w:tc>
+      </w:tr>
+      <w:tr>
+        <w:tc>
+          <w:tcPr>
+            <w:tcW w:type="dxa" w:w="4320"/>
+          </w:tcPr>
+          <w:p>
+            <w:r>
+              <w:rPr>
+                <w:b w:val="0"/>
+              </w:rPr>
+              <w:t>이동 방법</w:t>
+            </w:r>
+          </w:p>
+        </w:tc>
+        <w:tc>
+          <w:tcPr>
+            <w:tcW w:type="dxa" w:w="4320"/>
+          </w:tcPr>
+          <w:p>
+            <w:r>
+              <w:rPr>
+                <w:b w:val="0"/>
+              </w:rPr>
+              <w:t>________</w:t>
+            </w:r>
+          </w:p>
+        </w:tc>
+      </w:tr>
+      <w:tr>
+        <w:tc>
+          <w:tcPr>
+            <w:tcW w:type="dxa" w:w="4320"/>
+          </w:tcPr>
+          <w:p>
+            <w:r>
+              <w:rPr>
+                <w:b w:val="0"/>
+              </w:rPr>
+              <w:t>집결·귀가 장소</w:t>
+            </w:r>
+          </w:p>
+        </w:tc>
+        <w:tc>
+          <w:tcPr>
+            <w:tcW w:type="dxa" w:w="4320"/>
+          </w:tcPr>
+          <w:p>
+            <w:r>
+              <w:rPr>
+                <w:b w:val="0"/>
+              </w:rPr>
+              <w:t>________</w:t>
+            </w:r>
+          </w:p>
+        </w:tc>
+      </w:tr>
+      <w:tr>
+        <w:tc>
+          <w:tcPr>
+            <w:tcW w:type="dxa" w:w="4320"/>
+          </w:tcPr>
+          <w:p>
+            <w:r>
+              <w:rPr>
+                <w:b w:val="0"/>
+              </w:rPr>
+              <w:t>참가비</w:t>
+            </w:r>
+          </w:p>
+        </w:tc>
+        <w:tc>
+          <w:tcPr>
+            <w:tcW w:type="dxa" w:w="4320"/>
+          </w:tcPr>
+          <w:p>
+            <w:r>
+              <w:rPr>
+                <w:b w:val="0"/>
+              </w:rPr>
+              <w:t>1인당 금________원(금________)</w:t>
+            </w:r>
+          </w:p>
+        </w:tc>
+      </w:tr>
+      <w:tr>
+        <w:tc>
+          <w:tcPr>
+            <w:tcW w:type="dxa" w:w="4320"/>
+          </w:tcPr>
+          <w:p>
+            <w:r>
+              <w:rPr>
+                <w:b w:val="0"/>
+              </w:rPr>
+              <w:t>운영 총괄</w:t>
+            </w:r>
+          </w:p>
+        </w:tc>
+        <w:tc>
+          <w:tcPr>
+            <w:tcW w:type="dxa" w:w="4320"/>
+          </w:tcPr>
+          <w:p>
+            <w:r>
+              <w:rPr>
+                <w:b w:val="0"/>
+              </w:rPr>
+              <w:t>________</w:t>
+            </w:r>
+          </w:p>
+        </w:tc>
+      </w:tr>
+      <w:tr>
+        <w:tc>
+          <w:tcPr>
+            <w:tcW w:type="dxa" w:w="4320"/>
+          </w:tcPr>
+          <w:p>
+            <w:r>
+              <w:rPr>
+                <w:b w:val="0"/>
+              </w:rPr>
+              <w:t>기상 악화 등 대체 운영</w:t>
+            </w:r>
+          </w:p>
+        </w:tc>
+        <w:tc>
+          <w:tcPr>
+            <w:tcW w:type="dxa" w:w="4320"/>
+          </w:tcPr>
+          <w:p>
+            <w:r>
+              <w:rPr>
+                <w:b w:val="0"/>
+              </w:rPr>
+              <w:t>________ / 결정 담당: ________ / 결정 기한: ________</w:t>
+            </w:r>
+          </w:p>
+        </w:tc>
+      </w:tr>
+    </w:tbl>
+    <w:p/>
+    <w:p>
+      <w:pPr>
+        <w:pStyle w:val="Heading2"/>
+      </w:pPr>
+      <w:r>
+        <w:rPr>
+          <w:b w:val="0"/>
+        </w:rPr>
+        <w:t>4. 세부 추진 계획</w:t>
+      </w:r>
+    </w:p>
+    <w:p>
+      <w:r>
+        <w:rPr>
+          <w:b w:val="0"/>
+        </w:rPr>
+        <w:t>가. 시간표</w:t>
+      </w:r>
+    </w:p>
+    <w:tbl>
+      <w:tblPr>
+        <w:tblStyle w:val="TableGrid"/>
+        <w:tblW w:type="auto" w:w="0"/>
+        <w:tblLook w:firstColumn="1" w:firstRow="1" w:lastColumn="0" w:lastRow="0" w:noHBand="0" w:noVBand="1" w:val="04A0"/>
+      </w:tblPr>
+      <w:tblGrid>
+        <w:gridCol w:w="2160"/>
+        <w:gridCol w:w="2160"/>
+        <w:gridCol w:w="2160"/>
+        <w:gridCol w:w="2160"/>
+      </w:tblGrid>
+      <w:tr>
+        <w:tc>
+          <w:tcPr>
+            <w:tcW w:type="dxa" w:w="2160"/>
+          </w:tcPr>
+          <w:p>
+            <w:r>
+              <w:rPr>
+                <w:b/>
+              </w:rPr>
+              <w:t>시간</w:t>
+            </w:r>
+          </w:p>
+        </w:tc>
+        <w:tc>
+          <w:tcPr>
+            <w:tcW w:type="dxa" w:w="2160"/>
+          </w:tcPr>
+          <w:p>
+            <w:r>
+              <w:rPr>
+                <w:b/>
+              </w:rPr>
+              <w:t>활동 및 장소</w:t>
+            </w:r>
+          </w:p>
+        </w:tc>
+        <w:tc>
+          <w:tcPr>
+            <w:tcW w:type="dxa" w:w="2160"/>
+          </w:tcPr>
+          <w:p>
+            <w:r>
+              <w:rPr>
+                <w:b/>
+              </w:rPr>
+              <w:t>담당</w:t>
+            </w:r>
+          </w:p>
+        </w:tc>
+        <w:tc>
+          <w:tcPr>
+            <w:tcW w:type="dxa" w:w="2160"/>
+          </w:tcPr>
+          <w:p>
+            <w:r>
+              <w:rPr>
+                <w:b/>
+              </w:rPr>
+              <w:t>완료 기한</w:t>
+            </w:r>
+          </w:p>
+        </w:tc>
+      </w:tr>
+      <w:tr>
+        <w:tc>
+          <w:tcPr>
+            <w:tcW w:type="dxa" w:w="2160"/>
+          </w:tcPr>
+          <w:p>
+            <w:r>
+              <w:rPr>
+                <w:b w:val="0"/>
+              </w:rPr>
+              <w:t>________~________</w:t>
+            </w:r>
+          </w:p>
+        </w:tc>
+        <w:tc>
+          <w:tcPr>
+            <w:tcW w:type="dxa" w:w="2160"/>
+          </w:tcPr>
+          <w:p>
+            <w:r>
+              <w:rPr>
+                <w:b w:val="0"/>
+              </w:rPr>
+              <w:t>집결, 출석 및 보호자 동의 확인, 안전교육</w:t>
+            </w:r>
+          </w:p>
+        </w:tc>
+        <w:tc>
+          <w:tcPr>
+            <w:tcW w:type="dxa" w:w="2160"/>
+          </w:tcPr>
+          <w:p>
+            <w:r>
+              <w:rPr>
+                <w:b w:val="0"/>
+              </w:rPr>
+              <w:t>________</w:t>
+            </w:r>
+          </w:p>
+        </w:tc>
+        <w:tc>
+          <w:tcPr>
+            <w:tcW w:type="dxa" w:w="2160"/>
+          </w:tcPr>
+          <w:p>
+            <w:r>
+              <w:rPr>
+                <w:b w:val="0"/>
+              </w:rPr>
+              <w:t>출발 전</w:t>
+            </w:r>
+          </w:p>
+        </w:tc>
+      </w:tr>
+      <w:tr>
+        <w:tc>
+          <w:tcPr>
+            <w:tcW w:type="dxa" w:w="2160"/>
+          </w:tcPr>
+          <w:p>
+            <w:r>
+              <w:rPr>
+                <w:b w:val="0"/>
+              </w:rPr>
+              <w:t>________~________</w:t>
+            </w:r>
+          </w:p>
+        </w:tc>
+        <w:tc>
+          <w:tcPr>
+            <w:tcW w:type="dxa" w:w="2160"/>
+          </w:tcPr>
+          <w:p>
+            <w:r>
+              <w:rPr>
+                <w:b w:val="0"/>
+              </w:rPr>
+              <w:t>이동 및 도착 인원 확인</w:t>
+            </w:r>
+          </w:p>
+        </w:tc>
+        <w:tc>
+          <w:tcPr>
+            <w:tcW w:type="dxa" w:w="2160"/>
+          </w:tcPr>
+          <w:p>
+            <w:r>
+              <w:rPr>
+                <w:b w:val="0"/>
+              </w:rPr>
+              <w:t>________</w:t>
+            </w:r>
+          </w:p>
+        </w:tc>
+        <w:tc>
+          <w:tcPr>
+            <w:tcW w:type="dxa" w:w="2160"/>
+          </w:tcPr>
+          <w:p>
+            <w:r>
+              <w:rPr>
+                <w:b w:val="0"/>
+              </w:rPr>
+              <w:t>도착 즉시</w:t>
+            </w:r>
+          </w:p>
+        </w:tc>
+      </w:tr>
+      <w:tr>
+        <w:tc>
+          <w:tcPr>
+            <w:tcW w:type="dxa" w:w="2160"/>
+          </w:tcPr>
+          <w:p>
+            <w:r>
+              <w:rPr>
+                <w:b w:val="0"/>
+              </w:rPr>
+              <w:t>________~________</w:t>
+            </w:r>
+          </w:p>
+        </w:tc>
+        <w:tc>
+          <w:tcPr>
+            <w:tcW w:type="dxa" w:w="2160"/>
+          </w:tcPr>
+          <w:p>
+            <w:r>
+              <w:rPr>
+                <w:b w:val="0"/>
+              </w:rPr>
+              <w:t>체험활동: ________</w:t>
+            </w:r>
+          </w:p>
+        </w:tc>
+        <w:tc>
+          <w:tcPr>
+            <w:tcW w:type="dxa" w:w="2160"/>
+          </w:tcPr>
+          <w:p>
+            <w:r>
+              <w:rPr>
+                <w:b w:val="0"/>
+              </w:rPr>
+              <w:t>________</w:t>
+            </w:r>
+          </w:p>
+        </w:tc>
+        <w:tc>
+          <w:tcPr>
+            <w:tcW w:type="dxa" w:w="2160"/>
+          </w:tcPr>
+          <w:p>
+            <w:r>
+              <w:rPr>
+                <w:b w:val="0"/>
+              </w:rPr>
+              <w:t>해당 활동 종료 시</w:t>
+            </w:r>
+          </w:p>
+        </w:tc>
+      </w:tr>
+      <w:tr>
+        <w:tc>
+          <w:tcPr>
+            <w:tcW w:type="dxa" w:w="2160"/>
+          </w:tcPr>
+          <w:p>
+            <w:r>
+              <w:rPr>
+                <w:b w:val="0"/>
+              </w:rPr>
+              <w:t>________~________</w:t>
+            </w:r>
+          </w:p>
+        </w:tc>
+        <w:tc>
+          <w:tcPr>
+            <w:tcW w:type="dxa" w:w="2160"/>
+          </w:tcPr>
+          <w:p>
+            <w:r>
+              <w:rPr>
+                <w:b w:val="0"/>
+              </w:rPr>
+              <w:t>식사·휴식 및 주변 정리</w:t>
+            </w:r>
+          </w:p>
+        </w:tc>
+        <w:tc>
+          <w:tcPr>
+            <w:tcW w:type="dxa" w:w="2160"/>
+          </w:tcPr>
+          <w:p>
+            <w:r>
+              <w:rPr>
+                <w:b w:val="0"/>
+              </w:rPr>
+              <w:t>________</w:t>
+            </w:r>
+          </w:p>
+        </w:tc>
+        <w:tc>
+          <w:tcPr>
+            <w:tcW w:type="dxa" w:w="2160"/>
+          </w:tcPr>
+          <w:p>
+            <w:r>
+              <w:rPr>
+                <w:b w:val="0"/>
+              </w:rPr>
+              <w:t>이동 전</w:t>
+            </w:r>
+          </w:p>
+        </w:tc>
+      </w:tr>
+      <w:tr>
+        <w:tc>
+          <w:tcPr>
+            <w:tcW w:type="dxa" w:w="2160"/>
+          </w:tcPr>
+          <w:p>
+            <w:r>
+              <w:rPr>
+                <w:b w:val="0"/>
+              </w:rPr>
+              <w:t>________~________</w:t>
+            </w:r>
+          </w:p>
+        </w:tc>
+        <w:tc>
+          <w:tcPr>
+            <w:tcW w:type="dxa" w:w="2160"/>
+          </w:tcPr>
+          <w:p>
+            <w:r>
+              <w:rPr>
+                <w:b w:val="0"/>
+              </w:rPr>
+              <w:t>나눔·기도 및 귀가 전 인원 확인</w:t>
+            </w:r>
+          </w:p>
+        </w:tc>
+        <w:tc>
+          <w:tcPr>
+            <w:tcW w:type="dxa" w:w="2160"/>
+          </w:tcPr>
+          <w:p>
+            <w:r>
+              <w:rPr>
+                <w:b w:val="0"/>
+              </w:rPr>
+              <w:t>________</w:t>
+            </w:r>
+          </w:p>
+        </w:tc>
+        <w:tc>
+          <w:tcPr>
+            <w:tcW w:type="dxa" w:w="2160"/>
+          </w:tcPr>
+          <w:p>
+            <w:r>
+              <w:rPr>
+                <w:b w:val="0"/>
+              </w:rPr>
+              <w:t>귀가 출발 전</w:t>
+            </w:r>
+          </w:p>
+        </w:tc>
+      </w:tr>
+      <w:tr>
+        <w:tc>
+          <w:tcPr>
+            <w:tcW w:type="dxa" w:w="2160"/>
+          </w:tcPr>
+          <w:p>
+            <w:r>
+              <w:rPr>
+                <w:b w:val="0"/>
+              </w:rPr>
+              <w:t>________~________</w:t>
+            </w:r>
+          </w:p>
+        </w:tc>
+        <w:tc>
+          <w:tcPr>
+            <w:tcW w:type="dxa" w:w="2160"/>
+          </w:tcPr>
+          <w:p>
+            <w:r>
+              <w:rPr>
+                <w:b w:val="0"/>
+              </w:rPr>
+              <w:t>복귀 및 보호자 인계 확인</w:t>
+            </w:r>
+          </w:p>
+        </w:tc>
+        <w:tc>
+          <w:tcPr>
+            <w:tcW w:type="dxa" w:w="2160"/>
+          </w:tcPr>
+          <w:p>
+            <w:r>
+              <w:rPr>
+                <w:b w:val="0"/>
+              </w:rPr>
+              <w:t>________</w:t>
+            </w:r>
+          </w:p>
+        </w:tc>
+        <w:tc>
+          <w:tcPr>
+            <w:tcW w:type="dxa" w:w="2160"/>
+          </w:tcPr>
+          <w:p>
+            <w:r>
+              <w:rPr>
+                <w:b w:val="0"/>
+              </w:rPr>
+              <w:t>학생별 인계 시</w:t>
+            </w:r>
+          </w:p>
+        </w:tc>
+      </w:tr>
+    </w:tbl>
+    <w:p/>
+    <w:p>
+      <w:r>
+        <w:rPr>
+          <w:b w:val="0"/>
+        </w:rPr>
+        <w:t>나. 업무분장</w:t>
+      </w:r>
+    </w:p>
+    <w:tbl>
+      <w:tblPr>
+        <w:tblStyle w:val="TableGrid"/>
+        <w:tblW w:type="auto" w:w="0"/>
+        <w:tblLook w:firstColumn="1" w:firstRow="1" w:lastColumn="0" w:lastRow="0" w:noHBand="0" w:noVBand="1" w:val="04A0"/>
+      </w:tblPr>
+      <w:tblGrid>
+        <w:gridCol w:w="2160"/>
+        <w:gridCol w:w="2160"/>
+        <w:gridCol w:w="2160"/>
+        <w:gridCol w:w="2160"/>
+      </w:tblGrid>
+      <w:tr>
+        <w:tc>
+          <w:tcPr>
+            <w:tcW w:type="dxa" w:w="2160"/>
+          </w:tcPr>
+          <w:p>
+            <w:r>
+              <w:rPr>
+                <w:b/>
+              </w:rPr>
+              <w:t>업무</w:t>
+            </w:r>
+          </w:p>
+        </w:tc>
+        <w:tc>
+          <w:tcPr>
+            <w:tcW w:type="dxa" w:w="2160"/>
+          </w:tcPr>
+          <w:p>
+            <w:r>
+              <w:rPr>
+                <w:b/>
+              </w:rPr>
+              <w:t>담당</w:t>
+            </w:r>
+          </w:p>
+        </w:tc>
+        <w:tc>
+          <w:tcPr>
+            <w:tcW w:type="dxa" w:w="2160"/>
+          </w:tcPr>
+          <w:p>
+            <w:r>
+              <w:rPr>
+                <w:b/>
+              </w:rPr>
+              <w:t>기한</w:t>
+            </w:r>
+          </w:p>
+        </w:tc>
+        <w:tc>
+          <w:tcPr>
+            <w:tcW w:type="dxa" w:w="2160"/>
+          </w:tcPr>
+          <w:p>
+            <w:r>
+              <w:rPr>
+                <w:b/>
+              </w:rPr>
+              <w:t>확인</w:t>
+            </w:r>
+          </w:p>
+        </w:tc>
+      </w:tr>
+      <w:tr>
+        <w:tc>
+          <w:tcPr>
+            <w:tcW w:type="dxa" w:w="2160"/>
+          </w:tcPr>
+          <w:p>
+            <w:r>
+              <w:rPr>
+                <w:b w:val="0"/>
+              </w:rPr>
+              <w:t>장소 예약·이용 조건 및 취소 기준 확인</w:t>
+            </w:r>
+          </w:p>
+        </w:tc>
+        <w:tc>
+          <w:tcPr>
+            <w:tcW w:type="dxa" w:w="2160"/>
+          </w:tcPr>
+          <w:p>
+            <w:r>
+              <w:rPr>
+                <w:b w:val="0"/>
+              </w:rPr>
+              <w:t>________</w:t>
+            </w:r>
+          </w:p>
+        </w:tc>
+        <w:tc>
+          <w:tcPr>
+            <w:tcW w:type="dxa" w:w="2160"/>
+          </w:tcPr>
+          <w:p>
+            <w:r>
+              <w:rPr>
+                <w:b w:val="0"/>
+              </w:rPr>
+              <w:t>________</w:t>
+            </w:r>
+          </w:p>
+        </w:tc>
+        <w:tc>
+          <w:tcPr>
+            <w:tcW w:type="dxa" w:w="2160"/>
+          </w:tcPr>
+          <w:p>
+            <w:r>
+              <w:rPr>
+                <w:b w:val="0"/>
+              </w:rPr>
+              <w:t>________</w:t>
+            </w:r>
+          </w:p>
+        </w:tc>
+      </w:tr>
+      <w:tr>
+        <w:tc>
+          <w:tcPr>
+            <w:tcW w:type="dxa" w:w="2160"/>
+          </w:tcPr>
+          <w:p>
+            <w:r>
+              <w:rPr>
+                <w:b w:val="0"/>
+              </w:rPr>
+              <w:t>보호자 안내·신청서 접수·참가 명단 확정</w:t>
+            </w:r>
+          </w:p>
+        </w:tc>
+        <w:tc>
+          <w:tcPr>
+            <w:tcW w:type="dxa" w:w="2160"/>
+          </w:tcPr>
+          <w:p>
+            <w:r>
+              <w:rPr>
+                <w:b w:val="0"/>
+              </w:rPr>
+              <w:t>________</w:t>
+            </w:r>
+          </w:p>
+        </w:tc>
+        <w:tc>
+          <w:tcPr>
+            <w:tcW w:type="dxa" w:w="2160"/>
+          </w:tcPr>
+          <w:p>
+            <w:r>
+              <w:rPr>
+                <w:b w:val="0"/>
+              </w:rPr>
+              <w:t>________</w:t>
+            </w:r>
+          </w:p>
+        </w:tc>
+        <w:tc>
+          <w:tcPr>
+            <w:tcW w:type="dxa" w:w="2160"/>
+          </w:tcPr>
+          <w:p>
+            <w:r>
+              <w:rPr>
+                <w:b w:val="0"/>
+              </w:rPr>
+              <w:t>________</w:t>
+            </w:r>
+          </w:p>
+        </w:tc>
+      </w:tr>
+      <w:tr>
+        <w:tc>
+          <w:tcPr>
+            <w:tcW w:type="dxa" w:w="2160"/>
+          </w:tcPr>
+          <w:p>
+            <w:r>
+              <w:rPr>
+                <w:b w:val="0"/>
+              </w:rPr>
+              <w:t>인솔자 배치·조 편성·역할 안내</w:t>
+            </w:r>
+          </w:p>
+        </w:tc>
+        <w:tc>
+          <w:tcPr>
+            <w:tcW w:type="dxa" w:w="2160"/>
+          </w:tcPr>
+          <w:p>
+            <w:r>
+              <w:rPr>
+                <w:b w:val="0"/>
+              </w:rPr>
+              <w:t>________</w:t>
+            </w:r>
+          </w:p>
+        </w:tc>
+        <w:tc>
+          <w:tcPr>
+            <w:tcW w:type="dxa" w:w="2160"/>
+          </w:tcPr>
+          <w:p>
+            <w:r>
+              <w:rPr>
+                <w:b w:val="0"/>
+              </w:rPr>
+              <w:t>________</w:t>
+            </w:r>
+          </w:p>
+        </w:tc>
+        <w:tc>
+          <w:tcPr>
+            <w:tcW w:type="dxa" w:w="2160"/>
+          </w:tcPr>
+          <w:p>
+            <w:r>
+              <w:rPr>
+                <w:b w:val="0"/>
+              </w:rPr>
+              <w:t>________</w:t>
+            </w:r>
+          </w:p>
+        </w:tc>
+      </w:tr>
+      <w:tr>
+        <w:tc>
+          <w:tcPr>
+            <w:tcW w:type="dxa" w:w="2160"/>
+          </w:tcPr>
+          <w:p>
+            <w:r>
+              <w:rPr>
+                <w:b w:val="0"/>
+              </w:rPr>
+              <w:t>이동수단·보험 적용 여부 확인</w:t>
+            </w:r>
+          </w:p>
+        </w:tc>
+        <w:tc>
+          <w:tcPr>
+            <w:tcW w:type="dxa" w:w="2160"/>
+          </w:tcPr>
+          <w:p>
+            <w:r>
+              <w:rPr>
+                <w:b w:val="0"/>
+              </w:rPr>
+              <w:t>________</w:t>
+            </w:r>
+          </w:p>
+        </w:tc>
+        <w:tc>
+          <w:tcPr>
+            <w:tcW w:type="dxa" w:w="2160"/>
+          </w:tcPr>
+          <w:p>
+            <w:r>
+              <w:rPr>
+                <w:b w:val="0"/>
+              </w:rPr>
+              <w:t>________</w:t>
+            </w:r>
+          </w:p>
+        </w:tc>
+        <w:tc>
+          <w:tcPr>
+            <w:tcW w:type="dxa" w:w="2160"/>
+          </w:tcPr>
+          <w:p>
+            <w:r>
+              <w:rPr>
+                <w:b w:val="0"/>
+              </w:rPr>
+              <w:t>________</w:t>
+            </w:r>
+          </w:p>
+        </w:tc>
+      </w:tr>
+      <w:tr>
+        <w:tc>
+          <w:tcPr>
+            <w:tcW w:type="dxa" w:w="2160"/>
+          </w:tcPr>
+          <w:p>
+            <w:r>
+              <w:rPr>
+                <w:b w:val="0"/>
+              </w:rPr>
+              <w:t>현장 사전점검·응급용품 준비</w:t>
+            </w:r>
+          </w:p>
+        </w:tc>
+        <w:tc>
+          <w:tcPr>
+            <w:tcW w:type="dxa" w:w="2160"/>
+          </w:tcPr>
+          <w:p>
+            <w:r>
+              <w:rPr>
+                <w:b w:val="0"/>
+              </w:rPr>
+              <w:t>________</w:t>
+            </w:r>
+          </w:p>
+        </w:tc>
+        <w:tc>
+          <w:tcPr>
+            <w:tcW w:type="dxa" w:w="2160"/>
+          </w:tcPr>
+          <w:p>
+            <w:r>
+              <w:rPr>
+                <w:b w:val="0"/>
+              </w:rPr>
+              <w:t>________</w:t>
+            </w:r>
+          </w:p>
+        </w:tc>
+        <w:tc>
+          <w:tcPr>
+            <w:tcW w:type="dxa" w:w="2160"/>
+          </w:tcPr>
+          <w:p>
+            <w:r>
+              <w:rPr>
+                <w:b w:val="0"/>
+              </w:rPr>
+              <w:t>________</w:t>
+            </w:r>
+          </w:p>
+        </w:tc>
+      </w:tr>
+      <w:tr>
+        <w:tc>
+          <w:tcPr>
+            <w:tcW w:type="dxa" w:w="2160"/>
+          </w:tcPr>
+          <w:p>
+            <w:r>
+              <w:rPr>
+                <w:b w:val="0"/>
+              </w:rPr>
+              <w:t>예산 사전 승인·결제 및 증빙 관리</w:t>
+            </w:r>
+          </w:p>
+        </w:tc>
+        <w:tc>
+          <w:tcPr>
+            <w:tcW w:type="dxa" w:w="2160"/>
+          </w:tcPr>
+          <w:p>
+            <w:r>
+              <w:rPr>
+                <w:b w:val="0"/>
+              </w:rPr>
+              <w:t>________</w:t>
+            </w:r>
+          </w:p>
+        </w:tc>
+        <w:tc>
+          <w:tcPr>
+            <w:tcW w:type="dxa" w:w="2160"/>
+          </w:tcPr>
+          <w:p>
+            <w:r>
+              <w:rPr>
+                <w:b w:val="0"/>
+              </w:rPr>
+              <w:t>________</w:t>
+            </w:r>
+          </w:p>
+        </w:tc>
+        <w:tc>
+          <w:tcPr>
+            <w:tcW w:type="dxa" w:w="2160"/>
+          </w:tcPr>
+          <w:p>
+            <w:r>
+              <w:rPr>
+                <w:b w:val="0"/>
+              </w:rPr>
+              <w:t>________</w:t>
+            </w:r>
+          </w:p>
+        </w:tc>
+      </w:tr>
+      <w:tr>
+        <w:tc>
+          <w:tcPr>
+            <w:tcW w:type="dxa" w:w="2160"/>
+          </w:tcPr>
+          <w:p>
+            <w:r>
+              <w:rPr>
+                <w:b w:val="0"/>
+              </w:rPr>
+              <w:t>사진 촬영 동의 범위 확인·활동 기록</w:t>
+            </w:r>
+          </w:p>
+        </w:tc>
+        <w:tc>
+          <w:tcPr>
+            <w:tcW w:type="dxa" w:w="2160"/>
+          </w:tcPr>
+          <w:p>
+            <w:r>
+              <w:rPr>
+                <w:b w:val="0"/>
+              </w:rPr>
+              <w:t>________</w:t>
+            </w:r>
+          </w:p>
+        </w:tc>
+        <w:tc>
+          <w:tcPr>
+            <w:tcW w:type="dxa" w:w="2160"/>
+          </w:tcPr>
+          <w:p>
+            <w:r>
+              <w:rPr>
+                <w:b w:val="0"/>
+              </w:rPr>
+              <w:t>________</w:t>
+            </w:r>
+          </w:p>
+        </w:tc>
+        <w:tc>
+          <w:tcPr>
+            <w:tcW w:type="dxa" w:w="2160"/>
+          </w:tcPr>
+          <w:p>
+            <w:r>
+              <w:rPr>
+                <w:b w:val="0"/>
+              </w:rPr>
+              <w:t>________</w:t>
+            </w:r>
+          </w:p>
+        </w:tc>
+      </w:tr>
+    </w:tbl>
+    <w:p/>
+    <w:p>
+      <w:r>
+        <w:rPr>
+          <w:b w:val="0"/>
+        </w:rPr>
+        <w:t>다. 인솔 운영</w:t>
+      </w:r>
+    </w:p>
+    <w:tbl>
+      <w:tblPr>
+        <w:tblStyle w:val="TableGrid"/>
+        <w:tblW w:type="auto" w:w="0"/>
+        <w:tblLook w:firstColumn="1" w:firstRow="1" w:lastColumn="0" w:lastRow="0" w:noHBand="0" w:noVBand="1" w:val="04A0"/>
+      </w:tblPr>
+      <w:tblGrid>
+        <w:gridCol w:w="2160"/>
+        <w:gridCol w:w="2160"/>
+        <w:gridCol w:w="2160"/>
+        <w:gridCol w:w="2160"/>
+      </w:tblGrid>
+      <w:tr>
+        <w:tc>
+          <w:tcPr>
+            <w:tcW w:type="dxa" w:w="2160"/>
+          </w:tcPr>
+          <w:p>
+            <w:r>
+              <w:rPr>
+                <w:b/>
+              </w:rPr>
+              <w:t>구분</w:t>
+            </w:r>
+          </w:p>
+        </w:tc>
+        <w:tc>
+          <w:tcPr>
+            <w:tcW w:type="dxa" w:w="2160"/>
+          </w:tcPr>
+          <w:p>
+            <w:r>
+              <w:rPr>
+                <w:b/>
+              </w:rPr>
+              <w:t>배치·운영 내용</w:t>
+            </w:r>
+          </w:p>
+        </w:tc>
+        <w:tc>
+          <w:tcPr>
+            <w:tcW w:type="dxa" w:w="2160"/>
+          </w:tcPr>
+          <w:p>
+            <w:r>
+              <w:rPr>
+                <w:b/>
+              </w:rPr>
+              <w:t>담당</w:t>
+            </w:r>
+          </w:p>
+        </w:tc>
+        <w:tc>
+          <w:tcPr>
+            <w:tcW w:type="dxa" w:w="2160"/>
+          </w:tcPr>
+          <w:p>
+            <w:r>
+              <w:rPr>
+                <w:b/>
+              </w:rPr>
+              <w:t>기한</w:t>
+            </w:r>
+          </w:p>
+        </w:tc>
+      </w:tr>
+      <w:tr>
+        <w:tc>
+          <w:tcPr>
+            <w:tcW w:type="dxa" w:w="2160"/>
+          </w:tcPr>
+          <w:p>
+            <w:r>
+              <w:rPr>
+                <w:b w:val="0"/>
+              </w:rPr>
+              <w:t>조별 인솔</w:t>
+            </w:r>
+          </w:p>
+        </w:tc>
+        <w:tc>
+          <w:tcPr>
+            <w:tcW w:type="dxa" w:w="2160"/>
+          </w:tcPr>
+          <w:p>
+            <w:r>
+              <w:rPr>
+                <w:b w:val="0"/>
+              </w:rPr>
+              <w:t>학생 ________명당 인솔자 ________명 배치, 연령·장소별 적정성 확인</w:t>
+            </w:r>
+          </w:p>
+        </w:tc>
+        <w:tc>
+          <w:tcPr>
+            <w:tcW w:type="dxa" w:w="2160"/>
+          </w:tcPr>
+          <w:p>
+            <w:r>
+              <w:rPr>
+                <w:b w:val="0"/>
+              </w:rPr>
+              <w:t>________</w:t>
+            </w:r>
+          </w:p>
+        </w:tc>
+        <w:tc>
+          <w:tcPr>
+            <w:tcW w:type="dxa" w:w="2160"/>
+          </w:tcPr>
+          <w:p>
+            <w:r>
+              <w:rPr>
+                <w:b w:val="0"/>
+              </w:rPr>
+              <w:t>명단 확정 시</w:t>
+            </w:r>
+          </w:p>
+        </w:tc>
+      </w:tr>
+      <w:tr>
+        <w:tc>
+          <w:tcPr>
+            <w:tcW w:type="dxa" w:w="2160"/>
+          </w:tcPr>
+          <w:p>
+            <w:r>
+              <w:rPr>
+                <w:b w:val="0"/>
+              </w:rPr>
+              <w:t>이동 인솔</w:t>
+            </w:r>
+          </w:p>
+        </w:tc>
+        <w:tc>
+          <w:tcPr>
+            <w:tcW w:type="dxa" w:w="2160"/>
+          </w:tcPr>
+          <w:p>
+            <w:r>
+              <w:rPr>
+                <w:b w:val="0"/>
+              </w:rPr>
+              <w:t>선두·후미 인솔자 배치, 승하차 및 이동 구간별 인원 확인</w:t>
+            </w:r>
+          </w:p>
+        </w:tc>
+        <w:tc>
+          <w:tcPr>
+            <w:tcW w:type="dxa" w:w="2160"/>
+          </w:tcPr>
+          <w:p>
+            <w:r>
+              <w:rPr>
+                <w:b w:val="0"/>
+              </w:rPr>
+              <w:t>________</w:t>
+            </w:r>
+          </w:p>
+        </w:tc>
+        <w:tc>
+          <w:tcPr>
+            <w:tcW w:type="dxa" w:w="2160"/>
+          </w:tcPr>
+          <w:p>
+            <w:r>
+              <w:rPr>
+                <w:b w:val="0"/>
+              </w:rPr>
+              <w:t>각 이동 전후</w:t>
+            </w:r>
+          </w:p>
+        </w:tc>
+      </w:tr>
+      <w:tr>
+        <w:tc>
+          <w:tcPr>
+            <w:tcW w:type="dxa" w:w="2160"/>
+          </w:tcPr>
+          <w:p>
+            <w:r>
+              <w:rPr>
+                <w:b w:val="0"/>
+              </w:rPr>
+              <w:t>개별 지원</w:t>
+            </w:r>
+          </w:p>
+        </w:tc>
+        <w:tc>
+          <w:tcPr>
+            <w:tcW w:type="dxa" w:w="2160"/>
+          </w:tcPr>
+          <w:p>
+            <w:r>
+              <w:rPr>
+                <w:b w:val="0"/>
+              </w:rPr>
+              <w:t>별도 회신서로 확인한 지원 필요사항을 해당 인솔자에게만 전달</w:t>
+            </w:r>
+          </w:p>
+        </w:tc>
+        <w:tc>
+          <w:tcPr>
+            <w:tcW w:type="dxa" w:w="2160"/>
+          </w:tcPr>
+          <w:p>
+            <w:r>
+              <w:rPr>
+                <w:b w:val="0"/>
+              </w:rPr>
+              <w:t>________</w:t>
+            </w:r>
+          </w:p>
+        </w:tc>
+        <w:tc>
+          <w:tcPr>
+            <w:tcW w:type="dxa" w:w="2160"/>
+          </w:tcPr>
+          <w:p>
+            <w:r>
+              <w:rPr>
+                <w:b w:val="0"/>
+              </w:rPr>
+              <w:t>출발 전</w:t>
+            </w:r>
+          </w:p>
+        </w:tc>
+      </w:tr>
+      <w:tr>
+        <w:tc>
+          <w:tcPr>
+            <w:tcW w:type="dxa" w:w="2160"/>
+          </w:tcPr>
+          <w:p>
+            <w:r>
+              <w:rPr>
+                <w:b w:val="0"/>
+              </w:rPr>
+              <w:t>귀가 인계</w:t>
+            </w:r>
+          </w:p>
+        </w:tc>
+        <w:tc>
+          <w:tcPr>
+            <w:tcW w:type="dxa" w:w="2160"/>
+          </w:tcPr>
+          <w:p>
+            <w:r>
+              <w:rPr>
+                <w:b w:val="0"/>
+              </w:rPr>
+              <w:t>사전 확인한 보호자 또는 지정 인계자에게 인계</w:t>
+            </w:r>
+          </w:p>
+        </w:tc>
+        <w:tc>
+          <w:tcPr>
+            <w:tcW w:type="dxa" w:w="2160"/>
+          </w:tcPr>
+          <w:p>
+            <w:r>
+              <w:rPr>
+                <w:b w:val="0"/>
+              </w:rPr>
+              <w:t>________</w:t>
+            </w:r>
+          </w:p>
+        </w:tc>
+        <w:tc>
+          <w:tcPr>
+            <w:tcW w:type="dxa" w:w="2160"/>
+          </w:tcPr>
+          <w:p>
+            <w:r>
+              <w:rPr>
+                <w:b w:val="0"/>
+              </w:rPr>
+              <w:t>학생별 귀가 시</w:t>
+            </w:r>
+          </w:p>
+        </w:tc>
+      </w:tr>
+    </w:tbl>
+    <w:p/>
+    <w:p>
+      <w:pPr>
+        <w:pStyle w:val="Heading2"/>
+      </w:pPr>
+      <w:r>
+        <w:rPr>
+          <w:b w:val="0"/>
+        </w:rPr>
+        <w:t>5. 안전관리 계획</w:t>
+      </w:r>
+    </w:p>
+    <w:tbl>
+      <w:tblPr>
+        <w:tblStyle w:val="TableGrid"/>
+        <w:tblW w:type="auto" w:w="0"/>
+        <w:tblLook w:firstColumn="1" w:firstRow="1" w:lastColumn="0" w:lastRow="0" w:noHBand="0" w:noVBand="1" w:val="04A0"/>
+      </w:tblPr>
+      <w:tblGrid>
+        <w:gridCol w:w="2160"/>
+        <w:gridCol w:w="2160"/>
+        <w:gridCol w:w="2160"/>
+        <w:gridCol w:w="2160"/>
+      </w:tblGrid>
+      <w:tr>
+        <w:tc>
+          <w:tcPr>
+            <w:tcW w:type="dxa" w:w="2160"/>
+          </w:tcPr>
+          <w:p>
+            <w:r>
+              <w:rPr>
+                <w:b/>
+              </w:rPr>
+              <w:t>위험요인</w:t>
+            </w:r>
+          </w:p>
+        </w:tc>
+        <w:tc>
+          <w:tcPr>
+            <w:tcW w:type="dxa" w:w="2160"/>
+          </w:tcPr>
+          <w:p>
+            <w:r>
+              <w:rPr>
+                <w:b/>
+              </w:rPr>
+              <w:t>예방조치</w:t>
+            </w:r>
+          </w:p>
+        </w:tc>
+        <w:tc>
+          <w:tcPr>
+            <w:tcW w:type="dxa" w:w="2160"/>
+          </w:tcPr>
+          <w:p>
+            <w:r>
+              <w:rPr>
+                <w:b/>
+              </w:rPr>
+              <w:t>담당</w:t>
+            </w:r>
+          </w:p>
+        </w:tc>
+        <w:tc>
+          <w:tcPr>
+            <w:tcW w:type="dxa" w:w="2160"/>
+          </w:tcPr>
+          <w:p>
+            <w:r>
+              <w:rPr>
+                <w:b/>
+              </w:rPr>
+              <w:t>기한</w:t>
+            </w:r>
+          </w:p>
+        </w:tc>
+      </w:tr>
+      <w:tr>
+        <w:tc>
+          <w:tcPr>
+            <w:tcW w:type="dxa" w:w="2160"/>
+          </w:tcPr>
+          <w:p>
+            <w:r>
+              <w:rPr>
+                <w:b w:val="0"/>
+              </w:rPr>
+              <w:t>이탈·실종</w:t>
+            </w:r>
+          </w:p>
+        </w:tc>
+        <w:tc>
+          <w:tcPr>
+            <w:tcW w:type="dxa" w:w="2160"/>
+          </w:tcPr>
+          <w:p>
+            <w:r>
+              <w:rPr>
+                <w:b w:val="0"/>
+              </w:rPr>
+              <w:t>조별 동행, 집결지 안내, 구간별 인원 확인</w:t>
+            </w:r>
+          </w:p>
+        </w:tc>
+        <w:tc>
+          <w:tcPr>
+            <w:tcW w:type="dxa" w:w="2160"/>
+          </w:tcPr>
+          <w:p>
+            <w:r>
+              <w:rPr>
+                <w:b w:val="0"/>
+              </w:rPr>
+              <w:t>________</w:t>
+            </w:r>
+          </w:p>
+        </w:tc>
+        <w:tc>
+          <w:tcPr>
+            <w:tcW w:type="dxa" w:w="2160"/>
+          </w:tcPr>
+          <w:p>
+            <w:r>
+              <w:rPr>
+                <w:b w:val="0"/>
+              </w:rPr>
+              <w:t>출발 전 및 이동 전후</w:t>
+            </w:r>
+          </w:p>
+        </w:tc>
+      </w:tr>
+      <w:tr>
+        <w:tc>
+          <w:tcPr>
+            <w:tcW w:type="dxa" w:w="2160"/>
+          </w:tcPr>
+          <w:p>
+            <w:r>
+              <w:rPr>
+                <w:b w:val="0"/>
+              </w:rPr>
+              <w:t>교통사고</w:t>
+            </w:r>
+          </w:p>
+        </w:tc>
+        <w:tc>
+          <w:tcPr>
+            <w:tcW w:type="dxa" w:w="2160"/>
+          </w:tcPr>
+          <w:p>
+            <w:r>
+              <w:rPr>
+                <w:b w:val="0"/>
+              </w:rPr>
+              <w:t>안전띠 착용, 승하차 지도, 보행 동선 확인</w:t>
+            </w:r>
+          </w:p>
+        </w:tc>
+        <w:tc>
+          <w:tcPr>
+            <w:tcW w:type="dxa" w:w="2160"/>
+          </w:tcPr>
+          <w:p>
+            <w:r>
+              <w:rPr>
+                <w:b w:val="0"/>
+              </w:rPr>
+              <w:t>________</w:t>
+            </w:r>
+          </w:p>
+        </w:tc>
+        <w:tc>
+          <w:tcPr>
+            <w:tcW w:type="dxa" w:w="2160"/>
+          </w:tcPr>
+          <w:p>
+            <w:r>
+              <w:rPr>
+                <w:b w:val="0"/>
+              </w:rPr>
+              <w:t>차량 출발·승하차 시</w:t>
+            </w:r>
+          </w:p>
+        </w:tc>
+      </w:tr>
+      <w:tr>
+        <w:tc>
+          <w:tcPr>
+            <w:tcW w:type="dxa" w:w="2160"/>
+          </w:tcPr>
+          <w:p>
+            <w:r>
+              <w:rPr>
+                <w:b w:val="0"/>
+              </w:rPr>
+              <w:t>낙상·시설 사고</w:t>
+            </w:r>
+          </w:p>
+        </w:tc>
+        <w:tc>
+          <w:tcPr>
+            <w:tcW w:type="dxa" w:w="2160"/>
+          </w:tcPr>
+          <w:p>
+            <w:r>
+              <w:rPr>
+                <w:b w:val="0"/>
+              </w:rPr>
+              <w:t>현장 위험구역 확인, 이용수칙 교육, 위험 활동 제한</w:t>
+            </w:r>
+          </w:p>
+        </w:tc>
+        <w:tc>
+          <w:tcPr>
+            <w:tcW w:type="dxa" w:w="2160"/>
+          </w:tcPr>
+          <w:p>
+            <w:r>
+              <w:rPr>
+                <w:b w:val="0"/>
+              </w:rPr>
+              <w:t>________</w:t>
+            </w:r>
+          </w:p>
+        </w:tc>
+        <w:tc>
+          <w:tcPr>
+            <w:tcW w:type="dxa" w:w="2160"/>
+          </w:tcPr>
+          <w:p>
+            <w:r>
+              <w:rPr>
+                <w:b w:val="0"/>
+              </w:rPr>
+              <w:t>활동 시작 전</w:t>
+            </w:r>
+          </w:p>
+        </w:tc>
+      </w:tr>
+      <w:tr>
+        <w:tc>
+          <w:tcPr>
+            <w:tcW w:type="dxa" w:w="2160"/>
+          </w:tcPr>
+          <w:p>
+            <w:r>
+              <w:rPr>
+                <w:b w:val="0"/>
+              </w:rPr>
+              <w:t>알레르기·건강 이상</w:t>
+            </w:r>
+          </w:p>
+        </w:tc>
+        <w:tc>
+          <w:tcPr>
+            <w:tcW w:type="dxa" w:w="2160"/>
+          </w:tcPr>
+          <w:p>
+            <w:r>
+              <w:rPr>
+                <w:b w:val="0"/>
+              </w:rPr>
+              <w:t>별도 회신서 확인, 음식·활동 조정, 응급용품 준비</w:t>
+            </w:r>
+          </w:p>
+        </w:tc>
+        <w:tc>
+          <w:tcPr>
+            <w:tcW w:type="dxa" w:w="2160"/>
+          </w:tcPr>
+          <w:p>
+            <w:r>
+              <w:rPr>
+                <w:b w:val="0"/>
+              </w:rPr>
+              <w:t>________</w:t>
+            </w:r>
+          </w:p>
+        </w:tc>
+        <w:tc>
+          <w:tcPr>
+            <w:tcW w:type="dxa" w:w="2160"/>
+          </w:tcPr>
+          <w:p>
+            <w:r>
+              <w:rPr>
+                <w:b w:val="0"/>
+              </w:rPr>
+              <w:t>출발 전</w:t>
+            </w:r>
+          </w:p>
+        </w:tc>
+      </w:tr>
+      <w:tr>
+        <w:tc>
+          <w:tcPr>
+            <w:tcW w:type="dxa" w:w="2160"/>
+          </w:tcPr>
+          <w:p>
+            <w:r>
+              <w:rPr>
+                <w:b w:val="0"/>
+              </w:rPr>
+              <w:t>기상 악화</w:t>
+            </w:r>
+          </w:p>
+        </w:tc>
+        <w:tc>
+          <w:tcPr>
+            <w:tcW w:type="dxa" w:w="2160"/>
+          </w:tcPr>
+          <w:p>
+            <w:r>
+              <w:rPr>
+                <w:b w:val="0"/>
+              </w:rPr>
+              <w:t>예보·현장 상황 확인 후 변경·취소 결정 및 보호자 안내</w:t>
+            </w:r>
+          </w:p>
+        </w:tc>
+        <w:tc>
+          <w:tcPr>
+            <w:tcW w:type="dxa" w:w="2160"/>
+          </w:tcPr>
+          <w:p>
+            <w:r>
+              <w:rPr>
+                <w:b w:val="0"/>
+              </w:rPr>
+              <w:t>________</w:t>
+            </w:r>
+          </w:p>
+        </w:tc>
+        <w:tc>
+          <w:tcPr>
+            <w:tcW w:type="dxa" w:w="2160"/>
+          </w:tcPr>
+          <w:p>
+            <w:r>
+              <w:rPr>
+                <w:b w:val="0"/>
+              </w:rPr>
+              <w:t>________</w:t>
+            </w:r>
+          </w:p>
+        </w:tc>
+      </w:tr>
+      <w:tr>
+        <w:tc>
+          <w:tcPr>
+            <w:tcW w:type="dxa" w:w="2160"/>
+          </w:tcPr>
+          <w:p>
+            <w:r>
+              <w:rPr>
+                <w:b w:val="0"/>
+              </w:rPr>
+              <w:t>응급상황</w:t>
+            </w:r>
+          </w:p>
+        </w:tc>
+        <w:tc>
+          <w:tcPr>
+            <w:tcW w:type="dxa" w:w="2160"/>
+          </w:tcPr>
+          <w:p>
+            <w:r>
+              <w:rPr>
+                <w:b w:val="0"/>
+              </w:rPr>
+              <w:t>활동 중지, 현장 안전 확보, 필요 시 119 신고·보호자 연락·사고 기록</w:t>
+            </w:r>
+          </w:p>
+        </w:tc>
+        <w:tc>
+          <w:tcPr>
+            <w:tcW w:type="dxa" w:w="2160"/>
+          </w:tcPr>
+          <w:p>
+            <w:r>
+              <w:rPr>
+                <w:b w:val="0"/>
+              </w:rPr>
+              <w:t>________</w:t>
+            </w:r>
+          </w:p>
+        </w:tc>
+        <w:tc>
+          <w:tcPr>
+            <w:tcW w:type="dxa" w:w="2160"/>
+          </w:tcPr>
+          <w:p>
+            <w:r>
+              <w:rPr>
+                <w:b w:val="0"/>
+              </w:rPr>
+              <w:t>발생 즉시</w:t>
+            </w:r>
+          </w:p>
+        </w:tc>
+      </w:tr>
+      <w:tr>
+        <w:tc>
+          <w:tcPr>
+            <w:tcW w:type="dxa" w:w="2160"/>
+          </w:tcPr>
+          <w:p>
+            <w:r>
+              <w:rPr>
+                <w:b w:val="0"/>
+              </w:rPr>
+              <w:t>귀가 지연·미인계</w:t>
+            </w:r>
+          </w:p>
+        </w:tc>
+        <w:tc>
+          <w:tcPr>
+            <w:tcW w:type="dxa" w:w="2160"/>
+          </w:tcPr>
+          <w:p>
+            <w:r>
+              <w:rPr>
+                <w:b w:val="0"/>
+              </w:rPr>
+              <w:t>보호자 연락 후 담당 인솔자가 인계 완료까지 동행</w:t>
+            </w:r>
+          </w:p>
+        </w:tc>
+        <w:tc>
+          <w:tcPr>
+            <w:tcW w:type="dxa" w:w="2160"/>
+          </w:tcPr>
+          <w:p>
+            <w:r>
+              <w:rPr>
+                <w:b w:val="0"/>
+              </w:rPr>
+              <w:t>________</w:t>
+            </w:r>
+          </w:p>
+        </w:tc>
+        <w:tc>
+          <w:tcPr>
+            <w:tcW w:type="dxa" w:w="2160"/>
+          </w:tcPr>
+          <w:p>
+            <w:r>
+              <w:rPr>
+                <w:b w:val="0"/>
+              </w:rPr>
+              <w:t>발생 즉시~인계 완료</w:t>
+            </w:r>
+          </w:p>
+        </w:tc>
+      </w:tr>
+    </w:tbl>
+    <w:p/>
+    <w:p>
+      <w:r>
+        <w:rPr>
+          <w:b w:val="0"/>
+        </w:rPr>
+        <w:t>가. 인근 의료기관·대피 장소·보험 보장 범위: ________ (확인 필요)</w:t>
+      </w:r>
+    </w:p>
+    <w:p>
+      <w:r>
+        <w:rPr>
+          <w:b w:val="0"/>
+        </w:rPr>
+        <w:t>나. 보호자 연락처·건강정보·비상연락망은 별도 문서로 관리하며 공개 본문에 기재하지 않습니다. 관리 담당: ________ / 준비 기한: ________</w:t>
+      </w:r>
+    </w:p>
+    <w:p>
+      <w:pPr>
+        <w:pStyle w:val="Heading2"/>
+      </w:pPr>
+      <w:r>
+        <w:rPr>
+          <w:b w:val="0"/>
+        </w:rPr>
+        <w:t>6. 소요 예산 및 재원</w:t>
+      </w:r>
+    </w:p>
+    <w:p>
+      <w:r>
+        <w:rPr>
+          <w:b w:val="0"/>
+        </w:rPr>
+        <w:t>(단위: 원)</w:t>
+      </w:r>
+    </w:p>
+    <w:tbl>
+      <w:tblPr>
+        <w:tblStyle w:val="TableGrid"/>
+        <w:tblW w:type="auto" w:w="0"/>
+        <w:tblLook w:firstColumn="1" w:firstRow="1" w:lastColumn="0" w:lastRow="0" w:noHBand="0" w:noVBand="1" w:val="04A0"/>
+      </w:tblPr>
+      <w:tblGrid>
+        <w:gridCol w:w="2160"/>
+        <w:gridCol w:w="2160"/>
+        <w:gridCol w:w="2160"/>
+        <w:gridCol w:w="2160"/>
+      </w:tblGrid>
+      <w:tr>
+        <w:tc>
+          <w:tcPr>
+            <w:tcW w:type="dxa" w:w="2160"/>
+          </w:tcPr>
+          <w:p>
+            <w:r>
+              <w:rPr>
+                <w:b/>
+              </w:rPr>
+              <w:t>항목</w:t>
+            </w:r>
+          </w:p>
+        </w:tc>
+        <w:tc>
+          <w:tcPr>
+            <w:tcW w:type="dxa" w:w="2160"/>
+          </w:tcPr>
+          <w:p>
+            <w:r>
+              <w:rPr>
+                <w:b/>
+              </w:rPr>
+              <w:t>산출근거</w:t>
+            </w:r>
+          </w:p>
+        </w:tc>
+        <w:tc>
+          <w:tcPr>
+            <w:tcW w:type="dxa" w:w="2160"/>
+          </w:tcPr>
+          <w:p>
+            <w:r>
+              <w:rPr>
+                <w:b/>
+              </w:rPr>
+              <w:t>금액</w:t>
+            </w:r>
+          </w:p>
+        </w:tc>
+        <w:tc>
+          <w:tcPr>
+            <w:tcW w:type="dxa" w:w="2160"/>
+          </w:tcPr>
+          <w:p>
+            <w:r>
+              <w:rPr>
+                <w:b/>
+              </w:rPr>
+              <w:t>재원</w:t>
+            </w:r>
+          </w:p>
+        </w:tc>
+      </w:tr>
+      <w:tr>
+        <w:tc>
+          <w:tcPr>
+            <w:tcW w:type="dxa" w:w="2160"/>
+          </w:tcPr>
+          <w:p>
+            <w:r>
+              <w:rPr>
+                <w:b w:val="0"/>
+              </w:rPr>
+              <w:t>교통비</w:t>
+            </w:r>
+          </w:p>
+        </w:tc>
+        <w:tc>
+          <w:tcPr>
+            <w:tcW w:type="dxa" w:w="2160"/>
+          </w:tcPr>
+          <w:p>
+            <w:r>
+              <w:rPr>
+                <w:b w:val="0"/>
+              </w:rPr>
+              <w:t>________원 × ________대</w:t>
+            </w:r>
+          </w:p>
+        </w:tc>
+        <w:tc>
+          <w:tcPr>
+            <w:tcW w:type="dxa" w:w="2160"/>
+          </w:tcPr>
+          <w:p>
+            <w:r>
+              <w:rPr>
+                <w:b w:val="0"/>
+              </w:rPr>
+              <w:t>________</w:t>
+            </w:r>
+          </w:p>
+        </w:tc>
+        <w:tc>
+          <w:tcPr>
+            <w:tcW w:type="dxa" w:w="2160"/>
+          </w:tcPr>
+          <w:p>
+            <w:r>
+              <w:rPr>
+                <w:b w:val="0"/>
+              </w:rPr>
+              <w:t>________</w:t>
+            </w:r>
+          </w:p>
+        </w:tc>
+      </w:tr>
+      <w:tr>
+        <w:tc>
+          <w:tcPr>
+            <w:tcW w:type="dxa" w:w="2160"/>
+          </w:tcPr>
+          <w:p>
+            <w:r>
+              <w:rPr>
+                <w:b w:val="0"/>
+              </w:rPr>
+              <w:t>입장·체험비</w:t>
+            </w:r>
+          </w:p>
+        </w:tc>
+        <w:tc>
+          <w:tcPr>
+            <w:tcW w:type="dxa" w:w="2160"/>
+          </w:tcPr>
+          <w:p>
+            <w:r>
+              <w:rPr>
+                <w:b w:val="0"/>
+              </w:rPr>
+              <w:t>________원 × ________명</w:t>
+            </w:r>
+          </w:p>
+        </w:tc>
+        <w:tc>
+          <w:tcPr>
+            <w:tcW w:type="dxa" w:w="2160"/>
+          </w:tcPr>
+          <w:p>
+            <w:r>
+              <w:rPr>
+                <w:b w:val="0"/>
+              </w:rPr>
+              <w:t>________</w:t>
+            </w:r>
+          </w:p>
+        </w:tc>
+        <w:tc>
+          <w:tcPr>
+            <w:tcW w:type="dxa" w:w="2160"/>
+          </w:tcPr>
+          <w:p>
+            <w:r>
+              <w:rPr>
+                <w:b w:val="0"/>
+              </w:rPr>
+              <w:t>________</w:t>
+            </w:r>
+          </w:p>
+        </w:tc>
+      </w:tr>
+      <w:tr>
+        <w:tc>
+          <w:tcPr>
+            <w:tcW w:type="dxa" w:w="2160"/>
+          </w:tcPr>
+          <w:p>
+            <w:r>
+              <w:rPr>
+                <w:b w:val="0"/>
+              </w:rPr>
+              <w:t>식비·간식비</w:t>
+            </w:r>
+          </w:p>
+        </w:tc>
+        <w:tc>
+          <w:tcPr>
+            <w:tcW w:type="dxa" w:w="2160"/>
+          </w:tcPr>
+          <w:p>
+            <w:r>
+              <w:rPr>
+                <w:b w:val="0"/>
+              </w:rPr>
+              <w:t>________원 × ________명 × ________회</w:t>
+            </w:r>
+          </w:p>
+        </w:tc>
+        <w:tc>
+          <w:tcPr>
+            <w:tcW w:type="dxa" w:w="2160"/>
+          </w:tcPr>
+          <w:p>
+            <w:r>
+              <w:rPr>
+                <w:b w:val="0"/>
+              </w:rPr>
+              <w:t>________</w:t>
+            </w:r>
+          </w:p>
+        </w:tc>
+        <w:tc>
+          <w:tcPr>
+            <w:tcW w:type="dxa" w:w="2160"/>
+          </w:tcPr>
+          <w:p>
+            <w:r>
+              <w:rPr>
+                <w:b w:val="0"/>
+              </w:rPr>
+              <w:t>________</w:t>
+            </w:r>
+          </w:p>
+        </w:tc>
+      </w:tr>
+      <w:tr>
+        <w:tc>
+          <w:tcPr>
+            <w:tcW w:type="dxa" w:w="2160"/>
+          </w:tcPr>
+          <w:p>
+            <w:r>
+              <w:rPr>
+                <w:b w:val="0"/>
+              </w:rPr>
+              <w:t>안전·운영 물품비</w:t>
+            </w:r>
+          </w:p>
+        </w:tc>
+        <w:tc>
+          <w:tcPr>
+            <w:tcW w:type="dxa" w:w="2160"/>
+          </w:tcPr>
+          <w:p>
+            <w:r>
+              <w:rPr>
+                <w:b w:val="0"/>
+              </w:rPr>
+              <w:t>________원 × ________개</w:t>
+            </w:r>
+          </w:p>
+        </w:tc>
+        <w:tc>
+          <w:tcPr>
+            <w:tcW w:type="dxa" w:w="2160"/>
+          </w:tcPr>
+          <w:p>
+            <w:r>
+              <w:rPr>
+                <w:b w:val="0"/>
+              </w:rPr>
+              <w:t>________</w:t>
+            </w:r>
+          </w:p>
+        </w:tc>
+        <w:tc>
+          <w:tcPr>
+            <w:tcW w:type="dxa" w:w="2160"/>
+          </w:tcPr>
+          <w:p>
+            <w:r>
+              <w:rPr>
+                <w:b w:val="0"/>
+              </w:rPr>
+              <w:t>________</w:t>
+            </w:r>
+          </w:p>
+        </w:tc>
+      </w:tr>
+      <w:tr>
+        <w:tc>
+          <w:tcPr>
+            <w:tcW w:type="dxa" w:w="2160"/>
+          </w:tcPr>
+          <w:p>
+            <w:r>
+              <w:rPr>
+                <w:b w:val="0"/>
+              </w:rPr>
+              <w:t>보험료</w:t>
+            </w:r>
+          </w:p>
+        </w:tc>
+        <w:tc>
+          <w:tcPr>
+            <w:tcW w:type="dxa" w:w="2160"/>
+          </w:tcPr>
+          <w:p>
+            <w:r>
+              <w:rPr>
+                <w:b w:val="0"/>
+              </w:rPr>
+              <w:t>________원 × ________명</w:t>
+            </w:r>
+          </w:p>
+        </w:tc>
+        <w:tc>
+          <w:tcPr>
+            <w:tcW w:type="dxa" w:w="2160"/>
+          </w:tcPr>
+          <w:p>
+            <w:r>
+              <w:rPr>
+                <w:b w:val="0"/>
+              </w:rPr>
+              <w:t>________</w:t>
+            </w:r>
+          </w:p>
+        </w:tc>
+        <w:tc>
+          <w:tcPr>
+            <w:tcW w:type="dxa" w:w="2160"/>
+          </w:tcPr>
+          <w:p>
+            <w:r>
+              <w:rPr>
+                <w:b w:val="0"/>
+              </w:rPr>
+              <w:t>________</w:t>
+            </w:r>
+          </w:p>
+        </w:tc>
+      </w:tr>
+      <w:tr>
+        <w:tc>
+          <w:tcPr>
+            <w:tcW w:type="dxa" w:w="2160"/>
+          </w:tcPr>
+          <w:p>
+            <w:r>
+              <w:rPr>
+                <w:b w:val="0"/>
+              </w:rPr>
+              <w:t>합계</w:t>
+            </w:r>
+          </w:p>
+        </w:tc>
+        <w:tc>
+          <w:tcPr>
+            <w:tcW w:type="dxa" w:w="2160"/>
+          </w:tcPr>
+          <w:p/>
+        </w:tc>
+        <w:tc>
+          <w:tcPr>
+            <w:tcW w:type="dxa" w:w="2160"/>
+          </w:tcPr>
+          <w:p>
+            <w:r>
+              <w:rPr>
+                <w:b w:val="0"/>
+              </w:rPr>
+              <w:t>________</w:t>
+            </w:r>
+          </w:p>
+        </w:tc>
+        <w:tc>
+          <w:tcPr>
+            <w:tcW w:type="dxa" w:w="2160"/>
+          </w:tcPr>
+          <w:p/>
+        </w:tc>
+      </w:tr>
+    </w:tbl>
+    <w:p/>
+    <w:p>
+      <w:r>
+        <w:rPr>
+          <w:b w:val="0"/>
+        </w:rPr>
+        <w:t>가. 총 소요액: 금________원(금________)</w:t>
+      </w:r>
+    </w:p>
+    <w:p>
+      <w:r>
+        <w:rPr>
+          <w:b w:val="0"/>
+        </w:rPr>
+        <w:t>나. 재원별 합계: 교회 지원 금________원(금________), 참가비 금________원(금________), 기타 금________원(금________)</w:t>
+      </w:r>
+    </w:p>
+    <w:p>
+      <w:r>
+        <w:rPr>
+          <w:b w:val="0"/>
+        </w:rPr>
+        <w:t>다. 집행 관리</w:t>
       </w:r>
     </w:p>
     <w:tbl>
@@ -363,7 +3014,7 @@
               <w:rPr>
                 <w:b/>
               </w:rPr>
-              <w:t>시간</w:t>
+              <w:t>실행 내용</w:t>
             </w:r>
           </w:p>
         </w:tc>
@@ -376,7 +3027,7 @@
               <w:rPr>
                 <w:b/>
               </w:rPr>
-              <w:t>당일 일정</w:t>
+              <w:t>담당</w:t>
             </w:r>
           </w:p>
         </w:tc>
@@ -389,7 +3040,7 @@
               <w:rPr>
                 <w:b/>
               </w:rPr>
-              <w:t>담당</w:t>
+              <w:t>기한</w:t>
             </w:r>
           </w:p>
         </w:tc>
@@ -404,6 +3055,19 @@
               <w:rPr>
                 <w:b w:val="0"/>
               </w:rPr>
+              <w:t>사전 승인 후 집행하고 변경 지출은 추가 승인 요청</w:t>
+            </w:r>
+          </w:p>
+        </w:tc>
+        <w:tc>
+          <w:tcPr>
+            <w:tcW w:type="dxa" w:w="2880"/>
+          </w:tcPr>
+          <w:p>
+            <w:r>
+              <w:rPr>
+                <w:b w:val="0"/>
+              </w:rPr>
               <w:t>________</w:t>
             </w:r>
           </w:p>
@@ -417,20 +3081,7 @@
               <w:rPr>
                 <w:b w:val="0"/>
               </w:rPr>
-              <w:t>교회 집합, 출석·건강 확인, 기도</w:t>
-            </w:r>
-          </w:p>
-        </w:tc>
-        <w:tc>
-          <w:tcPr>
-            <w:tcW w:type="dxa" w:w="2880"/>
-          </w:tcPr>
-          <w:p>
-            <w:r>
-              <w:rPr>
-                <w:b w:val="0"/>
-              </w:rPr>
-              <w:t>________</w:t>
+              <w:t>각 지출 전</w:t>
             </w:r>
           </w:p>
         </w:tc>
@@ -445,6 +3096,19 @@
               <w:rPr>
                 <w:b w:val="0"/>
               </w:rPr>
+              <w:t>교회 명의 계좌·결제수단 사용, 개인 자금과 혼용 금지</w:t>
+            </w:r>
+          </w:p>
+        </w:tc>
+        <w:tc>
+          <w:tcPr>
+            <w:tcW w:type="dxa" w:w="2880"/>
+          </w:tcPr>
+          <w:p>
+            <w:r>
+              <w:rPr>
+                <w:b w:val="0"/>
+              </w:rPr>
               <w:t>________</w:t>
             </w:r>
           </w:p>
@@ -458,20 +3122,7 @@
               <w:rPr>
                 <w:b w:val="0"/>
               </w:rPr>
-              <w:t>안전교육 및 출발</w:t>
-            </w:r>
-          </w:p>
-        </w:tc>
-        <w:tc>
-          <w:tcPr>
-            <w:tcW w:type="dxa" w:w="2880"/>
-          </w:tcPr>
-          <w:p>
-            <w:r>
-              <w:rPr>
-                <w:b w:val="0"/>
-              </w:rPr>
-              <w:t>________</w:t>
+              <w:t>수납·지출 시</w:t>
             </w:r>
           </w:p>
         </w:tc>
@@ -486,6 +3137,19 @@
               <w:rPr>
                 <w:b w:val="0"/>
               </w:rPr>
+              <w:t>거래별 기록에 증빙번호를 부여하여 영수증과 연결</w:t>
+            </w:r>
+          </w:p>
+        </w:tc>
+        <w:tc>
+          <w:tcPr>
+            <w:tcW w:type="dxa" w:w="2880"/>
+          </w:tcPr>
+          <w:p>
+            <w:r>
+              <w:rPr>
+                <w:b w:val="0"/>
+              </w:rPr>
               <w:t>________</w:t>
             </w:r>
           </w:p>
@@ -499,20 +3163,7 @@
               <w:rPr>
                 <w:b w:val="0"/>
               </w:rPr>
-              <w:t>현장 도착, 인원 확인, 관람·체험</w:t>
-            </w:r>
-          </w:p>
-        </w:tc>
-        <w:tc>
-          <w:tcPr>
-            <w:tcW w:type="dxa" w:w="2880"/>
-          </w:tcPr>
-          <w:p>
-            <w:r>
-              <w:rPr>
-                <w:b w:val="0"/>
-              </w:rPr>
-              <w:t>________</w:t>
+              <w:t>거래 당일</w:t>
             </w:r>
           </w:p>
         </w:tc>
@@ -527,7 +3178,7 @@
               <w:rPr>
                 <w:b w:val="0"/>
               </w:rPr>
-              <w:t>________</w:t>
+              <w:t>현금 수납·잔액은 두 사람이 함께 계수하고 서명</w:t>
             </w:r>
           </w:p>
         </w:tc>
@@ -540,7 +3191,7 @@
               <w:rPr>
                 <w:b w:val="0"/>
               </w:rPr>
-              <w:t>점심 식사 및 휴식</w:t>
+              <w:t>________ / ________</w:t>
             </w:r>
           </w:p>
         </w:tc>
@@ -553,7 +3204,7 @@
               <w:rPr>
                 <w:b w:val="0"/>
               </w:rPr>
-              <w:t>________</w:t>
+              <w:t>현금 취급 시</w:t>
             </w:r>
           </w:p>
         </w:tc>
@@ -568,61 +3219,20 @@
               <w:rPr>
                 <w:b w:val="0"/>
               </w:rPr>
+              <w:t>집행자 외 확인자가 검토하고 행사별 정산·월별 재정보고 반영</w:t>
+            </w:r>
+          </w:p>
+        </w:tc>
+        <w:tc>
+          <w:tcPr>
+            <w:tcW w:type="dxa" w:w="2880"/>
+          </w:tcPr>
+          <w:p>
+            <w:r>
+              <w:rPr>
+                <w:b w:val="0"/>
+              </w:rPr>
               <w:t>________</w:t>
-            </w:r>
-          </w:p>
-        </w:tc>
-        <w:tc>
-          <w:tcPr>
-            <w:tcW w:type="dxa" w:w="2880"/>
-          </w:tcPr>
-          <w:p>
-            <w:r>
-              <w:rPr>
-                <w:b w:val="0"/>
-              </w:rPr>
-              <w:t>특별활동, 정리 및 인원 확인</w:t>
-            </w:r>
-          </w:p>
-        </w:tc>
-        <w:tc>
-          <w:tcPr>
-            <w:tcW w:type="dxa" w:w="2880"/>
-          </w:tcPr>
-          <w:p>
-            <w:r>
-              <w:rPr>
-                <w:b w:val="0"/>
-              </w:rPr>
-              <w:t>________</w:t>
-            </w:r>
-          </w:p>
-        </w:tc>
-      </w:tr>
-      <w:tr>
-        <w:tc>
-          <w:tcPr>
-            <w:tcW w:type="dxa" w:w="2880"/>
-          </w:tcPr>
-          <w:p>
-            <w:r>
-              <w:rPr>
-                <w:b w:val="0"/>
-              </w:rPr>
-              <w:t>________</w:t>
-            </w:r>
-          </w:p>
-        </w:tc>
-        <w:tc>
-          <w:tcPr>
-            <w:tcW w:type="dxa" w:w="2880"/>
-          </w:tcPr>
-          <w:p>
-            <w:r>
-              <w:rPr>
-                <w:b w:val="0"/>
-              </w:rPr>
-              <w:t>교회 도착, 보호자 인계</w:t>
             </w:r>
           </w:p>
         </w:tc>
@@ -650,33 +3260,239 @@
         <w:rPr>
           <w:b w:val="0"/>
         </w:rPr>
-        <w:t>특별활동</w:t>
+        <w:t>7. 기대 효과 및 평가 방법</w:t>
       </w:r>
     </w:p>
-    <w:p>
-      <w:r>
-        <w:rPr>
-          <w:b w:val="0"/>
-        </w:rPr>
-        <w:t>1) 관찰하기 : 인상 깊은 것을 찾아 활동지에 기록한다.</w:t>
-      </w:r>
-    </w:p>
-    <w:p>
-      <w:r>
-        <w:rPr>
-          <w:b w:val="0"/>
-        </w:rPr>
-        <w:t>2) 함께하기 : 모둠별로 ________ 체험에 참여한다.</w:t>
-      </w:r>
-    </w:p>
-    <w:p>
-      <w:r>
-        <w:rPr>
-          <w:b w:val="0"/>
-        </w:rPr>
-        <w:t>3) 나누기 : 감사한 일과 배운 점을 한 가지씩 나눈다.</w:t>
-      </w:r>
-    </w:p>
+    <w:tbl>
+      <w:tblPr>
+        <w:tblStyle w:val="TableGrid"/>
+        <w:tblW w:type="auto" w:w="0"/>
+        <w:tblLook w:firstColumn="1" w:firstRow="1" w:lastColumn="0" w:lastRow="0" w:noHBand="0" w:noVBand="1" w:val="04A0"/>
+      </w:tblPr>
+      <w:tblGrid>
+        <w:gridCol w:w="2160"/>
+        <w:gridCol w:w="2160"/>
+        <w:gridCol w:w="2160"/>
+        <w:gridCol w:w="2160"/>
+      </w:tblGrid>
+      <w:tr>
+        <w:tc>
+          <w:tcPr>
+            <w:tcW w:type="dxa" w:w="2160"/>
+          </w:tcPr>
+          <w:p>
+            <w:r>
+              <w:rPr>
+                <w:b/>
+              </w:rPr>
+              <w:t>구분</w:t>
+            </w:r>
+          </w:p>
+        </w:tc>
+        <w:tc>
+          <w:tcPr>
+            <w:tcW w:type="dxa" w:w="2160"/>
+          </w:tcPr>
+          <w:p>
+            <w:r>
+              <w:rPr>
+                <w:b/>
+              </w:rPr>
+              <w:t>기대 효과·평가 내용</w:t>
+            </w:r>
+          </w:p>
+        </w:tc>
+        <w:tc>
+          <w:tcPr>
+            <w:tcW w:type="dxa" w:w="2160"/>
+          </w:tcPr>
+          <w:p>
+            <w:r>
+              <w:rPr>
+                <w:b/>
+              </w:rPr>
+              <w:t>담당</w:t>
+            </w:r>
+          </w:p>
+        </w:tc>
+        <w:tc>
+          <w:tcPr>
+            <w:tcW w:type="dxa" w:w="2160"/>
+          </w:tcPr>
+          <w:p>
+            <w:r>
+              <w:rPr>
+                <w:b/>
+              </w:rPr>
+              <w:t>기한</w:t>
+            </w:r>
+          </w:p>
+        </w:tc>
+      </w:tr>
+      <w:tr>
+        <w:tc>
+          <w:tcPr>
+            <w:tcW w:type="dxa" w:w="2160"/>
+          </w:tcPr>
+          <w:p>
+            <w:r>
+              <w:rPr>
+                <w:b w:val="0"/>
+              </w:rPr>
+              <w:t>신앙적 효과</w:t>
+            </w:r>
+          </w:p>
+        </w:tc>
+        <w:tc>
+          <w:tcPr>
+            <w:tcW w:type="dxa" w:w="2160"/>
+          </w:tcPr>
+          <w:p>
+            <w:r>
+              <w:rPr>
+                <w:b w:val="0"/>
+              </w:rPr>
+              <w:t>창조세계에 대한 감사와 공동체 배려 경험을 소감으로 확인</w:t>
+            </w:r>
+          </w:p>
+        </w:tc>
+        <w:tc>
+          <w:tcPr>
+            <w:tcW w:type="dxa" w:w="2160"/>
+          </w:tcPr>
+          <w:p>
+            <w:r>
+              <w:rPr>
+                <w:b w:val="0"/>
+              </w:rPr>
+              <w:t>________</w:t>
+            </w:r>
+          </w:p>
+        </w:tc>
+        <w:tc>
+          <w:tcPr>
+            <w:tcW w:type="dxa" w:w="2160"/>
+          </w:tcPr>
+          <w:p>
+            <w:r>
+              <w:rPr>
+                <w:b w:val="0"/>
+              </w:rPr>
+              <w:t>________</w:t>
+            </w:r>
+          </w:p>
+        </w:tc>
+      </w:tr>
+      <w:tr>
+        <w:tc>
+          <w:tcPr>
+            <w:tcW w:type="dxa" w:w="2160"/>
+          </w:tcPr>
+          <w:p>
+            <w:r>
+              <w:rPr>
+                <w:b w:val="0"/>
+              </w:rPr>
+              <w:t>운영 평가</w:t>
+            </w:r>
+          </w:p>
+        </w:tc>
+        <w:tc>
+          <w:tcPr>
+            <w:tcW w:type="dxa" w:w="2160"/>
+          </w:tcPr>
+          <w:p>
+            <w:r>
+              <w:rPr>
+                <w:b w:val="0"/>
+              </w:rPr>
+              <w:t>참가 인원, 활동 이행률, 인원 확인 및 귀가 인계 기록 점검</w:t>
+            </w:r>
+          </w:p>
+        </w:tc>
+        <w:tc>
+          <w:tcPr>
+            <w:tcW w:type="dxa" w:w="2160"/>
+          </w:tcPr>
+          <w:p>
+            <w:r>
+              <w:rPr>
+                <w:b w:val="0"/>
+              </w:rPr>
+              <w:t>________</w:t>
+            </w:r>
+          </w:p>
+        </w:tc>
+        <w:tc>
+          <w:tcPr>
+            <w:tcW w:type="dxa" w:w="2160"/>
+          </w:tcPr>
+          <w:p>
+            <w:r>
+              <w:rPr>
+                <w:b w:val="0"/>
+              </w:rPr>
+              <w:t>________</w:t>
+            </w:r>
+          </w:p>
+        </w:tc>
+      </w:tr>
+      <w:tr>
+        <w:tc>
+          <w:tcPr>
+            <w:tcW w:type="dxa" w:w="2160"/>
+          </w:tcPr>
+          <w:p>
+            <w:r>
+              <w:rPr>
+                <w:b w:val="0"/>
+              </w:rPr>
+              <w:t>재정 평가</w:t>
+            </w:r>
+          </w:p>
+        </w:tc>
+        <w:tc>
+          <w:tcPr>
+            <w:tcW w:type="dxa" w:w="2160"/>
+          </w:tcPr>
+          <w:p>
+            <w:r>
+              <w:rPr>
+                <w:b w:val="0"/>
+              </w:rPr>
+              <w:t>예산 대비 집행액·잔액과 증빙 누락 여부 확인</w:t>
+            </w:r>
+          </w:p>
+        </w:tc>
+        <w:tc>
+          <w:tcPr>
+            <w:tcW w:type="dxa" w:w="2160"/>
+          </w:tcPr>
+          <w:p>
+            <w:r>
+              <w:rPr>
+                <w:b w:val="0"/>
+              </w:rPr>
+              <w:t>________</w:t>
+            </w:r>
+          </w:p>
+        </w:tc>
+        <w:tc>
+          <w:tcPr>
+            <w:tcW w:type="dxa" w:w="2160"/>
+          </w:tcPr>
+          <w:p>
+            <w:r>
+              <w:rPr>
+                <w:b w:val="0"/>
+              </w:rPr>
+              <w:t>________</w:t>
+            </w:r>
+          </w:p>
+        </w:tc>
+      </w:tr>
+    </w:tbl>
+    <w:p/>
     <w:p>
       <w:pPr>
         <w:pStyle w:val="Heading2"/>
@@ -685,7 +3501,7 @@
         <w:rPr>
           <w:b w:val="0"/>
         </w:rPr>
-        <w:t>인솔·안전</w:t>
+        <w:t>8. 향후 일정</w:t>
       </w:r>
     </w:p>
     <w:tbl>
@@ -709,7 +3525,7 @@
               <w:rPr>
                 <w:b/>
               </w:rPr>
-              <w:t>구분</w:t>
+              <w:t>내용</w:t>
             </w:r>
           </w:p>
         </w:tc>
@@ -722,7 +3538,7 @@
               <w:rPr>
                 <w:b/>
               </w:rPr>
-              <w:t>확인·실행 사항</w:t>
+              <w:t>담당</w:t>
             </w:r>
           </w:p>
         </w:tc>
@@ -735,7 +3551,7 @@
               <w:rPr>
                 <w:b/>
               </w:rPr>
-              <w:t>담당</w:t>
+              <w:t>기한</w:t>
             </w:r>
           </w:p>
         </w:tc>
@@ -750,7 +3566,7 @@
               <w:rPr>
                 <w:b w:val="0"/>
               </w:rPr>
-              <w:t>인솔 배정</w:t>
+              <w:t>계획 승인 및 보호자 안내</w:t>
             </w:r>
           </w:p>
         </w:tc>
@@ -763,7 +3579,7 @@
               <w:rPr>
                 <w:b w:val="0"/>
               </w:rPr>
-              <w:t>총괄 ________ / 모둠별 학생 ________명, 교사 ________명</w:t>
+              <w:t>________</w:t>
             </w:r>
           </w:p>
         </w:tc>
@@ -791,7 +3607,7 @@
               <w:rPr>
                 <w:b w:val="0"/>
               </w:rPr>
-              <w:t>이동</w:t>
+              <w:t>참가 확정 및 최종 안전점검</w:t>
             </w:r>
           </w:p>
         </w:tc>
@@ -804,7 +3620,7 @@
               <w:rPr>
                 <w:b w:val="0"/>
               </w:rPr>
-              <w:t>교통편 ________ / 승하차 때마다 인원 확인, 안전띠 착용</w:t>
+              <w:t>________</w:t>
             </w:r>
           </w:p>
         </w:tc>
@@ -832,7 +3648,7 @@
               <w:rPr>
                 <w:b w:val="0"/>
               </w:rPr>
-              <w:t>사전 확인</w:t>
+              <w:t>체험학습 실시</w:t>
             </w:r>
           </w:p>
         </w:tc>
@@ -845,7 +3661,7 @@
               <w:rPr>
                 <w:b w:val="0"/>
               </w:rPr>
-              <w:t>보호자 참가 동의, 비상연락처, 알레르기·복약 사항 확인</w:t>
+              <w:t>________</w:t>
             </w:r>
           </w:p>
         </w:tc>
@@ -873,7 +3689,7 @@
               <w:rPr>
                 <w:b w:val="0"/>
               </w:rPr>
-              <w:t>현장 활동</w:t>
+              <w:t>결과보고·정산 제출 및 개인정보 보유기간 점검</w:t>
             </w:r>
           </w:p>
         </w:tc>
@@ -886,7 +3702,7 @@
               <w:rPr>
                 <w:b w:val="0"/>
               </w:rPr>
-              <w:t>활동 범위·집합 장소 안내, 단독 이동 금지, 화장실 동행</w:t>
+              <w:t>________</w:t>
             </w:r>
           </w:p>
         </w:tc>
@@ -900,6 +3716,110 @@
                 <w:b w:val="0"/>
               </w:rPr>
               <w:t>________</w:t>
+            </w:r>
+          </w:p>
+        </w:tc>
+      </w:tr>
+    </w:tbl>
+    <w:p/>
+    <w:p>
+      <w:r>
+        <w:rPr>
+          <w:b w:val="0"/>
+        </w:rPr>
+        <w:t>붙임 1. 참가 신청·보호자 동의서(연락처·건강정보 별도 관리) 1부.</w:t>
+      </w:r>
+    </w:p>
+    <w:p>
+      <w:r>
+        <w:rPr>
+          <w:b w:val="0"/>
+        </w:rPr>
+        <w:t>붙임 2. 인원 확인·귀가 인계표(내부 관리용) 1부.</w:t>
+      </w:r>
+    </w:p>
+    <w:p>
+      <w:r>
+        <w:rPr>
+          <w:b w:val="0"/>
+        </w:rPr>
+        <w:t>붙임 3. 현장 안전점검표 1부.</w:t>
+      </w:r>
+    </w:p>
+    <w:p>
+      <w:pPr>
+        <w:pStyle w:val="Heading1"/>
+        <w:jc w:val="center"/>
+      </w:pPr>
+      <w:r>
+        <w:rPr>
+          <w:b w:val="0"/>
+        </w:rPr>
+        <w:t>[연도] (교회명) (부서명) 교회학교 체험학습 결과보고서</w:t>
+      </w:r>
+    </w:p>
+    <w:tbl>
+      <w:tblPr>
+        <w:tblStyle w:val="TableGrid"/>
+        <w:tblW w:type="auto" w:w="0"/>
+        <w:tblLook w:firstColumn="1" w:firstRow="1" w:lastColumn="0" w:lastRow="0" w:noHBand="0" w:noVBand="1" w:val="04A0"/>
+      </w:tblPr>
+      <w:tblGrid>
+        <w:gridCol w:w="2160"/>
+        <w:gridCol w:w="2160"/>
+        <w:gridCol w:w="2160"/>
+        <w:gridCol w:w="2160"/>
+      </w:tblGrid>
+      <w:tr>
+        <w:tc>
+          <w:tcPr>
+            <w:tcW w:type="dxa" w:w="2160"/>
+          </w:tcPr>
+          <w:p>
+            <w:r>
+              <w:rPr>
+                <w:b/>
+              </w:rPr>
+              <w:t>작성일</w:t>
+            </w:r>
+          </w:p>
+        </w:tc>
+        <w:tc>
+          <w:tcPr>
+            <w:tcW w:type="dxa" w:w="2160"/>
+          </w:tcPr>
+          <w:p>
+            <w:r>
+              <w:rPr>
+                <w:b/>
+              </w:rPr>
+              <w:t>작성자</w:t>
+            </w:r>
+          </w:p>
+        </w:tc>
+        <w:tc>
+          <w:tcPr>
+            <w:tcW w:type="dxa" w:w="2160"/>
+          </w:tcPr>
+          <w:p>
+            <w:r>
+              <w:rPr>
+                <w:b/>
+              </w:rPr>
+              <w:t>부서</w:t>
+            </w:r>
+          </w:p>
+        </w:tc>
+        <w:tc>
+          <w:tcPr>
+            <w:tcW w:type="dxa" w:w="2160"/>
+          </w:tcPr>
+          <w:p>
+            <w:r>
+              <w:rPr>
+                <w:b/>
+              </w:rPr>
+              <w:t>문서 상태(초안/확정)</w:t>
             </w:r>
           </w:p>
         </w:tc>
@@ -907,14 +3827,81 @@
       <w:tr>
         <w:tc>
           <w:tcPr>
+            <w:tcW w:type="dxa" w:w="2160"/>
+          </w:tcPr>
+          <w:p>
+            <w:r>
+              <w:rPr>
+                <w:b w:val="0"/>
+              </w:rPr>
+              <w:t>________</w:t>
+            </w:r>
+          </w:p>
+        </w:tc>
+        <w:tc>
+          <w:tcPr>
+            <w:tcW w:type="dxa" w:w="2160"/>
+          </w:tcPr>
+          <w:p>
+            <w:r>
+              <w:rPr>
+                <w:b w:val="0"/>
+              </w:rPr>
+              <w:t>________</w:t>
+            </w:r>
+          </w:p>
+        </w:tc>
+        <w:tc>
+          <w:tcPr>
+            <w:tcW w:type="dxa" w:w="2160"/>
+          </w:tcPr>
+          <w:p>
+            <w:r>
+              <w:rPr>
+                <w:b w:val="0"/>
+              </w:rPr>
+              <w:t>(부서명)</w:t>
+            </w:r>
+          </w:p>
+        </w:tc>
+        <w:tc>
+          <w:tcPr>
+            <w:tcW w:type="dxa" w:w="2160"/>
+          </w:tcPr>
+          <w:p>
+            <w:r>
+              <w:rPr>
+                <w:b w:val="0"/>
+              </w:rPr>
+              <w:t>________</w:t>
+            </w:r>
+          </w:p>
+        </w:tc>
+      </w:tr>
+    </w:tbl>
+    <w:p/>
+    <w:tbl>
+      <w:tblPr>
+        <w:tblStyle w:val="TableGrid"/>
+        <w:tblW w:type="auto" w:w="0"/>
+        <w:tblLook w:firstColumn="1" w:firstRow="1" w:lastColumn="0" w:lastRow="0" w:noHBand="0" w:noVBand="1" w:val="04A0"/>
+      </w:tblPr>
+      <w:tblGrid>
+        <w:gridCol w:w="2880"/>
+        <w:gridCol w:w="2880"/>
+        <w:gridCol w:w="2880"/>
+      </w:tblGrid>
+      <w:tr>
+        <w:tc>
+          <w:tcPr>
             <w:tcW w:type="dxa" w:w="2880"/>
           </w:tcPr>
           <w:p>
             <w:r>
               <w:rPr>
-                <w:b w:val="0"/>
-              </w:rPr>
-              <w:t>응급 대응</w:t>
+                <w:b/>
+              </w:rPr>
+              <w:t>작성</w:t>
             </w:r>
           </w:p>
         </w:tc>
@@ -925,9 +3912,9 @@
           <w:p>
             <w:r>
               <w:rPr>
-                <w:b w:val="0"/>
-              </w:rPr>
-              <w:t>구급함 위치 ________ / 인근 의료기관 ________ / 응급 시 119 신고 후 보호자·교회에 연락</w:t>
+                <w:b/>
+              </w:rPr>
+              <w:t>검토</w:t>
             </w:r>
           </w:p>
         </w:tc>
@@ -938,9 +3925,9 @@
           <w:p>
             <w:r>
               <w:rPr>
-                <w:b w:val="0"/>
-              </w:rPr>
-              <w:t>________</w:t>
+                <w:b/>
+              </w:rPr>
+              <w:t>승인</w:t>
             </w:r>
           </w:p>
         </w:tc>
@@ -955,7 +3942,7 @@
               <w:rPr>
                 <w:b w:val="0"/>
               </w:rPr>
-              <w:t>일정 변경</w:t>
+              <w:t>________</w:t>
             </w:r>
           </w:p>
         </w:tc>
@@ -968,7 +3955,7 @@
               <w:rPr>
                 <w:b w:val="0"/>
               </w:rPr>
-              <w:t>우천·폭염 시 대체 장소 ________ / 변경 안내 시각 ________</w:t>
+              <w:t>________</w:t>
             </w:r>
           </w:p>
         </w:tc>
@@ -982,6 +3969,97 @@
                 <w:b w:val="0"/>
               </w:rPr>
               <w:t>________</w:t>
+            </w:r>
+          </w:p>
+        </w:tc>
+      </w:tr>
+    </w:tbl>
+    <w:p/>
+    <w:p>
+      <w:r>
+        <w:rPr>
+          <w:b/>
+        </w:rPr>
+        <w:t>결과 요약</w:t>
+      </w:r>
+    </w:p>
+    <w:p>
+      <w:r>
+        <w:rPr>
+          <w:b w:val="0"/>
+        </w:rPr>
+        <w:t>실시 결과: ________에 ________에서 체험학습을 실시하였습니다.</w:t>
+      </w:r>
+    </w:p>
+    <w:p>
+      <w:r>
+        <w:rPr>
+          <w:b w:val="0"/>
+        </w:rPr>
+        <w:t>참가 인원: 학생 ________명, 인솔자 ________명, 합계 ________명입니다.</w:t>
+      </w:r>
+    </w:p>
+    <w:p>
+      <w:r>
+        <w:rPr>
+          <w:b w:val="0"/>
+        </w:rPr>
+        <w:t>주요 활동·평가: ________ / 안전·운영 특이사항: ________</w:t>
+      </w:r>
+    </w:p>
+    <w:p>
+      <w:r>
+        <w:rPr>
+          <w:b w:val="0"/>
+        </w:rPr>
+        <w:t>정산 결과: 집행 금________원(금________), 잔액 금________원(금________)이며 정산 승인을 요청합니다.</w:t>
+      </w:r>
+    </w:p>
+    <w:p>
+      <w:pPr>
+        <w:pStyle w:val="Heading2"/>
+      </w:pPr>
+      <w:r>
+        <w:rPr>
+          <w:b w:val="0"/>
+        </w:rPr>
+        <w:t>1. 추진 개요</w:t>
+      </w:r>
+    </w:p>
+    <w:tbl>
+      <w:tblPr>
+        <w:tblStyle w:val="TableGrid"/>
+        <w:tblW w:type="auto" w:w="0"/>
+        <w:tblLook w:firstColumn="1" w:firstRow="1" w:lastColumn="0" w:lastRow="0" w:noHBand="0" w:noVBand="1" w:val="04A0"/>
+      </w:tblPr>
+      <w:tblGrid>
+        <w:gridCol w:w="4320"/>
+        <w:gridCol w:w="4320"/>
+      </w:tblGrid>
+      <w:tr>
+        <w:tc>
+          <w:tcPr>
+            <w:tcW w:type="dxa" w:w="4320"/>
+          </w:tcPr>
+          <w:p>
+            <w:r>
+              <w:rPr>
+                <w:b/>
+              </w:rPr>
+              <w:t>항목</w:t>
+            </w:r>
+          </w:p>
+        </w:tc>
+        <w:tc>
+          <w:tcPr>
+            <w:tcW w:type="dxa" w:w="4320"/>
+          </w:tcPr>
+          <w:p>
+            <w:r>
+              <w:rPr>
+                <w:b/>
+              </w:rPr>
+              <w:t>내용</w:t>
             </w:r>
           </w:p>
         </w:tc>
@@ -989,33 +4067,272 @@
       <w:tr>
         <w:tc>
           <w:tcPr>
-            <w:tcW w:type="dxa" w:w="2880"/>
-          </w:tcPr>
-          <w:p>
-            <w:r>
-              <w:rPr>
-                <w:b w:val="0"/>
-              </w:rPr>
-              <w:t>귀가</w:t>
-            </w:r>
-          </w:p>
-        </w:tc>
-        <w:tc>
-          <w:tcPr>
-            <w:tcW w:type="dxa" w:w="2880"/>
-          </w:tcPr>
-          <w:p>
-            <w:r>
-              <w:rPr>
-                <w:b w:val="0"/>
-              </w:rPr>
-              <w:t>보호자 또는 사전 지정 인계자 확인 후 귀가</w:t>
-            </w:r>
-          </w:p>
-        </w:tc>
-        <w:tc>
-          <w:tcPr>
-            <w:tcW w:type="dxa" w:w="2880"/>
+            <w:tcW w:type="dxa" w:w="4320"/>
+          </w:tcPr>
+          <w:p>
+            <w:r>
+              <w:rPr>
+                <w:b w:val="0"/>
+              </w:rPr>
+              <w:t>행사명</w:t>
+            </w:r>
+          </w:p>
+        </w:tc>
+        <w:tc>
+          <w:tcPr>
+            <w:tcW w:type="dxa" w:w="4320"/>
+          </w:tcPr>
+          <w:p>
+            <w:r>
+              <w:rPr>
+                <w:b w:val="0"/>
+              </w:rPr>
+              <w:t>교회학교 체험학습</w:t>
+            </w:r>
+          </w:p>
+        </w:tc>
+      </w:tr>
+      <w:tr>
+        <w:tc>
+          <w:tcPr>
+            <w:tcW w:type="dxa" w:w="4320"/>
+          </w:tcPr>
+          <w:p>
+            <w:r>
+              <w:rPr>
+                <w:b w:val="0"/>
+              </w:rPr>
+              <w:t>주제</w:t>
+            </w:r>
+          </w:p>
+        </w:tc>
+        <w:tc>
+          <w:tcPr>
+            <w:tcW w:type="dxa" w:w="4320"/>
+          </w:tcPr>
+          <w:p>
+            <w:r>
+              <w:rPr>
+                <w:b w:val="0"/>
+              </w:rPr>
+              <w:t>________</w:t>
+            </w:r>
+          </w:p>
+        </w:tc>
+      </w:tr>
+      <w:tr>
+        <w:tc>
+          <w:tcPr>
+            <w:tcW w:type="dxa" w:w="4320"/>
+          </w:tcPr>
+          <w:p>
+            <w:r>
+              <w:rPr>
+                <w:b w:val="0"/>
+              </w:rPr>
+              <w:t>주제 말씀</w:t>
+            </w:r>
+          </w:p>
+        </w:tc>
+        <w:tc>
+          <w:tcPr>
+            <w:tcW w:type="dxa" w:w="4320"/>
+          </w:tcPr>
+          <w:p>
+            <w:r>
+              <w:rPr>
+                <w:b w:val="0"/>
+              </w:rPr>
+              <w:t>________</w:t>
+            </w:r>
+          </w:p>
+        </w:tc>
+      </w:tr>
+      <w:tr>
+        <w:tc>
+          <w:tcPr>
+            <w:tcW w:type="dxa" w:w="4320"/>
+          </w:tcPr>
+          <w:p>
+            <w:r>
+              <w:rPr>
+                <w:b w:val="0"/>
+              </w:rPr>
+              <w:t>실시 일시</w:t>
+            </w:r>
+          </w:p>
+        </w:tc>
+        <w:tc>
+          <w:tcPr>
+            <w:tcW w:type="dxa" w:w="4320"/>
+          </w:tcPr>
+          <w:p>
+            <w:r>
+              <w:rPr>
+                <w:b w:val="0"/>
+              </w:rPr>
+              <w:t>________ / ________~________</w:t>
+            </w:r>
+          </w:p>
+        </w:tc>
+      </w:tr>
+      <w:tr>
+        <w:tc>
+          <w:tcPr>
+            <w:tcW w:type="dxa" w:w="4320"/>
+          </w:tcPr>
+          <w:p>
+            <w:r>
+              <w:rPr>
+                <w:b w:val="0"/>
+              </w:rPr>
+              <w:t>장소</w:t>
+            </w:r>
+          </w:p>
+        </w:tc>
+        <w:tc>
+          <w:tcPr>
+            <w:tcW w:type="dxa" w:w="4320"/>
+          </w:tcPr>
+          <w:p>
+            <w:r>
+              <w:rPr>
+                <w:b w:val="0"/>
+              </w:rPr>
+              <w:t>________</w:t>
+            </w:r>
+          </w:p>
+        </w:tc>
+      </w:tr>
+      <w:tr>
+        <w:tc>
+          <w:tcPr>
+            <w:tcW w:type="dxa" w:w="4320"/>
+          </w:tcPr>
+          <w:p>
+            <w:r>
+              <w:rPr>
+                <w:b w:val="0"/>
+              </w:rPr>
+              <w:t>주관</w:t>
+            </w:r>
+          </w:p>
+        </w:tc>
+        <w:tc>
+          <w:tcPr>
+            <w:tcW w:type="dxa" w:w="4320"/>
+          </w:tcPr>
+          <w:p>
+            <w:r>
+              <w:rPr>
+                <w:b w:val="0"/>
+              </w:rPr>
+              <w:t>(교회명) (부서명)</w:t>
+            </w:r>
+          </w:p>
+        </w:tc>
+      </w:tr>
+      <w:tr>
+        <w:tc>
+          <w:tcPr>
+            <w:tcW w:type="dxa" w:w="4320"/>
+          </w:tcPr>
+          <w:p>
+            <w:r>
+              <w:rPr>
+                <w:b w:val="0"/>
+              </w:rPr>
+              <w:t>참가 인원</w:t>
+            </w:r>
+          </w:p>
+        </w:tc>
+        <w:tc>
+          <w:tcPr>
+            <w:tcW w:type="dxa" w:w="4320"/>
+          </w:tcPr>
+          <w:p>
+            <w:r>
+              <w:rPr>
+                <w:b w:val="0"/>
+              </w:rPr>
+              <w:t>학생 ________명, 인솔자 ________명, 합계 ________명</w:t>
+            </w:r>
+          </w:p>
+        </w:tc>
+      </w:tr>
+      <w:tr>
+        <w:tc>
+          <w:tcPr>
+            <w:tcW w:type="dxa" w:w="4320"/>
+          </w:tcPr>
+          <w:p>
+            <w:r>
+              <w:rPr>
+                <w:b w:val="0"/>
+              </w:rPr>
+              <w:t>불참 인원</w:t>
+            </w:r>
+          </w:p>
+        </w:tc>
+        <w:tc>
+          <w:tcPr>
+            <w:tcW w:type="dxa" w:w="4320"/>
+          </w:tcPr>
+          <w:p>
+            <w:r>
+              <w:rPr>
+                <w:b w:val="0"/>
+              </w:rPr>
+              <w:t>학생 ________명, 인솔자 ________명</w:t>
+            </w:r>
+          </w:p>
+        </w:tc>
+      </w:tr>
+      <w:tr>
+        <w:tc>
+          <w:tcPr>
+            <w:tcW w:type="dxa" w:w="4320"/>
+          </w:tcPr>
+          <w:p>
+            <w:r>
+              <w:rPr>
+                <w:b w:val="0"/>
+              </w:rPr>
+              <w:t>이동 방법</w:t>
+            </w:r>
+          </w:p>
+        </w:tc>
+        <w:tc>
+          <w:tcPr>
+            <w:tcW w:type="dxa" w:w="4320"/>
+          </w:tcPr>
+          <w:p>
+            <w:r>
+              <w:rPr>
+                <w:b w:val="0"/>
+              </w:rPr>
+              <w:t>________</w:t>
+            </w:r>
+          </w:p>
+        </w:tc>
+      </w:tr>
+      <w:tr>
+        <w:tc>
+          <w:tcPr>
+            <w:tcW w:type="dxa" w:w="4320"/>
+          </w:tcPr>
+          <w:p>
+            <w:r>
+              <w:rPr>
+                <w:b w:val="0"/>
+              </w:rPr>
+              <w:t>관련 승인 문서·승인일</w:t>
+            </w:r>
+          </w:p>
+        </w:tc>
+        <w:tc>
+          <w:tcPr>
+            <w:tcW w:type="dxa" w:w="4320"/>
           </w:tcPr>
           <w:p>
             <w:r>
@@ -1037,7 +4354,410 @@
         <w:rPr>
           <w:b w:val="0"/>
         </w:rPr>
-        <w:t>예산표</w:t>
+        <w:t>2. 계획 대비 추진 실적</w:t>
+      </w:r>
+    </w:p>
+    <w:tbl>
+      <w:tblPr>
+        <w:tblStyle w:val="TableGrid"/>
+        <w:tblW w:type="auto" w:w="0"/>
+        <w:tblLook w:firstColumn="1" w:firstRow="1" w:lastColumn="0" w:lastRow="0" w:noHBand="0" w:noVBand="1" w:val="04A0"/>
+      </w:tblPr>
+      <w:tblGrid>
+        <w:gridCol w:w="2160"/>
+        <w:gridCol w:w="2160"/>
+        <w:gridCol w:w="2160"/>
+        <w:gridCol w:w="2160"/>
+      </w:tblGrid>
+      <w:tr>
+        <w:tc>
+          <w:tcPr>
+            <w:tcW w:type="dxa" w:w="2160"/>
+          </w:tcPr>
+          <w:p>
+            <w:r>
+              <w:rPr>
+                <w:b/>
+              </w:rPr>
+              <w:t>항목</w:t>
+            </w:r>
+          </w:p>
+        </w:tc>
+        <w:tc>
+          <w:tcPr>
+            <w:tcW w:type="dxa" w:w="2160"/>
+          </w:tcPr>
+          <w:p>
+            <w:r>
+              <w:rPr>
+                <w:b/>
+              </w:rPr>
+              <w:t>계획</w:t>
+            </w:r>
+          </w:p>
+        </w:tc>
+        <w:tc>
+          <w:tcPr>
+            <w:tcW w:type="dxa" w:w="2160"/>
+          </w:tcPr>
+          <w:p>
+            <w:r>
+              <w:rPr>
+                <w:b/>
+              </w:rPr>
+              <w:t>실적</w:t>
+            </w:r>
+          </w:p>
+        </w:tc>
+        <w:tc>
+          <w:tcPr>
+            <w:tcW w:type="dxa" w:w="2160"/>
+          </w:tcPr>
+          <w:p>
+            <w:r>
+              <w:rPr>
+                <w:b/>
+              </w:rPr>
+              <w:t>차이 사유</w:t>
+            </w:r>
+          </w:p>
+        </w:tc>
+      </w:tr>
+      <w:tr>
+        <w:tc>
+          <w:tcPr>
+            <w:tcW w:type="dxa" w:w="2160"/>
+          </w:tcPr>
+          <w:p>
+            <w:r>
+              <w:rPr>
+                <w:b w:val="0"/>
+              </w:rPr>
+              <w:t>학생 참가 인원</w:t>
+            </w:r>
+          </w:p>
+        </w:tc>
+        <w:tc>
+          <w:tcPr>
+            <w:tcW w:type="dxa" w:w="2160"/>
+          </w:tcPr>
+          <w:p>
+            <w:r>
+              <w:rPr>
+                <w:b w:val="0"/>
+              </w:rPr>
+              <w:t>________명</w:t>
+            </w:r>
+          </w:p>
+        </w:tc>
+        <w:tc>
+          <w:tcPr>
+            <w:tcW w:type="dxa" w:w="2160"/>
+          </w:tcPr>
+          <w:p>
+            <w:r>
+              <w:rPr>
+                <w:b w:val="0"/>
+              </w:rPr>
+              <w:t>________명</w:t>
+            </w:r>
+          </w:p>
+        </w:tc>
+        <w:tc>
+          <w:tcPr>
+            <w:tcW w:type="dxa" w:w="2160"/>
+          </w:tcPr>
+          <w:p>
+            <w:r>
+              <w:rPr>
+                <w:b w:val="0"/>
+              </w:rPr>
+              <w:t>________</w:t>
+            </w:r>
+          </w:p>
+        </w:tc>
+      </w:tr>
+      <w:tr>
+        <w:tc>
+          <w:tcPr>
+            <w:tcW w:type="dxa" w:w="2160"/>
+          </w:tcPr>
+          <w:p>
+            <w:r>
+              <w:rPr>
+                <w:b w:val="0"/>
+              </w:rPr>
+              <w:t>인솔자 배치</w:t>
+            </w:r>
+          </w:p>
+        </w:tc>
+        <w:tc>
+          <w:tcPr>
+            <w:tcW w:type="dxa" w:w="2160"/>
+          </w:tcPr>
+          <w:p>
+            <w:r>
+              <w:rPr>
+                <w:b w:val="0"/>
+              </w:rPr>
+              <w:t>________명</w:t>
+            </w:r>
+          </w:p>
+        </w:tc>
+        <w:tc>
+          <w:tcPr>
+            <w:tcW w:type="dxa" w:w="2160"/>
+          </w:tcPr>
+          <w:p>
+            <w:r>
+              <w:rPr>
+                <w:b w:val="0"/>
+              </w:rPr>
+              <w:t>________명</w:t>
+            </w:r>
+          </w:p>
+        </w:tc>
+        <w:tc>
+          <w:tcPr>
+            <w:tcW w:type="dxa" w:w="2160"/>
+          </w:tcPr>
+          <w:p>
+            <w:r>
+              <w:rPr>
+                <w:b w:val="0"/>
+              </w:rPr>
+              <w:t>________</w:t>
+            </w:r>
+          </w:p>
+        </w:tc>
+      </w:tr>
+      <w:tr>
+        <w:tc>
+          <w:tcPr>
+            <w:tcW w:type="dxa" w:w="2160"/>
+          </w:tcPr>
+          <w:p>
+            <w:r>
+              <w:rPr>
+                <w:b w:val="0"/>
+              </w:rPr>
+              <w:t>활동 내용</w:t>
+            </w:r>
+          </w:p>
+        </w:tc>
+        <w:tc>
+          <w:tcPr>
+            <w:tcW w:type="dxa" w:w="2160"/>
+          </w:tcPr>
+          <w:p>
+            <w:r>
+              <w:rPr>
+                <w:b w:val="0"/>
+              </w:rPr>
+              <w:t>________</w:t>
+            </w:r>
+          </w:p>
+        </w:tc>
+        <w:tc>
+          <w:tcPr>
+            <w:tcW w:type="dxa" w:w="2160"/>
+          </w:tcPr>
+          <w:p>
+            <w:r>
+              <w:rPr>
+                <w:b w:val="0"/>
+              </w:rPr>
+              <w:t>________</w:t>
+            </w:r>
+          </w:p>
+        </w:tc>
+        <w:tc>
+          <w:tcPr>
+            <w:tcW w:type="dxa" w:w="2160"/>
+          </w:tcPr>
+          <w:p>
+            <w:r>
+              <w:rPr>
+                <w:b w:val="0"/>
+              </w:rPr>
+              <w:t>________</w:t>
+            </w:r>
+          </w:p>
+        </w:tc>
+      </w:tr>
+      <w:tr>
+        <w:tc>
+          <w:tcPr>
+            <w:tcW w:type="dxa" w:w="2160"/>
+          </w:tcPr>
+          <w:p>
+            <w:r>
+              <w:rPr>
+                <w:b w:val="0"/>
+              </w:rPr>
+              <w:t>활동 시간</w:t>
+            </w:r>
+          </w:p>
+        </w:tc>
+        <w:tc>
+          <w:tcPr>
+            <w:tcW w:type="dxa" w:w="2160"/>
+          </w:tcPr>
+          <w:p>
+            <w:r>
+              <w:rPr>
+                <w:b w:val="0"/>
+              </w:rPr>
+              <w:t>________~________</w:t>
+            </w:r>
+          </w:p>
+        </w:tc>
+        <w:tc>
+          <w:tcPr>
+            <w:tcW w:type="dxa" w:w="2160"/>
+          </w:tcPr>
+          <w:p>
+            <w:r>
+              <w:rPr>
+                <w:b w:val="0"/>
+              </w:rPr>
+              <w:t>________~________</w:t>
+            </w:r>
+          </w:p>
+        </w:tc>
+        <w:tc>
+          <w:tcPr>
+            <w:tcW w:type="dxa" w:w="2160"/>
+          </w:tcPr>
+          <w:p>
+            <w:r>
+              <w:rPr>
+                <w:b w:val="0"/>
+              </w:rPr>
+              <w:t>________</w:t>
+            </w:r>
+          </w:p>
+        </w:tc>
+      </w:tr>
+      <w:tr>
+        <w:tc>
+          <w:tcPr>
+            <w:tcW w:type="dxa" w:w="2160"/>
+          </w:tcPr>
+          <w:p>
+            <w:r>
+              <w:rPr>
+                <w:b w:val="0"/>
+              </w:rPr>
+              <w:t>이동·귀가</w:t>
+            </w:r>
+          </w:p>
+        </w:tc>
+        <w:tc>
+          <w:tcPr>
+            <w:tcW w:type="dxa" w:w="2160"/>
+          </w:tcPr>
+          <w:p>
+            <w:r>
+              <w:rPr>
+                <w:b w:val="0"/>
+              </w:rPr>
+              <w:t>________</w:t>
+            </w:r>
+          </w:p>
+        </w:tc>
+        <w:tc>
+          <w:tcPr>
+            <w:tcW w:type="dxa" w:w="2160"/>
+          </w:tcPr>
+          <w:p>
+            <w:r>
+              <w:rPr>
+                <w:b w:val="0"/>
+              </w:rPr>
+              <w:t>________</w:t>
+            </w:r>
+          </w:p>
+        </w:tc>
+        <w:tc>
+          <w:tcPr>
+            <w:tcW w:type="dxa" w:w="2160"/>
+          </w:tcPr>
+          <w:p>
+            <w:r>
+              <w:rPr>
+                <w:b w:val="0"/>
+              </w:rPr>
+              <w:t>________</w:t>
+            </w:r>
+          </w:p>
+        </w:tc>
+      </w:tr>
+      <w:tr>
+        <w:tc>
+          <w:tcPr>
+            <w:tcW w:type="dxa" w:w="2160"/>
+          </w:tcPr>
+          <w:p>
+            <w:r>
+              <w:rPr>
+                <w:b w:val="0"/>
+              </w:rPr>
+              <w:t>안전교육·인원 확인</w:t>
+            </w:r>
+          </w:p>
+        </w:tc>
+        <w:tc>
+          <w:tcPr>
+            <w:tcW w:type="dxa" w:w="2160"/>
+          </w:tcPr>
+          <w:p>
+            <w:r>
+              <w:rPr>
+                <w:b w:val="0"/>
+              </w:rPr>
+              <w:t>________</w:t>
+            </w:r>
+          </w:p>
+        </w:tc>
+        <w:tc>
+          <w:tcPr>
+            <w:tcW w:type="dxa" w:w="2160"/>
+          </w:tcPr>
+          <w:p>
+            <w:r>
+              <w:rPr>
+                <w:b w:val="0"/>
+              </w:rPr>
+              <w:t>________</w:t>
+            </w:r>
+          </w:p>
+        </w:tc>
+        <w:tc>
+          <w:tcPr>
+            <w:tcW w:type="dxa" w:w="2160"/>
+          </w:tcPr>
+          <w:p>
+            <w:r>
+              <w:rPr>
+                <w:b w:val="0"/>
+              </w:rPr>
+              <w:t>________</w:t>
+            </w:r>
+          </w:p>
+        </w:tc>
+      </w:tr>
+    </w:tbl>
+    <w:p/>
+    <w:p>
+      <w:pPr>
+        <w:pStyle w:val="Heading2"/>
+      </w:pPr>
+      <w:r>
+        <w:rPr>
+          <w:b w:val="0"/>
+        </w:rPr>
+        <w:t>3. 주요 성과 및 평가</w:t>
       </w:r>
     </w:p>
     <w:p>
@@ -1045,7 +4765,356 @@
         <w:rPr>
           <w:b w:val="0"/>
         </w:rPr>
-        <w:t>단위: 원</w:t>
+        <w:t>가. 신앙적 목적에 대한 평가</w:t>
+      </w:r>
+    </w:p>
+    <w:tbl>
+      <w:tblPr>
+        <w:tblStyle w:val="TableGrid"/>
+        <w:tblW w:type="auto" w:w="0"/>
+        <w:tblLook w:firstColumn="1" w:firstRow="1" w:lastColumn="0" w:lastRow="0" w:noHBand="0" w:noVBand="1" w:val="04A0"/>
+      </w:tblPr>
+      <w:tblGrid>
+        <w:gridCol w:w="4320"/>
+        <w:gridCol w:w="4320"/>
+      </w:tblGrid>
+      <w:tr>
+        <w:tc>
+          <w:tcPr>
+            <w:tcW w:type="dxa" w:w="4320"/>
+          </w:tcPr>
+          <w:p>
+            <w:r>
+              <w:rPr>
+                <w:b/>
+              </w:rPr>
+              <w:t>평가 내용</w:t>
+            </w:r>
+          </w:p>
+        </w:tc>
+        <w:tc>
+          <w:tcPr>
+            <w:tcW w:type="dxa" w:w="4320"/>
+          </w:tcPr>
+          <w:p>
+            <w:r>
+              <w:rPr>
+                <w:b/>
+              </w:rPr>
+              <w:t>관찰·소감 근거</w:t>
+            </w:r>
+          </w:p>
+        </w:tc>
+      </w:tr>
+      <w:tr>
+        <w:tc>
+          <w:tcPr>
+            <w:tcW w:type="dxa" w:w="4320"/>
+          </w:tcPr>
+          <w:p>
+            <w:r>
+              <w:rPr>
+                <w:b w:val="0"/>
+              </w:rPr>
+              <w:t>창조세계에 대한 감사와 이웃 배려의 경험</w:t>
+            </w:r>
+          </w:p>
+        </w:tc>
+        <w:tc>
+          <w:tcPr>
+            <w:tcW w:type="dxa" w:w="4320"/>
+          </w:tcPr>
+          <w:p>
+            <w:r>
+              <w:rPr>
+                <w:b w:val="0"/>
+              </w:rPr>
+              <w:t>________</w:t>
+            </w:r>
+          </w:p>
+        </w:tc>
+      </w:tr>
+      <w:tr>
+        <w:tc>
+          <w:tcPr>
+            <w:tcW w:type="dxa" w:w="4320"/>
+          </w:tcPr>
+          <w:p>
+            <w:r>
+              <w:rPr>
+                <w:b w:val="0"/>
+              </w:rPr>
+              <w:t>공동체 참여 및 협력의 모습</w:t>
+            </w:r>
+          </w:p>
+        </w:tc>
+        <w:tc>
+          <w:tcPr>
+            <w:tcW w:type="dxa" w:w="4320"/>
+          </w:tcPr>
+          <w:p>
+            <w:r>
+              <w:rPr>
+                <w:b w:val="0"/>
+              </w:rPr>
+              <w:t>________</w:t>
+            </w:r>
+          </w:p>
+        </w:tc>
+      </w:tr>
+    </w:tbl>
+    <w:p/>
+    <w:p>
+      <w:r>
+        <w:rPr>
+          <w:b w:val="0"/>
+        </w:rPr>
+        <w:t>나. 확인 가능한 결과 및 운영 평가</w:t>
+      </w:r>
+    </w:p>
+    <w:tbl>
+      <w:tblPr>
+        <w:tblStyle w:val="TableGrid"/>
+        <w:tblW w:type="auto" w:w="0"/>
+        <w:tblLook w:firstColumn="1" w:firstRow="1" w:lastColumn="0" w:lastRow="0" w:noHBand="0" w:noVBand="1" w:val="04A0"/>
+      </w:tblPr>
+      <w:tblGrid>
+        <w:gridCol w:w="2880"/>
+        <w:gridCol w:w="2880"/>
+        <w:gridCol w:w="2880"/>
+      </w:tblGrid>
+      <w:tr>
+        <w:tc>
+          <w:tcPr>
+            <w:tcW w:type="dxa" w:w="2880"/>
+          </w:tcPr>
+          <w:p>
+            <w:r>
+              <w:rPr>
+                <w:b/>
+              </w:rPr>
+              <w:t>구분</w:t>
+            </w:r>
+          </w:p>
+        </w:tc>
+        <w:tc>
+          <w:tcPr>
+            <w:tcW w:type="dxa" w:w="2880"/>
+          </w:tcPr>
+          <w:p>
+            <w:r>
+              <w:rPr>
+                <w:b/>
+              </w:rPr>
+              <w:t>결과·구체적 근거</w:t>
+            </w:r>
+          </w:p>
+        </w:tc>
+        <w:tc>
+          <w:tcPr>
+            <w:tcW w:type="dxa" w:w="2880"/>
+          </w:tcPr>
+          <w:p>
+            <w:r>
+              <w:rPr>
+                <w:b/>
+              </w:rPr>
+              <w:t>다음 행사 반영 사항</w:t>
+            </w:r>
+          </w:p>
+        </w:tc>
+      </w:tr>
+      <w:tr>
+        <w:tc>
+          <w:tcPr>
+            <w:tcW w:type="dxa" w:w="2880"/>
+          </w:tcPr>
+          <w:p>
+            <w:r>
+              <w:rPr>
+                <w:b w:val="0"/>
+              </w:rPr>
+              <w:t>참가 및 활동 이행</w:t>
+            </w:r>
+          </w:p>
+        </w:tc>
+        <w:tc>
+          <w:tcPr>
+            <w:tcW w:type="dxa" w:w="2880"/>
+          </w:tcPr>
+          <w:p>
+            <w:r>
+              <w:rPr>
+                <w:b w:val="0"/>
+              </w:rPr>
+              <w:t>학생 ________명 참여 / 활동 ________개 실시</w:t>
+            </w:r>
+          </w:p>
+        </w:tc>
+        <w:tc>
+          <w:tcPr>
+            <w:tcW w:type="dxa" w:w="2880"/>
+          </w:tcPr>
+          <w:p>
+            <w:r>
+              <w:rPr>
+                <w:b w:val="0"/>
+              </w:rPr>
+              <w:t>________</w:t>
+            </w:r>
+          </w:p>
+        </w:tc>
+      </w:tr>
+      <w:tr>
+        <w:tc>
+          <w:tcPr>
+            <w:tcW w:type="dxa" w:w="2880"/>
+          </w:tcPr>
+          <w:p>
+            <w:r>
+              <w:rPr>
+                <w:b w:val="0"/>
+              </w:rPr>
+              <w:t>잘된 점</w:t>
+            </w:r>
+          </w:p>
+        </w:tc>
+        <w:tc>
+          <w:tcPr>
+            <w:tcW w:type="dxa" w:w="2880"/>
+          </w:tcPr>
+          <w:p>
+            <w:r>
+              <w:rPr>
+                <w:b w:val="0"/>
+              </w:rPr>
+              <w:t>________</w:t>
+            </w:r>
+          </w:p>
+        </w:tc>
+        <w:tc>
+          <w:tcPr>
+            <w:tcW w:type="dxa" w:w="2880"/>
+          </w:tcPr>
+          <w:p>
+            <w:r>
+              <w:rPr>
+                <w:b w:val="0"/>
+              </w:rPr>
+              <w:t>________</w:t>
+            </w:r>
+          </w:p>
+        </w:tc>
+      </w:tr>
+      <w:tr>
+        <w:tc>
+          <w:tcPr>
+            <w:tcW w:type="dxa" w:w="2880"/>
+          </w:tcPr>
+          <w:p>
+            <w:r>
+              <w:rPr>
+                <w:b w:val="0"/>
+              </w:rPr>
+              <w:t>아쉬운 점</w:t>
+            </w:r>
+          </w:p>
+        </w:tc>
+        <w:tc>
+          <w:tcPr>
+            <w:tcW w:type="dxa" w:w="2880"/>
+          </w:tcPr>
+          <w:p>
+            <w:r>
+              <w:rPr>
+                <w:b w:val="0"/>
+              </w:rPr>
+              <w:t>________</w:t>
+            </w:r>
+          </w:p>
+        </w:tc>
+        <w:tc>
+          <w:tcPr>
+            <w:tcW w:type="dxa" w:w="2880"/>
+          </w:tcPr>
+          <w:p>
+            <w:r>
+              <w:rPr>
+                <w:b w:val="0"/>
+              </w:rPr>
+              <w:t>________</w:t>
+            </w:r>
+          </w:p>
+        </w:tc>
+      </w:tr>
+      <w:tr>
+        <w:tc>
+          <w:tcPr>
+            <w:tcW w:type="dxa" w:w="2880"/>
+          </w:tcPr>
+          <w:p>
+            <w:r>
+              <w:rPr>
+                <w:b w:val="0"/>
+              </w:rPr>
+              <w:t>학생·인솔자 의견</w:t>
+            </w:r>
+          </w:p>
+        </w:tc>
+        <w:tc>
+          <w:tcPr>
+            <w:tcW w:type="dxa" w:w="2880"/>
+          </w:tcPr>
+          <w:p>
+            <w:r>
+              <w:rPr>
+                <w:b w:val="0"/>
+              </w:rPr>
+              <w:t>개인 식별정보를 제외한 의견: ________</w:t>
+            </w:r>
+          </w:p>
+        </w:tc>
+        <w:tc>
+          <w:tcPr>
+            <w:tcW w:type="dxa" w:w="2880"/>
+          </w:tcPr>
+          <w:p>
+            <w:r>
+              <w:rPr>
+                <w:b w:val="0"/>
+              </w:rPr>
+              <w:t>________</w:t>
+            </w:r>
+          </w:p>
+        </w:tc>
+      </w:tr>
+    </w:tbl>
+    <w:p/>
+    <w:p>
+      <w:pPr>
+        <w:pStyle w:val="Heading2"/>
+      </w:pPr>
+      <w:r>
+        <w:rPr>
+          <w:b w:val="0"/>
+        </w:rPr>
+        <w:t>4. 예산 집행 및 정산</w:t>
+      </w:r>
+    </w:p>
+    <w:p>
+      <w:r>
+        <w:rPr>
+          <w:b w:val="0"/>
+        </w:rPr>
+        <w:t>가. 예산 대비 집행</w:t>
+      </w:r>
+    </w:p>
+    <w:p>
+      <w:r>
+        <w:rPr>
+          <w:b w:val="0"/>
+        </w:rPr>
+        <w:t>(단위: 원)</w:t>
       </w:r>
     </w:p>
     <w:tbl>
@@ -1084,7 +5153,7 @@
               <w:rPr>
                 <w:b/>
               </w:rPr>
-              <w:t>단가</w:t>
+              <w:t>예산</w:t>
             </w:r>
           </w:p>
         </w:tc>
@@ -1097,7 +5166,7 @@
               <w:rPr>
                 <w:b/>
               </w:rPr>
-              <w:t>수량</w:t>
+              <w:t>집행</w:t>
             </w:r>
           </w:p>
         </w:tc>
@@ -1110,7 +5179,7 @@
               <w:rPr>
                 <w:b/>
               </w:rPr>
-              <w:t>금액</w:t>
+              <w:t>잔액</w:t>
             </w:r>
           </w:p>
         </w:tc>
@@ -1123,7 +5192,7 @@
               <w:rPr>
                 <w:b/>
               </w:rPr>
-              <w:t>비고</w:t>
+              <w:t>차액 사유</w:t>
             </w:r>
           </w:p>
         </w:tc>
@@ -1257,7 +5326,7 @@
               <w:rPr>
                 <w:b w:val="0"/>
               </w:rPr>
-              <w:t>할인·무료 대상 확인</w:t>
+              <w:t>________</w:t>
             </w:r>
           </w:p>
         </w:tc>
@@ -1272,7 +5341,7 @@
               <w:rPr>
                 <w:b w:val="0"/>
               </w:rPr>
-              <w:t>식비</w:t>
+              <w:t>식비·간식비</w:t>
             </w:r>
           </w:p>
         </w:tc>
@@ -1339,7 +5408,7 @@
               <w:rPr>
                 <w:b w:val="0"/>
               </w:rPr>
-              <w:t>간식·물</w:t>
+              <w:t>안전·운영 물품비</w:t>
             </w:r>
           </w:p>
         </w:tc>
@@ -1406,7 +5475,7 @@
               <w:rPr>
                 <w:b w:val="0"/>
               </w:rPr>
-              <w:t>활동·안전용품</w:t>
+              <w:t>보험료</w:t>
             </w:r>
           </w:p>
         </w:tc>
@@ -1473,7 +5542,7 @@
               <w:rPr>
                 <w:b w:val="0"/>
               </w:rPr>
-              <w:t>예비비</w:t>
+              <w:t>합계</w:t>
             </w:r>
           </w:p>
         </w:tc>
@@ -1528,76 +5597,621 @@
               <w:t>________</w:t>
             </w:r>
           </w:p>
-        </w:tc>
-      </w:tr>
-      <w:tr>
-        <w:tc>
-          <w:tcPr>
-            <w:tcW w:type="dxa" w:w="1728"/>
-          </w:tcPr>
-          <w:p>
-            <w:r>
-              <w:rPr>
-                <w:b/>
-              </w:rPr>
-              <w:t>합계</w:t>
-            </w:r>
-          </w:p>
-        </w:tc>
-        <w:tc>
-          <w:tcPr>
-            <w:tcW w:type="dxa" w:w="1728"/>
-          </w:tcPr>
-          <w:p/>
-        </w:tc>
-        <w:tc>
-          <w:tcPr>
-            <w:tcW w:type="dxa" w:w="1728"/>
-          </w:tcPr>
-          <w:p/>
-        </w:tc>
-        <w:tc>
-          <w:tcPr>
-            <w:tcW w:type="dxa" w:w="1728"/>
-          </w:tcPr>
-          <w:p>
-            <w:r>
-              <w:rPr>
-                <w:b/>
-              </w:rPr>
-              <w:t>________</w:t>
-            </w:r>
-          </w:p>
-        </w:tc>
-        <w:tc>
-          <w:tcPr>
-            <w:tcW w:type="dxa" w:w="1728"/>
-          </w:tcPr>
-          <w:p/>
         </w:tc>
       </w:tr>
     </w:tbl>
     <w:p/>
     <w:p>
-      <w:pPr>
-        <w:pStyle w:val="ListBullet"/>
-      </w:pPr>
       <w:r>
         <w:rPr>
           <w:b w:val="0"/>
         </w:rPr>
-        <w:t>재원 : 교회 지원 ________원 / 참가비 ________원 / 기타 ________원</w:t>
+        <w:t>총 집행액: 금________원(금________) / 예산 잔액: 금________원(금________)</w:t>
       </w:r>
     </w:p>
     <w:p>
-      <w:pPr>
-        <w:pStyle w:val="Heading2"/>
-      </w:pPr>
       <w:r>
         <w:rPr>
           <w:b w:val="0"/>
         </w:rPr>
-        <w:t>구입 목록</w:t>
+        <w:t>나. 실제 수입 및 자금 잔액</w:t>
+      </w:r>
+    </w:p>
+    <w:p>
+      <w:r>
+        <w:rPr>
+          <w:b w:val="0"/>
+        </w:rPr>
+        <w:t>(단위: 원)</w:t>
+      </w:r>
+    </w:p>
+    <w:tbl>
+      <w:tblPr>
+        <w:tblStyle w:val="TableGrid"/>
+        <w:tblW w:type="auto" w:w="0"/>
+        <w:tblLook w:firstColumn="1" w:firstRow="1" w:lastColumn="0" w:lastRow="0" w:noHBand="0" w:noVBand="1" w:val="04A0"/>
+      </w:tblPr>
+      <w:tblGrid>
+        <w:gridCol w:w="1440"/>
+        <w:gridCol w:w="1440"/>
+        <w:gridCol w:w="1440"/>
+        <w:gridCol w:w="1440"/>
+        <w:gridCol w:w="1440"/>
+        <w:gridCol w:w="1440"/>
+      </w:tblGrid>
+      <w:tr>
+        <w:tc>
+          <w:tcPr>
+            <w:tcW w:type="dxa" w:w="1440"/>
+          </w:tcPr>
+          <w:p>
+            <w:r>
+              <w:rPr>
+                <w:b/>
+              </w:rPr>
+              <w:t>교회 지원 수령액</w:t>
+            </w:r>
+          </w:p>
+        </w:tc>
+        <w:tc>
+          <w:tcPr>
+            <w:tcW w:type="dxa" w:w="1440"/>
+          </w:tcPr>
+          <w:p>
+            <w:r>
+              <w:rPr>
+                <w:b/>
+              </w:rPr>
+              <w:t>참가비 수납액</w:t>
+            </w:r>
+          </w:p>
+        </w:tc>
+        <w:tc>
+          <w:tcPr>
+            <w:tcW w:type="dxa" w:w="1440"/>
+          </w:tcPr>
+          <w:p>
+            <w:r>
+              <w:rPr>
+                <w:b/>
+              </w:rPr>
+              <w:t>기타 수입</w:t>
+            </w:r>
+          </w:p>
+        </w:tc>
+        <w:tc>
+          <w:tcPr>
+            <w:tcW w:type="dxa" w:w="1440"/>
+          </w:tcPr>
+          <w:p>
+            <w:r>
+              <w:rPr>
+                <w:b/>
+              </w:rPr>
+              <w:t>수입 합계</w:t>
+            </w:r>
+          </w:p>
+        </w:tc>
+        <w:tc>
+          <w:tcPr>
+            <w:tcW w:type="dxa" w:w="1440"/>
+          </w:tcPr>
+          <w:p>
+            <w:r>
+              <w:rPr>
+                <w:b/>
+              </w:rPr>
+              <w:t>집행액</w:t>
+            </w:r>
+          </w:p>
+        </w:tc>
+        <w:tc>
+          <w:tcPr>
+            <w:tcW w:type="dxa" w:w="1440"/>
+          </w:tcPr>
+          <w:p>
+            <w:r>
+              <w:rPr>
+                <w:b/>
+              </w:rPr>
+              <w:t>자금 잔액</w:t>
+            </w:r>
+          </w:p>
+        </w:tc>
+      </w:tr>
+      <w:tr>
+        <w:tc>
+          <w:tcPr>
+            <w:tcW w:type="dxa" w:w="1440"/>
+          </w:tcPr>
+          <w:p>
+            <w:r>
+              <w:rPr>
+                <w:b w:val="0"/>
+              </w:rPr>
+              <w:t>________</w:t>
+            </w:r>
+          </w:p>
+        </w:tc>
+        <w:tc>
+          <w:tcPr>
+            <w:tcW w:type="dxa" w:w="1440"/>
+          </w:tcPr>
+          <w:p>
+            <w:r>
+              <w:rPr>
+                <w:b w:val="0"/>
+              </w:rPr>
+              <w:t>________</w:t>
+            </w:r>
+          </w:p>
+        </w:tc>
+        <w:tc>
+          <w:tcPr>
+            <w:tcW w:type="dxa" w:w="1440"/>
+          </w:tcPr>
+          <w:p>
+            <w:r>
+              <w:rPr>
+                <w:b w:val="0"/>
+              </w:rPr>
+              <w:t>________</w:t>
+            </w:r>
+          </w:p>
+        </w:tc>
+        <w:tc>
+          <w:tcPr>
+            <w:tcW w:type="dxa" w:w="1440"/>
+          </w:tcPr>
+          <w:p>
+            <w:r>
+              <w:rPr>
+                <w:b w:val="0"/>
+              </w:rPr>
+              <w:t>________</w:t>
+            </w:r>
+          </w:p>
+        </w:tc>
+        <w:tc>
+          <w:tcPr>
+            <w:tcW w:type="dxa" w:w="1440"/>
+          </w:tcPr>
+          <w:p>
+            <w:r>
+              <w:rPr>
+                <w:b w:val="0"/>
+              </w:rPr>
+              <w:t>________</w:t>
+            </w:r>
+          </w:p>
+        </w:tc>
+        <w:tc>
+          <w:tcPr>
+            <w:tcW w:type="dxa" w:w="1440"/>
+          </w:tcPr>
+          <w:p>
+            <w:r>
+              <w:rPr>
+                <w:b w:val="0"/>
+              </w:rPr>
+              <w:t>________</w:t>
+            </w:r>
+          </w:p>
+        </w:tc>
+      </w:tr>
+    </w:tbl>
+    <w:p/>
+    <w:p>
+      <w:r>
+        <w:rPr>
+          <w:b w:val="0"/>
+        </w:rPr>
+        <w:t>다. 거래별 집행 및 증빙 연결</w:t>
+      </w:r>
+    </w:p>
+    <w:p>
+      <w:r>
+        <w:rPr>
+          <w:b w:val="0"/>
+        </w:rPr>
+        <w:t>(단위: 원)</w:t>
+      </w:r>
+    </w:p>
+    <w:tbl>
+      <w:tblPr>
+        <w:tblStyle w:val="TableGrid"/>
+        <w:tblW w:type="auto" w:w="0"/>
+        <w:tblLook w:firstColumn="1" w:firstRow="1" w:lastColumn="0" w:lastRow="0" w:noHBand="0" w:noVBand="1" w:val="04A0"/>
+      </w:tblPr>
+      <w:tblGrid>
+        <w:gridCol w:w="1234"/>
+        <w:gridCol w:w="1234"/>
+        <w:gridCol w:w="1234"/>
+        <w:gridCol w:w="1234"/>
+        <w:gridCol w:w="1234"/>
+        <w:gridCol w:w="1234"/>
+        <w:gridCol w:w="1234"/>
+      </w:tblGrid>
+      <w:tr>
+        <w:tc>
+          <w:tcPr>
+            <w:tcW w:type="dxa" w:w="1234"/>
+          </w:tcPr>
+          <w:p>
+            <w:r>
+              <w:rPr>
+                <w:b/>
+              </w:rPr>
+              <w:t>거래일</w:t>
+            </w:r>
+          </w:p>
+        </w:tc>
+        <w:tc>
+          <w:tcPr>
+            <w:tcW w:type="dxa" w:w="1234"/>
+          </w:tcPr>
+          <w:p>
+            <w:r>
+              <w:rPr>
+                <w:b/>
+              </w:rPr>
+              <w:t>항목·지급처</w:t>
+            </w:r>
+          </w:p>
+        </w:tc>
+        <w:tc>
+          <w:tcPr>
+            <w:tcW w:type="dxa" w:w="1234"/>
+          </w:tcPr>
+          <w:p>
+            <w:r>
+              <w:rPr>
+                <w:b/>
+              </w:rPr>
+              <w:t>산출근거</w:t>
+            </w:r>
+          </w:p>
+        </w:tc>
+        <w:tc>
+          <w:tcPr>
+            <w:tcW w:type="dxa" w:w="1234"/>
+          </w:tcPr>
+          <w:p>
+            <w:r>
+              <w:rPr>
+                <w:b/>
+              </w:rPr>
+              <w:t>금액</w:t>
+            </w:r>
+          </w:p>
+        </w:tc>
+        <w:tc>
+          <w:tcPr>
+            <w:tcW w:type="dxa" w:w="1234"/>
+          </w:tcPr>
+          <w:p>
+            <w:r>
+              <w:rPr>
+                <w:b/>
+              </w:rPr>
+              <w:t>결제수단</w:t>
+            </w:r>
+          </w:p>
+        </w:tc>
+        <w:tc>
+          <w:tcPr>
+            <w:tcW w:type="dxa" w:w="1234"/>
+          </w:tcPr>
+          <w:p>
+            <w:r>
+              <w:rPr>
+                <w:b/>
+              </w:rPr>
+              <w:t>사전 승인 근거</w:t>
+            </w:r>
+          </w:p>
+        </w:tc>
+        <w:tc>
+          <w:tcPr>
+            <w:tcW w:type="dxa" w:w="1234"/>
+          </w:tcPr>
+          <w:p>
+            <w:r>
+              <w:rPr>
+                <w:b/>
+              </w:rPr>
+              <w:t>증빙번호</w:t>
+            </w:r>
+          </w:p>
+        </w:tc>
+      </w:tr>
+      <w:tr>
+        <w:tc>
+          <w:tcPr>
+            <w:tcW w:type="dxa" w:w="1234"/>
+          </w:tcPr>
+          <w:p>
+            <w:r>
+              <w:rPr>
+                <w:b w:val="0"/>
+              </w:rPr>
+              <w:t>________</w:t>
+            </w:r>
+          </w:p>
+        </w:tc>
+        <w:tc>
+          <w:tcPr>
+            <w:tcW w:type="dxa" w:w="1234"/>
+          </w:tcPr>
+          <w:p>
+            <w:r>
+              <w:rPr>
+                <w:b w:val="0"/>
+              </w:rPr>
+              <w:t>________</w:t>
+            </w:r>
+          </w:p>
+        </w:tc>
+        <w:tc>
+          <w:tcPr>
+            <w:tcW w:type="dxa" w:w="1234"/>
+          </w:tcPr>
+          <w:p>
+            <w:r>
+              <w:rPr>
+                <w:b w:val="0"/>
+              </w:rPr>
+              <w:t>________원 × ________</w:t>
+            </w:r>
+          </w:p>
+        </w:tc>
+        <w:tc>
+          <w:tcPr>
+            <w:tcW w:type="dxa" w:w="1234"/>
+          </w:tcPr>
+          <w:p>
+            <w:r>
+              <w:rPr>
+                <w:b w:val="0"/>
+              </w:rPr>
+              <w:t>________</w:t>
+            </w:r>
+          </w:p>
+        </w:tc>
+        <w:tc>
+          <w:tcPr>
+            <w:tcW w:type="dxa" w:w="1234"/>
+          </w:tcPr>
+          <w:p>
+            <w:r>
+              <w:rPr>
+                <w:b w:val="0"/>
+              </w:rPr>
+              <w:t>________</w:t>
+            </w:r>
+          </w:p>
+        </w:tc>
+        <w:tc>
+          <w:tcPr>
+            <w:tcW w:type="dxa" w:w="1234"/>
+          </w:tcPr>
+          <w:p>
+            <w:r>
+              <w:rPr>
+                <w:b w:val="0"/>
+              </w:rPr>
+              <w:t>________</w:t>
+            </w:r>
+          </w:p>
+        </w:tc>
+        <w:tc>
+          <w:tcPr>
+            <w:tcW w:type="dxa" w:w="1234"/>
+          </w:tcPr>
+          <w:p>
+            <w:r>
+              <w:rPr>
+                <w:b w:val="0"/>
+              </w:rPr>
+              <w:t>________</w:t>
+            </w:r>
+          </w:p>
+        </w:tc>
+      </w:tr>
+      <w:tr>
+        <w:tc>
+          <w:tcPr>
+            <w:tcW w:type="dxa" w:w="1234"/>
+          </w:tcPr>
+          <w:p>
+            <w:r>
+              <w:rPr>
+                <w:b w:val="0"/>
+              </w:rPr>
+              <w:t>________</w:t>
+            </w:r>
+          </w:p>
+        </w:tc>
+        <w:tc>
+          <w:tcPr>
+            <w:tcW w:type="dxa" w:w="1234"/>
+          </w:tcPr>
+          <w:p>
+            <w:r>
+              <w:rPr>
+                <w:b w:val="0"/>
+              </w:rPr>
+              <w:t>________</w:t>
+            </w:r>
+          </w:p>
+        </w:tc>
+        <w:tc>
+          <w:tcPr>
+            <w:tcW w:type="dxa" w:w="1234"/>
+          </w:tcPr>
+          <w:p>
+            <w:r>
+              <w:rPr>
+                <w:b w:val="0"/>
+              </w:rPr>
+              <w:t>________원 × ________</w:t>
+            </w:r>
+          </w:p>
+        </w:tc>
+        <w:tc>
+          <w:tcPr>
+            <w:tcW w:type="dxa" w:w="1234"/>
+          </w:tcPr>
+          <w:p>
+            <w:r>
+              <w:rPr>
+                <w:b w:val="0"/>
+              </w:rPr>
+              <w:t>________</w:t>
+            </w:r>
+          </w:p>
+        </w:tc>
+        <w:tc>
+          <w:tcPr>
+            <w:tcW w:type="dxa" w:w="1234"/>
+          </w:tcPr>
+          <w:p>
+            <w:r>
+              <w:rPr>
+                <w:b w:val="0"/>
+              </w:rPr>
+              <w:t>________</w:t>
+            </w:r>
+          </w:p>
+        </w:tc>
+        <w:tc>
+          <w:tcPr>
+            <w:tcW w:type="dxa" w:w="1234"/>
+          </w:tcPr>
+          <w:p>
+            <w:r>
+              <w:rPr>
+                <w:b w:val="0"/>
+              </w:rPr>
+              <w:t>________</w:t>
+            </w:r>
+          </w:p>
+        </w:tc>
+        <w:tc>
+          <w:tcPr>
+            <w:tcW w:type="dxa" w:w="1234"/>
+          </w:tcPr>
+          <w:p>
+            <w:r>
+              <w:rPr>
+                <w:b w:val="0"/>
+              </w:rPr>
+              <w:t>________</w:t>
+            </w:r>
+          </w:p>
+        </w:tc>
+      </w:tr>
+      <w:tr>
+        <w:tc>
+          <w:tcPr>
+            <w:tcW w:type="dxa" w:w="1234"/>
+          </w:tcPr>
+          <w:p>
+            <w:r>
+              <w:rPr>
+                <w:b w:val="0"/>
+              </w:rPr>
+              <w:t>________</w:t>
+            </w:r>
+          </w:p>
+        </w:tc>
+        <w:tc>
+          <w:tcPr>
+            <w:tcW w:type="dxa" w:w="1234"/>
+          </w:tcPr>
+          <w:p>
+            <w:r>
+              <w:rPr>
+                <w:b w:val="0"/>
+              </w:rPr>
+              <w:t>________</w:t>
+            </w:r>
+          </w:p>
+        </w:tc>
+        <w:tc>
+          <w:tcPr>
+            <w:tcW w:type="dxa" w:w="1234"/>
+          </w:tcPr>
+          <w:p>
+            <w:r>
+              <w:rPr>
+                <w:b w:val="0"/>
+              </w:rPr>
+              <w:t>________원 × ________</w:t>
+            </w:r>
+          </w:p>
+        </w:tc>
+        <w:tc>
+          <w:tcPr>
+            <w:tcW w:type="dxa" w:w="1234"/>
+          </w:tcPr>
+          <w:p>
+            <w:r>
+              <w:rPr>
+                <w:b w:val="0"/>
+              </w:rPr>
+              <w:t>________</w:t>
+            </w:r>
+          </w:p>
+        </w:tc>
+        <w:tc>
+          <w:tcPr>
+            <w:tcW w:type="dxa" w:w="1234"/>
+          </w:tcPr>
+          <w:p>
+            <w:r>
+              <w:rPr>
+                <w:b w:val="0"/>
+              </w:rPr>
+              <w:t>________</w:t>
+            </w:r>
+          </w:p>
+        </w:tc>
+        <w:tc>
+          <w:tcPr>
+            <w:tcW w:type="dxa" w:w="1234"/>
+          </w:tcPr>
+          <w:p>
+            <w:r>
+              <w:rPr>
+                <w:b w:val="0"/>
+              </w:rPr>
+              <w:t>________</w:t>
+            </w:r>
+          </w:p>
+        </w:tc>
+        <w:tc>
+          <w:tcPr>
+            <w:tcW w:type="dxa" w:w="1234"/>
+          </w:tcPr>
+          <w:p>
+            <w:r>
+              <w:rPr>
+                <w:b w:val="0"/>
+              </w:rPr>
+              <w:t>________</w:t>
+            </w:r>
+          </w:p>
+        </w:tc>
+      </w:tr>
+    </w:tbl>
+    <w:p/>
+    <w:p>
+      <w:r>
+        <w:rPr>
+          <w:b w:val="0"/>
+        </w:rPr>
+        <w:t>라. 정산 확인</w:t>
       </w:r>
     </w:p>
     <w:tbl>
@@ -1622,7 +6236,7 @@
               <w:rPr>
                 <w:b/>
               </w:rPr>
-              <w:t>품목</w:t>
+              <w:t>확인 사항</w:t>
             </w:r>
           </w:p>
         </w:tc>
@@ -1635,7 +6249,7 @@
               <w:rPr>
                 <w:b/>
               </w:rPr>
-              <w:t>수량</w:t>
+              <w:t>확인 결과</w:t>
             </w:r>
           </w:p>
         </w:tc>
@@ -1648,7 +6262,7 @@
               <w:rPr>
                 <w:b/>
               </w:rPr>
-              <w:t>구입처</w:t>
+              <w:t>담당·확인자</w:t>
             </w:r>
           </w:p>
         </w:tc>
@@ -1661,7 +6275,7 @@
               <w:rPr>
                 <w:b/>
               </w:rPr>
-              <w:t>담당</w:t>
+              <w:t>확인일·처리 기한</w:t>
             </w:r>
           </w:p>
         </w:tc>
@@ -1676,6 +6290,19 @@
               <w:rPr>
                 <w:b w:val="0"/>
               </w:rPr>
+              <w:t>거래 기록과 영수증·계좌 내역 일치</w:t>
+            </w:r>
+          </w:p>
+        </w:tc>
+        <w:tc>
+          <w:tcPr>
+            <w:tcW w:type="dxa" w:w="2160"/>
+          </w:tcPr>
+          <w:p>
+            <w:r>
+              <w:rPr>
+                <w:b w:val="0"/>
+              </w:rPr>
               <w:t>________</w:t>
             </w:r>
           </w:p>
@@ -1689,20 +6316,7 @@
               <w:rPr>
                 <w:b w:val="0"/>
               </w:rPr>
-              <w:t>________</w:t>
-            </w:r>
-          </w:p>
-        </w:tc>
-        <w:tc>
-          <w:tcPr>
-            <w:tcW w:type="dxa" w:w="2160"/>
-          </w:tcPr>
-          <w:p>
-            <w:r>
-              <w:rPr>
-                <w:b w:val="0"/>
-              </w:rPr>
-              <w:t>________</w:t>
+              <w:t>집행자 ________ / 확인자 ________</w:t>
             </w:r>
           </w:p>
         </w:tc>
@@ -1730,7 +6344,7 @@
               <w:rPr>
                 <w:b w:val="0"/>
               </w:rPr>
-              <w:t>________</w:t>
+              <w:t>개인 계좌·자금 혼용 여부</w:t>
             </w:r>
           </w:p>
         </w:tc>
@@ -1784,211 +6398,46 @@
               <w:rPr>
                 <w:b w:val="0"/>
               </w:rPr>
+              <w:t>현금 공동 계수 및 서명</w:t>
+            </w:r>
+          </w:p>
+        </w:tc>
+        <w:tc>
+          <w:tcPr>
+            <w:tcW w:type="dxa" w:w="2160"/>
+          </w:tcPr>
+          <w:p>
+            <w:r>
+              <w:rPr>
+                <w:b w:val="0"/>
+              </w:rPr>
+              <w:t>현금 금________원(금________) / 해당 없음: ________</w:t>
+            </w:r>
+          </w:p>
+        </w:tc>
+        <w:tc>
+          <w:tcPr>
+            <w:tcW w:type="dxa" w:w="2160"/>
+          </w:tcPr>
+          <w:p>
+            <w:r>
+              <w:rPr>
+                <w:b w:val="0"/>
+              </w:rPr>
+              <w:t>계수자 ________ / 공동 계수자 ________</w:t>
+            </w:r>
+          </w:p>
+        </w:tc>
+        <w:tc>
+          <w:tcPr>
+            <w:tcW w:type="dxa" w:w="2160"/>
+          </w:tcPr>
+          <w:p>
+            <w:r>
+              <w:rPr>
+                <w:b w:val="0"/>
+              </w:rPr>
               <w:t>________</w:t>
-            </w:r>
-          </w:p>
-        </w:tc>
-        <w:tc>
-          <w:tcPr>
-            <w:tcW w:type="dxa" w:w="2160"/>
-          </w:tcPr>
-          <w:p>
-            <w:r>
-              <w:rPr>
-                <w:b w:val="0"/>
-              </w:rPr>
-              <w:t>________</w:t>
-            </w:r>
-          </w:p>
-        </w:tc>
-        <w:tc>
-          <w:tcPr>
-            <w:tcW w:type="dxa" w:w="2160"/>
-          </w:tcPr>
-          <w:p>
-            <w:r>
-              <w:rPr>
-                <w:b w:val="0"/>
-              </w:rPr>
-              <w:t>________</w:t>
-            </w:r>
-          </w:p>
-        </w:tc>
-        <w:tc>
-          <w:tcPr>
-            <w:tcW w:type="dxa" w:w="2160"/>
-          </w:tcPr>
-          <w:p>
-            <w:r>
-              <w:rPr>
-                <w:b w:val="0"/>
-              </w:rPr>
-              <w:t>________</w:t>
-            </w:r>
-          </w:p>
-        </w:tc>
-      </w:tr>
-    </w:tbl>
-    <w:p/>
-    <w:p>
-      <w:pPr>
-        <w:pStyle w:val="Heading1"/>
-        <w:jc w:val="center"/>
-      </w:pPr>
-      <w:r>
-        <w:rPr>
-          <w:b w:val="0"/>
-        </w:rPr>
-        <w:t>________년 (교회명) 교회학교 체험학습 결과 보고서</w:t>
-      </w:r>
-    </w:p>
-    <w:p>
-      <w:pPr>
-        <w:pStyle w:val="Heading2"/>
-      </w:pPr>
-      <w:r>
-        <w:rPr>
-          <w:b w:val="0"/>
-        </w:rPr>
-        <w:t>개요</w:t>
-      </w:r>
-    </w:p>
-    <w:p>
-      <w:pPr>
-        <w:pStyle w:val="ListBullet"/>
-      </w:pPr>
-      <w:r>
-        <w:rPr>
-          <w:b w:val="0"/>
-        </w:rPr>
-        <w:t>주제 : ________</w:t>
-      </w:r>
-    </w:p>
-    <w:p>
-      <w:pPr>
-        <w:pStyle w:val="ListBullet"/>
-      </w:pPr>
-      <w:r>
-        <w:rPr>
-          <w:b w:val="0"/>
-        </w:rPr>
-        <w:t>주제 말씀 : ________</w:t>
-      </w:r>
-    </w:p>
-    <w:p>
-      <w:pPr>
-        <w:pStyle w:val="ListBullet"/>
-      </w:pPr>
-      <w:r>
-        <w:rPr>
-          <w:b w:val="0"/>
-        </w:rPr>
-        <w:t>목적 : ________</w:t>
-      </w:r>
-    </w:p>
-    <w:p>
-      <w:pPr>
-        <w:pStyle w:val="ListBullet"/>
-      </w:pPr>
-      <w:r>
-        <w:rPr>
-          <w:b w:val="0"/>
-        </w:rPr>
-        <w:t>장소 : ________</w:t>
-      </w:r>
-    </w:p>
-    <w:p>
-      <w:pPr>
-        <w:pStyle w:val="ListBullet"/>
-      </w:pPr>
-      <w:r>
-        <w:rPr>
-          <w:b w:val="0"/>
-        </w:rPr>
-        <w:t>일시 : ________년 ________월 ________일 ________시 ~ ________시</w:t>
-      </w:r>
-    </w:p>
-    <w:p>
-      <w:pPr>
-        <w:pStyle w:val="ListBullet"/>
-      </w:pPr>
-      <w:r>
-        <w:rPr>
-          <w:b w:val="0"/>
-        </w:rPr>
-        <w:t>담당 : ________</w:t>
-      </w:r>
-    </w:p>
-    <w:p>
-      <w:pPr>
-        <w:pStyle w:val="ListBullet"/>
-      </w:pPr>
-      <w:r>
-        <w:rPr>
-          <w:b w:val="0"/>
-        </w:rPr>
-        <w:t>대상 : (실제 참가 ________명: 학생 ________, 교사 ________)</w:t>
-      </w:r>
-    </w:p>
-    <w:p>
-      <w:pPr>
-        <w:pStyle w:val="Heading2"/>
-      </w:pPr>
-      <w:r>
-        <w:rPr>
-          <w:b w:val="0"/>
-        </w:rPr>
-        <w:t>진행 내용</w:t>
-      </w:r>
-    </w:p>
-    <w:tbl>
-      <w:tblPr>
-        <w:tblStyle w:val="TableGrid"/>
-        <w:tblW w:type="auto" w:w="0"/>
-        <w:tblLook w:firstColumn="1" w:firstRow="1" w:lastColumn="0" w:lastRow="0" w:noHBand="0" w:noVBand="1" w:val="04A0"/>
-      </w:tblPr>
-      <w:tblGrid>
-        <w:gridCol w:w="2880"/>
-        <w:gridCol w:w="2880"/>
-        <w:gridCol w:w="2880"/>
-      </w:tblGrid>
-      <w:tr>
-        <w:tc>
-          <w:tcPr>
-            <w:tcW w:type="dxa" w:w="2880"/>
-          </w:tcPr>
-          <w:p>
-            <w:r>
-              <w:rPr>
-                <w:b/>
-              </w:rPr>
-              <w:t>시간</w:t>
-            </w:r>
-          </w:p>
-        </w:tc>
-        <w:tc>
-          <w:tcPr>
-            <w:tcW w:type="dxa" w:w="2880"/>
-          </w:tcPr>
-          <w:p>
-            <w:r>
-              <w:rPr>
-                <w:b/>
-              </w:rPr>
-              <w:t>내용</w:t>
-            </w:r>
-          </w:p>
-        </w:tc>
-        <w:tc>
-          <w:tcPr>
-            <w:tcW w:type="dxa" w:w="2880"/>
-          </w:tcPr>
-          <w:p>
-            <w:r>
-              <w:rPr>
-                <w:b/>
-              </w:rPr>
-              <w:t>담당</w:t>
             </w:r>
           </w:p>
         </w:tc>
@@ -1996,7 +6445,33 @@
       <w:tr>
         <w:tc>
           <w:tcPr>
-            <w:tcW w:type="dxa" w:w="2880"/>
+            <w:tcW w:type="dxa" w:w="2160"/>
+          </w:tcPr>
+          <w:p>
+            <w:r>
+              <w:rPr>
+                <w:b w:val="0"/>
+              </w:rPr>
+              <w:t>잔액 반납·참가비 환급 처리</w:t>
+            </w:r>
+          </w:p>
+        </w:tc>
+        <w:tc>
+          <w:tcPr>
+            <w:tcW w:type="dxa" w:w="2160"/>
+          </w:tcPr>
+          <w:p>
+            <w:r>
+              <w:rPr>
+                <w:b w:val="0"/>
+              </w:rPr>
+              <w:t>금________원(금________) / 처리 방법: ________</w:t>
+            </w:r>
+          </w:p>
+        </w:tc>
+        <w:tc>
+          <w:tcPr>
+            <w:tcW w:type="dxa" w:w="2160"/>
           </w:tcPr>
           <w:p>
             <w:r>
@@ -2009,20 +6484,7 @@
         </w:tc>
         <w:tc>
           <w:tcPr>
-            <w:tcW w:type="dxa" w:w="2880"/>
-          </w:tcPr>
-          <w:p>
-            <w:r>
-              <w:rPr>
-                <w:b w:val="0"/>
-              </w:rPr>
-              <w:t>집합, 출석 확인, 안전교육</w:t>
-            </w:r>
-          </w:p>
-        </w:tc>
-        <w:tc>
-          <w:tcPr>
-            <w:tcW w:type="dxa" w:w="2880"/>
+            <w:tcW w:type="dxa" w:w="2160"/>
           </w:tcPr>
           <w:p>
             <w:r>
@@ -2037,7 +6499,20 @@
       <w:tr>
         <w:tc>
           <w:tcPr>
-            <w:tcW w:type="dxa" w:w="2880"/>
+            <w:tcW w:type="dxa" w:w="2160"/>
+          </w:tcPr>
+          <w:p>
+            <w:r>
+              <w:rPr>
+                <w:b w:val="0"/>
+              </w:rPr>
+              <w:t>행사별 정산 및 월별 재정보고 반영</w:t>
+            </w:r>
+          </w:p>
+        </w:tc>
+        <w:tc>
+          <w:tcPr>
+            <w:tcW w:type="dxa" w:w="2160"/>
           </w:tcPr>
           <w:p>
             <w:r>
@@ -2050,20 +6525,7 @@
         </w:tc>
         <w:tc>
           <w:tcPr>
-            <w:tcW w:type="dxa" w:w="2880"/>
-          </w:tcPr>
-          <w:p>
-            <w:r>
-              <w:rPr>
-                <w:b w:val="0"/>
-              </w:rPr>
-              <w:t>이동 및 현장 도착</w:t>
-            </w:r>
-          </w:p>
-        </w:tc>
-        <w:tc>
-          <w:tcPr>
-            <w:tcW w:type="dxa" w:w="2880"/>
+            <w:tcW w:type="dxa" w:w="2160"/>
           </w:tcPr>
           <w:p>
             <w:r>
@@ -2074,119 +6536,9 @@
             </w:r>
           </w:p>
         </w:tc>
-      </w:tr>
-      <w:tr>
-        <w:tc>
-          <w:tcPr>
-            <w:tcW w:type="dxa" w:w="2880"/>
-          </w:tcPr>
-          <w:p>
-            <w:r>
-              <w:rPr>
-                <w:b w:val="0"/>
-              </w:rPr>
-              <w:t>________</w:t>
-            </w:r>
-          </w:p>
-        </w:tc>
-        <w:tc>
-          <w:tcPr>
-            <w:tcW w:type="dxa" w:w="2880"/>
-          </w:tcPr>
-          <w:p>
-            <w:r>
-              <w:rPr>
-                <w:b w:val="0"/>
-              </w:rPr>
-              <w:t>관람·체험 : ________</w:t>
-            </w:r>
-          </w:p>
-        </w:tc>
-        <w:tc>
-          <w:tcPr>
-            <w:tcW w:type="dxa" w:w="2880"/>
-          </w:tcPr>
-          <w:p>
-            <w:r>
-              <w:rPr>
-                <w:b w:val="0"/>
-              </w:rPr>
-              <w:t>________</w:t>
-            </w:r>
-          </w:p>
-        </w:tc>
-      </w:tr>
-      <w:tr>
-        <w:tc>
-          <w:tcPr>
-            <w:tcW w:type="dxa" w:w="2880"/>
-          </w:tcPr>
-          <w:p>
-            <w:r>
-              <w:rPr>
-                <w:b w:val="0"/>
-              </w:rPr>
-              <w:t>________</w:t>
-            </w:r>
-          </w:p>
-        </w:tc>
-        <w:tc>
-          <w:tcPr>
-            <w:tcW w:type="dxa" w:w="2880"/>
-          </w:tcPr>
-          <w:p>
-            <w:r>
-              <w:rPr>
-                <w:b w:val="0"/>
-              </w:rPr>
-              <w:t>식사 및 모둠 활동 : ________</w:t>
-            </w:r>
-          </w:p>
-        </w:tc>
-        <w:tc>
-          <w:tcPr>
-            <w:tcW w:type="dxa" w:w="2880"/>
-          </w:tcPr>
-          <w:p>
-            <w:r>
-              <w:rPr>
-                <w:b w:val="0"/>
-              </w:rPr>
-              <w:t>________</w:t>
-            </w:r>
-          </w:p>
-        </w:tc>
-      </w:tr>
-      <w:tr>
-        <w:tc>
-          <w:tcPr>
-            <w:tcW w:type="dxa" w:w="2880"/>
-          </w:tcPr>
-          <w:p>
-            <w:r>
-              <w:rPr>
-                <w:b w:val="0"/>
-              </w:rPr>
-              <w:t>________</w:t>
-            </w:r>
-          </w:p>
-        </w:tc>
-        <w:tc>
-          <w:tcPr>
-            <w:tcW w:type="dxa" w:w="2880"/>
-          </w:tcPr>
-          <w:p>
-            <w:r>
-              <w:rPr>
-                <w:b w:val="0"/>
-              </w:rPr>
-              <w:t>나눔, 귀가 및 보호자 인계</w:t>
-            </w:r>
-          </w:p>
-        </w:tc>
-        <w:tc>
-          <w:tcPr>
-            <w:tcW w:type="dxa" w:w="2880"/>
+        <w:tc>
+          <w:tcPr>
+            <w:tcW w:type="dxa" w:w="2160"/>
           </w:tcPr>
           <w:p>
             <w:r>
@@ -2208,7 +6560,7 @@
         <w:rPr>
           <w:b w:val="0"/>
         </w:rPr>
-        <w:t>참석 인원</w:t>
+        <w:t>5. 안전·운영 사항</w:t>
       </w:r>
     </w:p>
     <w:tbl>
@@ -2233,7 +6585,7 @@
               <w:rPr>
                 <w:b/>
               </w:rPr>
-              <w:t>구분</w:t>
+              <w:t>점검 내용</w:t>
             </w:r>
           </w:p>
         </w:tc>
@@ -2246,7 +6598,7 @@
               <w:rPr>
                 <w:b/>
               </w:rPr>
-              <w:t>신청 인원</w:t>
+              <w:t>실시 결과·특이사항</w:t>
             </w:r>
           </w:p>
         </w:tc>
@@ -2259,7 +6611,7 @@
               <w:rPr>
                 <w:b/>
               </w:rPr>
-              <w:t>실제 참가</w:t>
+              <w:t>조치 담당</w:t>
             </w:r>
           </w:p>
         </w:tc>
@@ -2272,7 +6624,7 @@
               <w:rPr>
                 <w:b/>
               </w:rPr>
-              <w:t>불참</w:t>
+              <w:t>조치일·기한</w:t>
             </w:r>
           </w:p>
         </w:tc>
@@ -2287,7 +6639,7 @@
               <w:rPr>
                 <w:b w:val="0"/>
               </w:rPr>
-              <w:t>학생</w:t>
+              <w:t>보호자 동의 및 인솔자 배치</w:t>
             </w:r>
           </w:p>
         </w:tc>
@@ -2341,7 +6693,7 @@
               <w:rPr>
                 <w:b w:val="0"/>
               </w:rPr>
-              <w:t>교사</w:t>
+              <w:t>안전교육·구간별 인원 확인</w:t>
             </w:r>
           </w:p>
         </w:tc>
@@ -2393,9 +6745,9 @@
           <w:p>
             <w:r>
               <w:rPr>
-                <w:b/>
-              </w:rPr>
-              <w:t>합계</w:t>
+                <w:b w:val="0"/>
+              </w:rPr>
+              <w:t>사고·응급상황 및 대응</w:t>
             </w:r>
           </w:p>
         </w:tc>
@@ -2406,7 +6758,20 @@
           <w:p>
             <w:r>
               <w:rPr>
-                <w:b/>
+                <w:b w:val="0"/>
+              </w:rPr>
+              <w:t>유무: ________ / 비식별 조치 요약: ________</w:t>
+            </w:r>
+          </w:p>
+        </w:tc>
+        <w:tc>
+          <w:tcPr>
+            <w:tcW w:type="dxa" w:w="2160"/>
+          </w:tcPr>
+          <w:p>
+            <w:r>
+              <w:rPr>
+                <w:b w:val="0"/>
               </w:rPr>
               <w:t>________</w:t>
             </w:r>
@@ -2419,12 +6784,14 @@
           <w:p>
             <w:r>
               <w:rPr>
-                <w:b/>
+                <w:b w:val="0"/>
               </w:rPr>
               <w:t>________</w:t>
             </w:r>
           </w:p>
         </w:tc>
+      </w:tr>
+      <w:tr>
         <w:tc>
           <w:tcPr>
             <w:tcW w:type="dxa" w:w="2160"/>
@@ -2432,7 +6799,100 @@
           <w:p>
             <w:r>
               <w:rPr>
-                <w:b/>
+                <w:b w:val="0"/>
+              </w:rPr>
+              <w:t>보호자 귀가 인계</w:t>
+            </w:r>
+          </w:p>
+        </w:tc>
+        <w:tc>
+          <w:tcPr>
+            <w:tcW w:type="dxa" w:w="2160"/>
+          </w:tcPr>
+          <w:p>
+            <w:r>
+              <w:rPr>
+                <w:b w:val="0"/>
+              </w:rPr>
+              <w:t>완료 ________명 / 미완료 ________명 / 사유: ________</w:t>
+            </w:r>
+          </w:p>
+        </w:tc>
+        <w:tc>
+          <w:tcPr>
+            <w:tcW w:type="dxa" w:w="2160"/>
+          </w:tcPr>
+          <w:p>
+            <w:r>
+              <w:rPr>
+                <w:b w:val="0"/>
+              </w:rPr>
+              <w:t>________</w:t>
+            </w:r>
+          </w:p>
+        </w:tc>
+        <w:tc>
+          <w:tcPr>
+            <w:tcW w:type="dxa" w:w="2160"/>
+          </w:tcPr>
+          <w:p>
+            <w:r>
+              <w:rPr>
+                <w:b w:val="0"/>
+              </w:rPr>
+              <w:t>________</w:t>
+            </w:r>
+          </w:p>
+        </w:tc>
+      </w:tr>
+      <w:tr>
+        <w:tc>
+          <w:tcPr>
+            <w:tcW w:type="dxa" w:w="2160"/>
+          </w:tcPr>
+          <w:p>
+            <w:r>
+              <w:rPr>
+                <w:b w:val="0"/>
+              </w:rPr>
+              <w:t>개인정보·사진 관리</w:t>
+            </w:r>
+          </w:p>
+        </w:tc>
+        <w:tc>
+          <w:tcPr>
+            <w:tcW w:type="dxa" w:w="2160"/>
+          </w:tcPr>
+          <w:p>
+            <w:r>
+              <w:rPr>
+                <w:b w:val="0"/>
+              </w:rPr>
+              <w:t>접근 권한 및 촬영·활용 동의 범위 확인: ________</w:t>
+            </w:r>
+          </w:p>
+        </w:tc>
+        <w:tc>
+          <w:tcPr>
+            <w:tcW w:type="dxa" w:w="2160"/>
+          </w:tcPr>
+          <w:p>
+            <w:r>
+              <w:rPr>
+                <w:b w:val="0"/>
+              </w:rPr>
+              <w:t>________</w:t>
+            </w:r>
+          </w:p>
+        </w:tc>
+        <w:tc>
+          <w:tcPr>
+            <w:tcW w:type="dxa" w:w="2160"/>
+          </w:tcPr>
+          <w:p>
+            <w:r>
+              <w:rPr>
+                <w:b w:val="0"/>
               </w:rPr>
               <w:t>________</w:t>
             </w:r>
@@ -2442,25 +6902,11 @@
     </w:tbl>
     <w:p/>
     <w:p>
-      <w:pPr>
-        <w:pStyle w:val="ListBullet"/>
-      </w:pPr>
       <w:r>
         <w:rPr>
           <w:b w:val="0"/>
         </w:rPr>
-        <w:t>불참·중도 귀가 등 특이사항 : ________</w:t>
-      </w:r>
-    </w:p>
-    <w:p>
-      <w:pPr>
-        <w:pStyle w:val="ListBullet"/>
-      </w:pPr>
-      <w:r>
-        <w:rPr>
-          <w:b w:val="0"/>
-        </w:rPr>
-        <w:t>안전사고·응급조치 및 보호자 연락 사항 : ________</w:t>
+        <w:t>개인별 연락처·건강정보·사고 상세기록은 별도 내부 문서로 관리합니다.</w:t>
       </w:r>
     </w:p>
     <w:p>
@@ -2471,7 +6917,501 @@
         <w:rPr>
           <w:b w:val="0"/>
         </w:rPr>
-        <w:t>결산</w:t>
+        <w:t>6. 문제점 및 개선사항</w:t>
+      </w:r>
+    </w:p>
+    <w:tbl>
+      <w:tblPr>
+        <w:tblStyle w:val="TableGrid"/>
+        <w:tblW w:type="auto" w:w="0"/>
+        <w:tblLook w:firstColumn="1" w:firstRow="1" w:lastColumn="0" w:lastRow="0" w:noHBand="0" w:noVBand="1" w:val="04A0"/>
+      </w:tblPr>
+      <w:tblGrid>
+        <w:gridCol w:w="1728"/>
+        <w:gridCol w:w="1728"/>
+        <w:gridCol w:w="1728"/>
+        <w:gridCol w:w="1728"/>
+        <w:gridCol w:w="1728"/>
+      </w:tblGrid>
+      <w:tr>
+        <w:tc>
+          <w:tcPr>
+            <w:tcW w:type="dxa" w:w="1728"/>
+          </w:tcPr>
+          <w:p>
+            <w:r>
+              <w:rPr>
+                <w:b/>
+              </w:rPr>
+              <w:t>문제점</w:t>
+            </w:r>
+          </w:p>
+        </w:tc>
+        <w:tc>
+          <w:tcPr>
+            <w:tcW w:type="dxa" w:w="1728"/>
+          </w:tcPr>
+          <w:p>
+            <w:r>
+              <w:rPr>
+                <w:b/>
+              </w:rPr>
+              <w:t>원인</w:t>
+            </w:r>
+          </w:p>
+        </w:tc>
+        <w:tc>
+          <w:tcPr>
+            <w:tcW w:type="dxa" w:w="1728"/>
+          </w:tcPr>
+          <w:p>
+            <w:r>
+              <w:rPr>
+                <w:b/>
+              </w:rPr>
+              <w:t>개선사항</w:t>
+            </w:r>
+          </w:p>
+        </w:tc>
+        <w:tc>
+          <w:tcPr>
+            <w:tcW w:type="dxa" w:w="1728"/>
+          </w:tcPr>
+          <w:p>
+            <w:r>
+              <w:rPr>
+                <w:b/>
+              </w:rPr>
+              <w:t>담당</w:t>
+            </w:r>
+          </w:p>
+        </w:tc>
+        <w:tc>
+          <w:tcPr>
+            <w:tcW w:type="dxa" w:w="1728"/>
+          </w:tcPr>
+          <w:p>
+            <w:r>
+              <w:rPr>
+                <w:b/>
+              </w:rPr>
+              <w:t>기한</w:t>
+            </w:r>
+          </w:p>
+        </w:tc>
+      </w:tr>
+      <w:tr>
+        <w:tc>
+          <w:tcPr>
+            <w:tcW w:type="dxa" w:w="1728"/>
+          </w:tcPr>
+          <w:p>
+            <w:r>
+              <w:rPr>
+                <w:b w:val="0"/>
+              </w:rPr>
+              <w:t>________</w:t>
+            </w:r>
+          </w:p>
+        </w:tc>
+        <w:tc>
+          <w:tcPr>
+            <w:tcW w:type="dxa" w:w="1728"/>
+          </w:tcPr>
+          <w:p>
+            <w:r>
+              <w:rPr>
+                <w:b w:val="0"/>
+              </w:rPr>
+              <w:t>________</w:t>
+            </w:r>
+          </w:p>
+        </w:tc>
+        <w:tc>
+          <w:tcPr>
+            <w:tcW w:type="dxa" w:w="1728"/>
+          </w:tcPr>
+          <w:p>
+            <w:r>
+              <w:rPr>
+                <w:b w:val="0"/>
+              </w:rPr>
+              <w:t>________</w:t>
+            </w:r>
+          </w:p>
+        </w:tc>
+        <w:tc>
+          <w:tcPr>
+            <w:tcW w:type="dxa" w:w="1728"/>
+          </w:tcPr>
+          <w:p>
+            <w:r>
+              <w:rPr>
+                <w:b w:val="0"/>
+              </w:rPr>
+              <w:t>________</w:t>
+            </w:r>
+          </w:p>
+        </w:tc>
+        <w:tc>
+          <w:tcPr>
+            <w:tcW w:type="dxa" w:w="1728"/>
+          </w:tcPr>
+          <w:p>
+            <w:r>
+              <w:rPr>
+                <w:b w:val="0"/>
+              </w:rPr>
+              <w:t>________</w:t>
+            </w:r>
+          </w:p>
+        </w:tc>
+      </w:tr>
+      <w:tr>
+        <w:tc>
+          <w:tcPr>
+            <w:tcW w:type="dxa" w:w="1728"/>
+          </w:tcPr>
+          <w:p>
+            <w:r>
+              <w:rPr>
+                <w:b w:val="0"/>
+              </w:rPr>
+              <w:t>________</w:t>
+            </w:r>
+          </w:p>
+        </w:tc>
+        <w:tc>
+          <w:tcPr>
+            <w:tcW w:type="dxa" w:w="1728"/>
+          </w:tcPr>
+          <w:p>
+            <w:r>
+              <w:rPr>
+                <w:b w:val="0"/>
+              </w:rPr>
+              <w:t>________</w:t>
+            </w:r>
+          </w:p>
+        </w:tc>
+        <w:tc>
+          <w:tcPr>
+            <w:tcW w:type="dxa" w:w="1728"/>
+          </w:tcPr>
+          <w:p>
+            <w:r>
+              <w:rPr>
+                <w:b w:val="0"/>
+              </w:rPr>
+              <w:t>________</w:t>
+            </w:r>
+          </w:p>
+        </w:tc>
+        <w:tc>
+          <w:tcPr>
+            <w:tcW w:type="dxa" w:w="1728"/>
+          </w:tcPr>
+          <w:p>
+            <w:r>
+              <w:rPr>
+                <w:b w:val="0"/>
+              </w:rPr>
+              <w:t>________</w:t>
+            </w:r>
+          </w:p>
+        </w:tc>
+        <w:tc>
+          <w:tcPr>
+            <w:tcW w:type="dxa" w:w="1728"/>
+          </w:tcPr>
+          <w:p>
+            <w:r>
+              <w:rPr>
+                <w:b w:val="0"/>
+              </w:rPr>
+              <w:t>________</w:t>
+            </w:r>
+          </w:p>
+        </w:tc>
+      </w:tr>
+    </w:tbl>
+    <w:p/>
+    <w:p>
+      <w:pPr>
+        <w:pStyle w:val="Heading2"/>
+      </w:pPr>
+      <w:r>
+        <w:rPr>
+          <w:b w:val="0"/>
+        </w:rPr>
+        <w:t>7. 후속조치</w:t>
+      </w:r>
+    </w:p>
+    <w:tbl>
+      <w:tblPr>
+        <w:tblStyle w:val="TableGrid"/>
+        <w:tblW w:type="auto" w:w="0"/>
+        <w:tblLook w:firstColumn="1" w:firstRow="1" w:lastColumn="0" w:lastRow="0" w:noHBand="0" w:noVBand="1" w:val="04A0"/>
+      </w:tblPr>
+      <w:tblGrid>
+        <w:gridCol w:w="2880"/>
+        <w:gridCol w:w="2880"/>
+        <w:gridCol w:w="2880"/>
+      </w:tblGrid>
+      <w:tr>
+        <w:tc>
+          <w:tcPr>
+            <w:tcW w:type="dxa" w:w="2880"/>
+          </w:tcPr>
+          <w:p>
+            <w:r>
+              <w:rPr>
+                <w:b/>
+              </w:rPr>
+              <w:t>내용</w:t>
+            </w:r>
+          </w:p>
+        </w:tc>
+        <w:tc>
+          <w:tcPr>
+            <w:tcW w:type="dxa" w:w="2880"/>
+          </w:tcPr>
+          <w:p>
+            <w:r>
+              <w:rPr>
+                <w:b/>
+              </w:rPr>
+              <w:t>담당</w:t>
+            </w:r>
+          </w:p>
+        </w:tc>
+        <w:tc>
+          <w:tcPr>
+            <w:tcW w:type="dxa" w:w="2880"/>
+          </w:tcPr>
+          <w:p>
+            <w:r>
+              <w:rPr>
+                <w:b/>
+              </w:rPr>
+              <w:t>기한</w:t>
+            </w:r>
+          </w:p>
+        </w:tc>
+      </w:tr>
+      <w:tr>
+        <w:tc>
+          <w:tcPr>
+            <w:tcW w:type="dxa" w:w="2880"/>
+          </w:tcPr>
+          <w:p>
+            <w:r>
+              <w:rPr>
+                <w:b w:val="0"/>
+              </w:rPr>
+              <w:t>정산 승인 및 잔액 반납·환급 완료</w:t>
+            </w:r>
+          </w:p>
+        </w:tc>
+        <w:tc>
+          <w:tcPr>
+            <w:tcW w:type="dxa" w:w="2880"/>
+          </w:tcPr>
+          <w:p>
+            <w:r>
+              <w:rPr>
+                <w:b w:val="0"/>
+              </w:rPr>
+              <w:t>________</w:t>
+            </w:r>
+          </w:p>
+        </w:tc>
+        <w:tc>
+          <w:tcPr>
+            <w:tcW w:type="dxa" w:w="2880"/>
+          </w:tcPr>
+          <w:p>
+            <w:r>
+              <w:rPr>
+                <w:b w:val="0"/>
+              </w:rPr>
+              <w:t>________</w:t>
+            </w:r>
+          </w:p>
+        </w:tc>
+      </w:tr>
+      <w:tr>
+        <w:tc>
+          <w:tcPr>
+            <w:tcW w:type="dxa" w:w="2880"/>
+          </w:tcPr>
+          <w:p>
+            <w:r>
+              <w:rPr>
+                <w:b w:val="0"/>
+              </w:rPr>
+              <w:t>보호자 대상 활동 결과 안내</w:t>
+            </w:r>
+          </w:p>
+        </w:tc>
+        <w:tc>
+          <w:tcPr>
+            <w:tcW w:type="dxa" w:w="2880"/>
+          </w:tcPr>
+          <w:p>
+            <w:r>
+              <w:rPr>
+                <w:b w:val="0"/>
+              </w:rPr>
+              <w:t>________</w:t>
+            </w:r>
+          </w:p>
+        </w:tc>
+        <w:tc>
+          <w:tcPr>
+            <w:tcW w:type="dxa" w:w="2880"/>
+          </w:tcPr>
+          <w:p>
+            <w:r>
+              <w:rPr>
+                <w:b w:val="0"/>
+              </w:rPr>
+              <w:t>________</w:t>
+            </w:r>
+          </w:p>
+        </w:tc>
+      </w:tr>
+      <w:tr>
+        <w:tc>
+          <w:tcPr>
+            <w:tcW w:type="dxa" w:w="2880"/>
+          </w:tcPr>
+          <w:p>
+            <w:r>
+              <w:rPr>
+                <w:b w:val="0"/>
+              </w:rPr>
+              <w:t>개선사항을 다음 행사 계획에 반영</w:t>
+            </w:r>
+          </w:p>
+        </w:tc>
+        <w:tc>
+          <w:tcPr>
+            <w:tcW w:type="dxa" w:w="2880"/>
+          </w:tcPr>
+          <w:p>
+            <w:r>
+              <w:rPr>
+                <w:b w:val="0"/>
+              </w:rPr>
+              <w:t>________</w:t>
+            </w:r>
+          </w:p>
+        </w:tc>
+        <w:tc>
+          <w:tcPr>
+            <w:tcW w:type="dxa" w:w="2880"/>
+          </w:tcPr>
+          <w:p>
+            <w:r>
+              <w:rPr>
+                <w:b w:val="0"/>
+              </w:rPr>
+              <w:t>________</w:t>
+            </w:r>
+          </w:p>
+        </w:tc>
+      </w:tr>
+      <w:tr>
+        <w:tc>
+          <w:tcPr>
+            <w:tcW w:type="dxa" w:w="2880"/>
+          </w:tcPr>
+          <w:p>
+            <w:r>
+              <w:rPr>
+                <w:b w:val="0"/>
+              </w:rPr>
+              <w:t>사진 활용 동의 범위 확인 후 보관·공유</w:t>
+            </w:r>
+          </w:p>
+        </w:tc>
+        <w:tc>
+          <w:tcPr>
+            <w:tcW w:type="dxa" w:w="2880"/>
+          </w:tcPr>
+          <w:p>
+            <w:r>
+              <w:rPr>
+                <w:b w:val="0"/>
+              </w:rPr>
+              <w:t>________</w:t>
+            </w:r>
+          </w:p>
+        </w:tc>
+        <w:tc>
+          <w:tcPr>
+            <w:tcW w:type="dxa" w:w="2880"/>
+          </w:tcPr>
+          <w:p>
+            <w:r>
+              <w:rPr>
+                <w:b w:val="0"/>
+              </w:rPr>
+              <w:t>________</w:t>
+            </w:r>
+          </w:p>
+        </w:tc>
+      </w:tr>
+      <w:tr>
+        <w:tc>
+          <w:tcPr>
+            <w:tcW w:type="dxa" w:w="2880"/>
+          </w:tcPr>
+          <w:p>
+            <w:r>
+              <w:rPr>
+                <w:b w:val="0"/>
+              </w:rPr>
+              <w:t>개인정보 보유기간 종료 시 파기 및 처리 기록</w:t>
+            </w:r>
+          </w:p>
+        </w:tc>
+        <w:tc>
+          <w:tcPr>
+            <w:tcW w:type="dxa" w:w="2880"/>
+          </w:tcPr>
+          <w:p>
+            <w:r>
+              <w:rPr>
+                <w:b w:val="0"/>
+              </w:rPr>
+              <w:t>________</w:t>
+            </w:r>
+          </w:p>
+        </w:tc>
+        <w:tc>
+          <w:tcPr>
+            <w:tcW w:type="dxa" w:w="2880"/>
+          </w:tcPr>
+          <w:p>
+            <w:r>
+              <w:rPr>
+                <w:b w:val="0"/>
+              </w:rPr>
+              <w:t>________</w:t>
+            </w:r>
+          </w:p>
+        </w:tc>
+      </w:tr>
+    </w:tbl>
+    <w:p/>
+    <w:p>
+      <w:r>
+        <w:rPr>
+          <w:b w:val="0"/>
+        </w:rPr>
+        <w:t>붙임 1. 활동 사진대지 1부.</w:t>
       </w:r>
     </w:p>
     <w:p>
@@ -2479,7 +7419,23 @@
         <w:rPr>
           <w:b w:val="0"/>
         </w:rPr>
-        <w:t>단위: 원 / 차이 = 예산 − 실제 지출</w:t>
+        <w:t>붙임 2. 거래 증빙철(거래 기록의 증빙번호순) 1부.</w:t>
+      </w:r>
+    </w:p>
+    <w:p>
+      <w:r>
+        <w:rPr>
+          <w:b w:val="0"/>
+        </w:rPr>
+        <w:t>붙임 3. 참가·귀가 확인 자료(개인정보 포함 별도 내부 보관) 1부.</w:t>
+      </w:r>
+    </w:p>
+    <w:p>
+      <w:r>
+        <w:rPr>
+          <w:b/>
+        </w:rPr>
+        <w:t>붙임 1. 활동 사진대지</w:t>
       </w:r>
     </w:p>
     <w:tbl>
@@ -2504,7 +7460,7 @@
               <w:rPr>
                 <w:b/>
               </w:rPr>
-              <w:t>항목</w:t>
+              <w:t>행사명</w:t>
             </w:r>
           </w:p>
         </w:tc>
@@ -2517,7 +7473,7 @@
               <w:rPr>
                 <w:b/>
               </w:rPr>
-              <w:t>예산</w:t>
+              <w:t>촬영일</w:t>
             </w:r>
           </w:p>
         </w:tc>
@@ -2530,7 +7486,7 @@
               <w:rPr>
                 <w:b/>
               </w:rPr>
-              <w:t>실제</w:t>
+              <w:t>정리 담당</w:t>
             </w:r>
           </w:p>
         </w:tc>
@@ -2543,7 +7499,7 @@
               <w:rPr>
                 <w:b/>
               </w:rPr>
-              <w:t>차이</w:t>
+              <w:t>확인 기한</w:t>
             </w:r>
           </w:p>
         </w:tc>
@@ -2558,7 +7514,7 @@
               <w:rPr>
                 <w:b w:val="0"/>
               </w:rPr>
-              <w:t>교통비</w:t>
+              <w:t>교회학교 체험학습</w:t>
             </w:r>
           </w:p>
         </w:tc>
@@ -2596,330 +7552,6 @@
             <w:r>
               <w:rPr>
                 <w:b w:val="0"/>
-              </w:rPr>
-              <w:t>________</w:t>
-            </w:r>
-          </w:p>
-        </w:tc>
-      </w:tr>
-      <w:tr>
-        <w:tc>
-          <w:tcPr>
-            <w:tcW w:type="dxa" w:w="2160"/>
-          </w:tcPr>
-          <w:p>
-            <w:r>
-              <w:rPr>
-                <w:b w:val="0"/>
-              </w:rPr>
-              <w:t>입장·체험비</w:t>
-            </w:r>
-          </w:p>
-        </w:tc>
-        <w:tc>
-          <w:tcPr>
-            <w:tcW w:type="dxa" w:w="2160"/>
-          </w:tcPr>
-          <w:p>
-            <w:r>
-              <w:rPr>
-                <w:b w:val="0"/>
-              </w:rPr>
-              <w:t>________</w:t>
-            </w:r>
-          </w:p>
-        </w:tc>
-        <w:tc>
-          <w:tcPr>
-            <w:tcW w:type="dxa" w:w="2160"/>
-          </w:tcPr>
-          <w:p>
-            <w:r>
-              <w:rPr>
-                <w:b w:val="0"/>
-              </w:rPr>
-              <w:t>________</w:t>
-            </w:r>
-          </w:p>
-        </w:tc>
-        <w:tc>
-          <w:tcPr>
-            <w:tcW w:type="dxa" w:w="2160"/>
-          </w:tcPr>
-          <w:p>
-            <w:r>
-              <w:rPr>
-                <w:b w:val="0"/>
-              </w:rPr>
-              <w:t>________</w:t>
-            </w:r>
-          </w:p>
-        </w:tc>
-      </w:tr>
-      <w:tr>
-        <w:tc>
-          <w:tcPr>
-            <w:tcW w:type="dxa" w:w="2160"/>
-          </w:tcPr>
-          <w:p>
-            <w:r>
-              <w:rPr>
-                <w:b w:val="0"/>
-              </w:rPr>
-              <w:t>식비</w:t>
-            </w:r>
-          </w:p>
-        </w:tc>
-        <w:tc>
-          <w:tcPr>
-            <w:tcW w:type="dxa" w:w="2160"/>
-          </w:tcPr>
-          <w:p>
-            <w:r>
-              <w:rPr>
-                <w:b w:val="0"/>
-              </w:rPr>
-              <w:t>________</w:t>
-            </w:r>
-          </w:p>
-        </w:tc>
-        <w:tc>
-          <w:tcPr>
-            <w:tcW w:type="dxa" w:w="2160"/>
-          </w:tcPr>
-          <w:p>
-            <w:r>
-              <w:rPr>
-                <w:b w:val="0"/>
-              </w:rPr>
-              <w:t>________</w:t>
-            </w:r>
-          </w:p>
-        </w:tc>
-        <w:tc>
-          <w:tcPr>
-            <w:tcW w:type="dxa" w:w="2160"/>
-          </w:tcPr>
-          <w:p>
-            <w:r>
-              <w:rPr>
-                <w:b w:val="0"/>
-              </w:rPr>
-              <w:t>________</w:t>
-            </w:r>
-          </w:p>
-        </w:tc>
-      </w:tr>
-      <w:tr>
-        <w:tc>
-          <w:tcPr>
-            <w:tcW w:type="dxa" w:w="2160"/>
-          </w:tcPr>
-          <w:p>
-            <w:r>
-              <w:rPr>
-                <w:b w:val="0"/>
-              </w:rPr>
-              <w:t>간식·물</w:t>
-            </w:r>
-          </w:p>
-        </w:tc>
-        <w:tc>
-          <w:tcPr>
-            <w:tcW w:type="dxa" w:w="2160"/>
-          </w:tcPr>
-          <w:p>
-            <w:r>
-              <w:rPr>
-                <w:b w:val="0"/>
-              </w:rPr>
-              <w:t>________</w:t>
-            </w:r>
-          </w:p>
-        </w:tc>
-        <w:tc>
-          <w:tcPr>
-            <w:tcW w:type="dxa" w:w="2160"/>
-          </w:tcPr>
-          <w:p>
-            <w:r>
-              <w:rPr>
-                <w:b w:val="0"/>
-              </w:rPr>
-              <w:t>________</w:t>
-            </w:r>
-          </w:p>
-        </w:tc>
-        <w:tc>
-          <w:tcPr>
-            <w:tcW w:type="dxa" w:w="2160"/>
-          </w:tcPr>
-          <w:p>
-            <w:r>
-              <w:rPr>
-                <w:b w:val="0"/>
-              </w:rPr>
-              <w:t>________</w:t>
-            </w:r>
-          </w:p>
-        </w:tc>
-      </w:tr>
-      <w:tr>
-        <w:tc>
-          <w:tcPr>
-            <w:tcW w:type="dxa" w:w="2160"/>
-          </w:tcPr>
-          <w:p>
-            <w:r>
-              <w:rPr>
-                <w:b w:val="0"/>
-              </w:rPr>
-              <w:t>활동·안전용품</w:t>
-            </w:r>
-          </w:p>
-        </w:tc>
-        <w:tc>
-          <w:tcPr>
-            <w:tcW w:type="dxa" w:w="2160"/>
-          </w:tcPr>
-          <w:p>
-            <w:r>
-              <w:rPr>
-                <w:b w:val="0"/>
-              </w:rPr>
-              <w:t>________</w:t>
-            </w:r>
-          </w:p>
-        </w:tc>
-        <w:tc>
-          <w:tcPr>
-            <w:tcW w:type="dxa" w:w="2160"/>
-          </w:tcPr>
-          <w:p>
-            <w:r>
-              <w:rPr>
-                <w:b w:val="0"/>
-              </w:rPr>
-              <w:t>________</w:t>
-            </w:r>
-          </w:p>
-        </w:tc>
-        <w:tc>
-          <w:tcPr>
-            <w:tcW w:type="dxa" w:w="2160"/>
-          </w:tcPr>
-          <w:p>
-            <w:r>
-              <w:rPr>
-                <w:b w:val="0"/>
-              </w:rPr>
-              <w:t>________</w:t>
-            </w:r>
-          </w:p>
-        </w:tc>
-      </w:tr>
-      <w:tr>
-        <w:tc>
-          <w:tcPr>
-            <w:tcW w:type="dxa" w:w="2160"/>
-          </w:tcPr>
-          <w:p>
-            <w:r>
-              <w:rPr>
-                <w:b w:val="0"/>
-              </w:rPr>
-              <w:t>예비비 사용분</w:t>
-            </w:r>
-          </w:p>
-        </w:tc>
-        <w:tc>
-          <w:tcPr>
-            <w:tcW w:type="dxa" w:w="2160"/>
-          </w:tcPr>
-          <w:p>
-            <w:r>
-              <w:rPr>
-                <w:b w:val="0"/>
-              </w:rPr>
-              <w:t>________</w:t>
-            </w:r>
-          </w:p>
-        </w:tc>
-        <w:tc>
-          <w:tcPr>
-            <w:tcW w:type="dxa" w:w="2160"/>
-          </w:tcPr>
-          <w:p>
-            <w:r>
-              <w:rPr>
-                <w:b w:val="0"/>
-              </w:rPr>
-              <w:t>________</w:t>
-            </w:r>
-          </w:p>
-        </w:tc>
-        <w:tc>
-          <w:tcPr>
-            <w:tcW w:type="dxa" w:w="2160"/>
-          </w:tcPr>
-          <w:p>
-            <w:r>
-              <w:rPr>
-                <w:b w:val="0"/>
-              </w:rPr>
-              <w:t>________</w:t>
-            </w:r>
-          </w:p>
-        </w:tc>
-      </w:tr>
-      <w:tr>
-        <w:tc>
-          <w:tcPr>
-            <w:tcW w:type="dxa" w:w="2160"/>
-          </w:tcPr>
-          <w:p>
-            <w:r>
-              <w:rPr>
-                <w:b/>
-              </w:rPr>
-              <w:t>합계</w:t>
-            </w:r>
-          </w:p>
-        </w:tc>
-        <w:tc>
-          <w:tcPr>
-            <w:tcW w:type="dxa" w:w="2160"/>
-          </w:tcPr>
-          <w:p>
-            <w:r>
-              <w:rPr>
-                <w:b/>
-              </w:rPr>
-              <w:t>________</w:t>
-            </w:r>
-          </w:p>
-        </w:tc>
-        <w:tc>
-          <w:tcPr>
-            <w:tcW w:type="dxa" w:w="2160"/>
-          </w:tcPr>
-          <w:p>
-            <w:r>
-              <w:rPr>
-                <w:b/>
-              </w:rPr>
-              <w:t>________</w:t>
-            </w:r>
-          </w:p>
-        </w:tc>
-        <w:tc>
-          <w:tcPr>
-            <w:tcW w:type="dxa" w:w="2160"/>
-          </w:tcPr>
-          <w:p>
-            <w:r>
-              <w:rPr>
-                <w:b/>
               </w:rPr>
               <w:t>________</w:t>
             </w:r>
@@ -2928,61 +7560,6 @@
       </w:tr>
     </w:tbl>
     <w:p/>
-    <w:p>
-      <w:pPr>
-        <w:pStyle w:val="ListBullet"/>
-      </w:pPr>
-      <w:r>
-        <w:rPr>
-          <w:b w:val="0"/>
-        </w:rPr>
-        <w:t>총수입 : 교회 지원 ________원 + 참가비 ________원 + 기타 ________원 = ________원</w:t>
-      </w:r>
-    </w:p>
-    <w:p>
-      <w:pPr>
-        <w:pStyle w:val="ListBullet"/>
-      </w:pPr>
-      <w:r>
-        <w:rPr>
-          <w:b w:val="0"/>
-        </w:rPr>
-        <w:t>잔액 : 총수입 ________원 − 실제 지출 ________원 = ________원</w:t>
-      </w:r>
-    </w:p>
-    <w:p>
-      <w:pPr>
-        <w:pStyle w:val="ListBullet"/>
-      </w:pPr>
-      <w:r>
-        <w:rPr>
-          <w:b w:val="0"/>
-        </w:rPr>
-        <w:t>잔액 처리·초과 지출 충당 내역 : ________</w:t>
-      </w:r>
-    </w:p>
-    <w:p>
-      <w:pPr>
-        <w:pStyle w:val="ListBullet"/>
-      </w:pPr>
-      <w:r>
-        <w:rPr>
-          <w:b w:val="0"/>
-        </w:rPr>
-        <w:t>영수증 : ________건 첨부 / 미첨부 사유 : ________</w:t>
-      </w:r>
-    </w:p>
-    <w:p>
-      <w:pPr>
-        <w:pStyle w:val="Heading2"/>
-      </w:pPr>
-      <w:r>
-        <w:rPr>
-          <w:b w:val="0"/>
-        </w:rPr>
-        <w:t>평가</w:t>
-      </w:r>
-    </w:p>
     <w:tbl>
       <w:tblPr>
         <w:tblStyle w:val="TableGrid"/>
@@ -3003,7 +7580,7 @@
               <w:rPr>
                 <w:b/>
               </w:rPr>
-              <w:t>구분</w:t>
+              <w:t>사진 1</w:t>
             </w:r>
           </w:p>
         </w:tc>
@@ -3016,7 +7593,7 @@
               <w:rPr>
                 <w:b/>
               </w:rPr>
-              <w:t>내용</w:t>
+              <w:t>사진 2</w:t>
             </w:r>
           </w:p>
         </w:tc>
@@ -3031,7 +7608,7 @@
               <w:rPr>
                 <w:b w:val="0"/>
               </w:rPr>
-              <w:t>잘된 점</w:t>
+              <w:t>사진 부착: ________</w:t>
             </w:r>
           </w:p>
         </w:tc>
@@ -3044,7 +7621,7 @@
               <w:rPr>
                 <w:b w:val="0"/>
               </w:rPr>
-              <w:t>________</w:t>
+              <w:t>사진 부착: ________</w:t>
             </w:r>
           </w:p>
         </w:tc>
@@ -3059,7 +7636,7 @@
               <w:rPr>
                 <w:b w:val="0"/>
               </w:rPr>
-              <w:t>아쉬운 점</w:t>
+              <w:t>활동명·장소: ________</w:t>
             </w:r>
           </w:p>
         </w:tc>
@@ -3072,7 +7649,7 @@
               <w:rPr>
                 <w:b w:val="0"/>
               </w:rPr>
-              <w:t>________</w:t>
+              <w:t>활동명·장소: ________</w:t>
             </w:r>
           </w:p>
         </w:tc>
@@ -3087,7 +7664,7 @@
               <w:rPr>
                 <w:b w:val="0"/>
               </w:rPr>
-              <w:t>다음에</w:t>
+              <w:t>활동 내용: ________</w:t>
             </w:r>
           </w:p>
         </w:tc>
@@ -3100,24 +7677,13 @@
               <w:rPr>
                 <w:b w:val="0"/>
               </w:rPr>
-              <w:t>________</w:t>
+              <w:t>활동 내용: ________</w:t>
             </w:r>
           </w:p>
         </w:tc>
       </w:tr>
     </w:tbl>
     <w:p/>
-    <w:p>
-      <w:pPr>
-        <w:pStyle w:val="Heading2"/>
-      </w:pPr>
-      <w:r>
-        <w:rPr>
-          <w:b w:val="0"/>
-        </w:rPr>
-        <w:t>첨부</w:t>
-      </w:r>
-    </w:p>
     <w:tbl>
       <w:tblPr>
         <w:tblStyle w:val="TableGrid"/>
@@ -3125,47 +7691,33 @@
         <w:tblLook w:firstColumn="1" w:firstRow="1" w:lastColumn="0" w:lastRow="0" w:noHBand="0" w:noVBand="1" w:val="04A0"/>
       </w:tblPr>
       <w:tblGrid>
-        <w:gridCol w:w="2880"/>
-        <w:gridCol w:w="2880"/>
-        <w:gridCol w:w="2880"/>
+        <w:gridCol w:w="4320"/>
+        <w:gridCol w:w="4320"/>
       </w:tblGrid>
       <w:tr>
         <w:tc>
           <w:tcPr>
-            <w:tcW w:type="dxa" w:w="2880"/>
+            <w:tcW w:type="dxa" w:w="4320"/>
           </w:tcPr>
           <w:p>
             <w:r>
               <w:rPr>
                 <w:b/>
               </w:rPr>
-              <w:t>구분</w:t>
-            </w:r>
-          </w:p>
-        </w:tc>
-        <w:tc>
-          <w:tcPr>
-            <w:tcW w:type="dxa" w:w="2880"/>
+              <w:t>사진 3</w:t>
+            </w:r>
+          </w:p>
+        </w:tc>
+        <w:tc>
+          <w:tcPr>
+            <w:tcW w:type="dxa" w:w="4320"/>
           </w:tcPr>
           <w:p>
             <w:r>
               <w:rPr>
                 <w:b/>
               </w:rPr>
-              <w:t>첨부 칸</w:t>
-            </w:r>
-          </w:p>
-        </w:tc>
-        <w:tc>
-          <w:tcPr>
-            <w:tcW w:type="dxa" w:w="2880"/>
-          </w:tcPr>
-          <w:p>
-            <w:r>
-              <w:rPr>
-                <w:b/>
-              </w:rPr>
-              <w:t>설명</w:t>
+              <w:t>사진 4</w:t>
             </w:r>
           </w:p>
         </w:tc>
@@ -3173,40 +7725,27 @@
       <w:tr>
         <w:tc>
           <w:tcPr>
-            <w:tcW w:type="dxa" w:w="2880"/>
-          </w:tcPr>
-          <w:p>
-            <w:r>
-              <w:rPr>
-                <w:b w:val="0"/>
-              </w:rPr>
-              <w:t>활동 사진 1</w:t>
-            </w:r>
-          </w:p>
-        </w:tc>
-        <w:tc>
-          <w:tcPr>
-            <w:tcW w:type="dxa" w:w="2880"/>
-          </w:tcPr>
-          <w:p>
-            <w:r>
-              <w:rPr>
-                <w:b w:val="0"/>
-              </w:rPr>
-              <w:t>________</w:t>
-            </w:r>
-          </w:p>
-        </w:tc>
-        <w:tc>
-          <w:tcPr>
-            <w:tcW w:type="dxa" w:w="2880"/>
-          </w:tcPr>
-          <w:p>
-            <w:r>
-              <w:rPr>
-                <w:b w:val="0"/>
-              </w:rPr>
-              <w:t>일시·활동 : ________</w:t>
+            <w:tcW w:type="dxa" w:w="4320"/>
+          </w:tcPr>
+          <w:p>
+            <w:r>
+              <w:rPr>
+                <w:b w:val="0"/>
+              </w:rPr>
+              <w:t>사진 부착: ________</w:t>
+            </w:r>
+          </w:p>
+        </w:tc>
+        <w:tc>
+          <w:tcPr>
+            <w:tcW w:type="dxa" w:w="4320"/>
+          </w:tcPr>
+          <w:p>
+            <w:r>
+              <w:rPr>
+                <w:b w:val="0"/>
+              </w:rPr>
+              <w:t>사진 부착: ________</w:t>
             </w:r>
           </w:p>
         </w:tc>
@@ -3214,40 +7753,27 @@
       <w:tr>
         <w:tc>
           <w:tcPr>
-            <w:tcW w:type="dxa" w:w="2880"/>
-          </w:tcPr>
-          <w:p>
-            <w:r>
-              <w:rPr>
-                <w:b w:val="0"/>
-              </w:rPr>
-              <w:t>활동 사진 2</w:t>
-            </w:r>
-          </w:p>
-        </w:tc>
-        <w:tc>
-          <w:tcPr>
-            <w:tcW w:type="dxa" w:w="2880"/>
-          </w:tcPr>
-          <w:p>
-            <w:r>
-              <w:rPr>
-                <w:b w:val="0"/>
-              </w:rPr>
-              <w:t>________</w:t>
-            </w:r>
-          </w:p>
-        </w:tc>
-        <w:tc>
-          <w:tcPr>
-            <w:tcW w:type="dxa" w:w="2880"/>
-          </w:tcPr>
-          <w:p>
-            <w:r>
-              <w:rPr>
-                <w:b w:val="0"/>
-              </w:rPr>
-              <w:t>일시·활동 : ________</w:t>
+            <w:tcW w:type="dxa" w:w="4320"/>
+          </w:tcPr>
+          <w:p>
+            <w:r>
+              <w:rPr>
+                <w:b w:val="0"/>
+              </w:rPr>
+              <w:t>활동명·장소: ________</w:t>
+            </w:r>
+          </w:p>
+        </w:tc>
+        <w:tc>
+          <w:tcPr>
+            <w:tcW w:type="dxa" w:w="4320"/>
+          </w:tcPr>
+          <w:p>
+            <w:r>
+              <w:rPr>
+                <w:b w:val="0"/>
+              </w:rPr>
+              <w:t>활동명·장소: ________</w:t>
             </w:r>
           </w:p>
         </w:tc>
@@ -3255,40 +7781,27 @@
       <w:tr>
         <w:tc>
           <w:tcPr>
-            <w:tcW w:type="dxa" w:w="2880"/>
-          </w:tcPr>
-          <w:p>
-            <w:r>
-              <w:rPr>
-                <w:b w:val="0"/>
-              </w:rPr>
-              <w:t>지출 증빙</w:t>
-            </w:r>
-          </w:p>
-        </w:tc>
-        <w:tc>
-          <w:tcPr>
-            <w:tcW w:type="dxa" w:w="2880"/>
-          </w:tcPr>
-          <w:p>
-            <w:r>
-              <w:rPr>
-                <w:b w:val="0"/>
-              </w:rPr>
-              <w:t>________</w:t>
-            </w:r>
-          </w:p>
-        </w:tc>
-        <w:tc>
-          <w:tcPr>
-            <w:tcW w:type="dxa" w:w="2880"/>
-          </w:tcPr>
-          <w:p>
-            <w:r>
-              <w:rPr>
-                <w:b w:val="0"/>
-              </w:rPr>
-              <w:t>영수증 등 ________건</w:t>
+            <w:tcW w:type="dxa" w:w="4320"/>
+          </w:tcPr>
+          <w:p>
+            <w:r>
+              <w:rPr>
+                <w:b w:val="0"/>
+              </w:rPr>
+              <w:t>활동 내용: ________</w:t>
+            </w:r>
+          </w:p>
+        </w:tc>
+        <w:tc>
+          <w:tcPr>
+            <w:tcW w:type="dxa" w:w="4320"/>
+          </w:tcPr>
+          <w:p>
+            <w:r>
+              <w:rPr>
+                <w:b w:val="0"/>
+              </w:rPr>
+              <w:t>활동 내용: ________</w:t>
             </w:r>
           </w:p>
         </w:tc>
@@ -3296,14 +7809,35 @@
     </w:tbl>
     <w:p/>
     <w:p>
-      <w:pPr>
-        <w:pStyle w:val="ListBullet"/>
-      </w:pPr>
       <w:r>
         <w:rPr>
           <w:b w:val="0"/>
         </w:rPr>
-        <w:t>사진 촬영·게시 동의 범위 확인 : ________</w:t>
+        <w:t>사진 촬영·활용 동의 확인: ________ / 확인자: ________ / 확인일: ________</w:t>
+      </w:r>
+    </w:p>
+    <w:p>
+      <w:r>
+        <w:rPr>
+          <w:b/>
+        </w:rPr>
+        <w:t>별도 참가 신청·보호자 동의서 기재 문구</w:t>
+      </w:r>
+    </w:p>
+    <w:p>
+      <w:r>
+        <w:rPr>
+          <w:b w:val="0"/>
+        </w:rPr>
+        <w:t>개인정보 수집·이용 동의: 참가 확인·안전관리·귀가 인계를 위해 학생 이름·부서·보호자 연락처를 ________까지 보유·이용하는 데 동의합니다(동의 여부: ________ / 보호자 서명: ________ / 거부 시 개별 안전연락·인계 확인이 제한될 수 있습니다).</w:t>
+      </w:r>
+    </w:p>
+    <w:p>
+      <w:r>
+        <w:rPr>
+          <w:b w:val="0"/>
+        </w:rPr>
+        <w:t>건강정보 별도 동의: 안전한 활동 지원에 필요한 건강정보를 선택적으로 수집하여 ________까지 보유·이용하는 데 동의합니다(동의 여부: ________ / 보호자 서명: ________ / 미동의 시 개별 지원에 제한이 있을 수 있습니다).</w:t>
       </w:r>
     </w:p>
     <w:sectPr>
